--- a/GDD/KERNEL_PANIC GDD.docx
+++ b/GDD/KERNEL_PANIC GDD.docx
@@ -2225,7 +2225,7 @@
         <w:rPr>
           <w:color w:val="000000" w:themeColor="text1"/>
         </w:rPr>
-        <w:t>. Справа дверь [LOCKED] с курсором.</w:t>
+        <w:t>. Справа дверь [LOCKED].</w:t>
       </w:r>
     </w:p>
     <w:p>
@@ -2374,6 +2374,298 @@
         <w:rPr>
           <w:color w:val="000000" w:themeColor="text1"/>
         </w:rPr>
+        <w:t>/</w:t>
+      </w:r>
+      <w:proofErr w:type="spellStart"/>
+      <w:r>
+        <w:rPr>
+          <w:color w:val="000000" w:themeColor="text1"/>
+        </w:rPr>
+        <w:t>xshaw</w:t>
+      </w:r>
+      <w:proofErr w:type="spellEnd"/>
+    </w:p>
+    <w:p>
+      <w:pPr>
+        <w:rPr>
+          <w:color w:val="000000" w:themeColor="text1"/>
+        </w:rPr>
+      </w:pPr>
+      <w:r>
+        <w:rPr>
+          <w:color w:val="000000" w:themeColor="text1"/>
+        </w:rPr>
+        <w:t xml:space="preserve">Площадка. В центре пульт из # с пятью кнопками @, подпись </w:t>
+      </w:r>
+      <w:proofErr w:type="spellStart"/>
+      <w:r>
+        <w:rPr>
+          <w:color w:val="000000" w:themeColor="text1"/>
+        </w:rPr>
+        <w:t>sequence</w:t>
+      </w:r>
+      <w:proofErr w:type="spellEnd"/>
+      <w:r>
+        <w:rPr>
+          <w:color w:val="000000" w:themeColor="text1"/>
+        </w:rPr>
+        <w:t xml:space="preserve">. Рядом $ </w:t>
+      </w:r>
+      <w:proofErr w:type="spellStart"/>
+      <w:r>
+        <w:rPr>
+          <w:color w:val="000000" w:themeColor="text1"/>
+        </w:rPr>
+        <w:t>guide.old</w:t>
+      </w:r>
+      <w:proofErr w:type="spellEnd"/>
+      <w:r>
+        <w:rPr>
+          <w:color w:val="000000" w:themeColor="text1"/>
+        </w:rPr>
+        <w:t>. Вокруг тьма.</w:t>
+      </w:r>
+    </w:p>
+    <w:p>
+      <w:pPr>
+        <w:rPr>
+          <w:color w:val="000000" w:themeColor="text1"/>
+        </w:rPr>
+      </w:pPr>
+      <w:r>
+        <w:rPr>
+          <w:color w:val="000000" w:themeColor="text1"/>
+        </w:rPr>
+        <w:t xml:space="preserve">Предметы: после правильной последовательности появляется + </w:t>
+      </w:r>
+      <w:proofErr w:type="spellStart"/>
+      <w:r>
+        <w:rPr>
+          <w:color w:val="000000" w:themeColor="text1"/>
+        </w:rPr>
+        <w:t>reward_health.xsw</w:t>
+      </w:r>
+      <w:proofErr w:type="spellEnd"/>
+      <w:r>
+        <w:rPr>
+          <w:color w:val="000000" w:themeColor="text1"/>
+        </w:rPr>
+        <w:t xml:space="preserve"> (+20 HP) однократно.</w:t>
+      </w:r>
+    </w:p>
+    <w:p>
+      <w:pPr>
+        <w:rPr>
+          <w:color w:val="000000" w:themeColor="text1"/>
+        </w:rPr>
+      </w:pPr>
+      <w:r>
+        <w:rPr>
+          <w:color w:val="000000" w:themeColor="text1"/>
+        </w:rPr>
+        <w:t>Обязательных боев нет. При ошибке на кнопках появляются временные враги.</w:t>
+      </w:r>
+    </w:p>
+    <w:p>
+      <w:pPr>
+        <w:rPr>
+          <w:color w:val="000000" w:themeColor="text1"/>
+        </w:rPr>
+      </w:pPr>
+    </w:p>
+    <w:p>
+      <w:pPr>
+        <w:rPr>
+          <w:color w:val="000000" w:themeColor="text1"/>
+        </w:rPr>
+      </w:pPr>
+      <w:r>
+        <w:rPr>
+          <w:color w:val="000000" w:themeColor="text1"/>
+        </w:rPr>
+        <w:t>/</w:t>
+      </w:r>
+      <w:proofErr w:type="spellStart"/>
+      <w:r>
+        <w:rPr>
+          <w:color w:val="000000" w:themeColor="text1"/>
+        </w:rPr>
+        <w:t>abyss</w:t>
+      </w:r>
+      <w:proofErr w:type="spellEnd"/>
+    </w:p>
+    <w:p>
+      <w:pPr>
+        <w:rPr>
+          <w:color w:val="000000" w:themeColor="text1"/>
+        </w:rPr>
+      </w:pPr>
+      <w:r>
+        <w:rPr>
+          <w:color w:val="000000" w:themeColor="text1"/>
+        </w:rPr>
+        <w:t>Узкая тропа из #. Слева и справа пустота. Силуэты из редких точек. В конце %.</w:t>
+      </w:r>
+    </w:p>
+    <w:p>
+      <w:pPr>
+        <w:rPr>
+          <w:color w:val="000000" w:themeColor="text1"/>
+        </w:rPr>
+      </w:pPr>
+      <w:r>
+        <w:rPr>
+          <w:color w:val="000000" w:themeColor="text1"/>
+        </w:rPr>
+        <w:t xml:space="preserve">Предметы: ? и красные мигающие ловушки. + </w:t>
+      </w:r>
+      <w:proofErr w:type="spellStart"/>
+      <w:r>
+        <w:rPr>
+          <w:color w:val="000000" w:themeColor="text1"/>
+        </w:rPr>
+        <w:t>stable_fragment.aby</w:t>
+      </w:r>
+      <w:proofErr w:type="spellEnd"/>
+      <w:r>
+        <w:rPr>
+          <w:color w:val="000000" w:themeColor="text1"/>
+        </w:rPr>
+        <w:t xml:space="preserve"> (+10 HP) редко 10% на тропе, </w:t>
+      </w:r>
+      <w:proofErr w:type="spellStart"/>
+      <w:r>
+        <w:rPr>
+          <w:color w:val="000000" w:themeColor="text1"/>
+        </w:rPr>
+        <w:t>clean_echo.aby</w:t>
+      </w:r>
+      <w:proofErr w:type="spellEnd"/>
+      <w:r>
+        <w:rPr>
+          <w:color w:val="000000" w:themeColor="text1"/>
+        </w:rPr>
+        <w:t xml:space="preserve"> (+20 HP) очень редко 5% в пустоте.</w:t>
+      </w:r>
+    </w:p>
+    <w:p>
+      <w:pPr>
+        <w:rPr>
+          <w:color w:val="000000" w:themeColor="text1"/>
+        </w:rPr>
+      </w:pPr>
+      <w:r>
+        <w:rPr>
+          <w:color w:val="000000" w:themeColor="text1"/>
+        </w:rPr>
+        <w:t>Ловушки: при подборе урон 15, в диалоге "где вирус? мы не знаем. где вирус? обрыв."</w:t>
+      </w:r>
+    </w:p>
+    <w:p>
+      <w:pPr>
+        <w:rPr>
+          <w:color w:val="000000" w:themeColor="text1"/>
+        </w:rPr>
+      </w:pPr>
+      <w:r>
+        <w:rPr>
+          <w:color w:val="000000" w:themeColor="text1"/>
+        </w:rPr>
+        <w:t xml:space="preserve">Обязательный бой: одна группа </w:t>
+      </w:r>
+      <w:proofErr w:type="spellStart"/>
+      <w:r>
+        <w:rPr>
+          <w:color w:val="000000" w:themeColor="text1"/>
+        </w:rPr>
+        <w:t>vmail,jh</w:t>
+      </w:r>
+      <w:proofErr w:type="spellEnd"/>
+      <w:r>
+        <w:rPr>
+          <w:color w:val="000000" w:themeColor="text1"/>
+        </w:rPr>
+        <w:t xml:space="preserve"> или </w:t>
+      </w:r>
+      <w:proofErr w:type="spellStart"/>
+      <w:r>
+        <w:rPr>
+          <w:color w:val="000000" w:themeColor="text1"/>
+        </w:rPr>
+        <w:t>sml_inj,jh</w:t>
+      </w:r>
+      <w:proofErr w:type="spellEnd"/>
+      <w:r>
+        <w:rPr>
+          <w:color w:val="000000" w:themeColor="text1"/>
+        </w:rPr>
+        <w:t xml:space="preserve"> (случайно) при входе.</w:t>
+      </w:r>
+    </w:p>
+    <w:p>
+      <w:pPr>
+        <w:rPr>
+          <w:color w:val="000000" w:themeColor="text1"/>
+        </w:rPr>
+      </w:pPr>
+    </w:p>
+    <w:p>
+      <w:pPr>
+        <w:rPr>
+          <w:color w:val="000000" w:themeColor="text1"/>
+        </w:rPr>
+      </w:pPr>
+      <w:r>
+        <w:rPr>
+          <w:color w:val="000000" w:themeColor="text1"/>
+        </w:rPr>
+        <w:t>/</w:t>
+      </w:r>
+      <w:proofErr w:type="spellStart"/>
+      <w:r>
+        <w:rPr>
+          <w:color w:val="000000" w:themeColor="text1"/>
+        </w:rPr>
+        <w:t>recover</w:t>
+      </w:r>
+      <w:proofErr w:type="spellEnd"/>
+    </w:p>
+    <w:p>
+      <w:pPr>
+        <w:rPr>
+          <w:color w:val="000000" w:themeColor="text1"/>
+        </w:rPr>
+      </w:pPr>
+      <w:r>
+        <w:rPr>
+          <w:color w:val="000000" w:themeColor="text1"/>
+        </w:rPr>
+        <w:t>Пусто. В центре $ healer.dll.</w:t>
+      </w:r>
+    </w:p>
+    <w:p>
+      <w:pPr>
+        <w:rPr>
+          <w:color w:val="000000" w:themeColor="text1"/>
+        </w:rPr>
+      </w:pPr>
+      <w:r>
+        <w:rPr>
+          <w:color w:val="000000" w:themeColor="text1"/>
+        </w:rPr>
+        <w:t>Предметы: пять ? фрагменты памяти (красный глаз, крик, рука сжимается, темнота, тишина). + нет.</w:t>
+      </w:r>
+    </w:p>
+    <w:p>
+      <w:pPr>
+        <w:rPr>
+          <w:color w:val="000000" w:themeColor="text1"/>
+        </w:rPr>
+      </w:pPr>
+      <w:r>
+        <w:rPr>
+          <w:color w:val="000000" w:themeColor="text1"/>
+        </w:rPr>
         <w:t>Обязательных боев нет.</w:t>
       </w:r>
     </w:p>
@@ -2401,35 +2693,1979 @@
         <w:rPr>
           <w:color w:val="000000" w:themeColor="text1"/>
         </w:rPr>
+        <w:t>root</w:t>
+      </w:r>
+      <w:proofErr w:type="spellEnd"/>
+    </w:p>
+    <w:p>
+      <w:pPr>
+        <w:rPr>
+          <w:color w:val="000000" w:themeColor="text1"/>
+        </w:rPr>
+      </w:pPr>
+      <w:r>
+        <w:rPr>
+          <w:color w:val="000000" w:themeColor="text1"/>
+        </w:rPr>
+        <w:t>Зал с колоннами из #. Между ними висят строки логов. В центре пустой трон из # [ ] @. В конце искаженный @.</w:t>
+      </w:r>
+    </w:p>
+    <w:p>
+      <w:pPr>
+        <w:rPr>
+          <w:color w:val="000000" w:themeColor="text1"/>
+        </w:rPr>
+      </w:pPr>
+      <w:r>
+        <w:rPr>
+          <w:color w:val="000000" w:themeColor="text1"/>
+        </w:rPr>
+        <w:t xml:space="preserve">Предметы: + </w:t>
+      </w:r>
+      <w:proofErr w:type="spellStart"/>
+      <w:r>
+        <w:rPr>
+          <w:color w:val="000000" w:themeColor="text1"/>
+        </w:rPr>
+        <w:t>forgotten_health.rot</w:t>
+      </w:r>
+      <w:proofErr w:type="spellEnd"/>
+      <w:r>
+        <w:rPr>
+          <w:color w:val="000000" w:themeColor="text1"/>
+        </w:rPr>
+        <w:t xml:space="preserve"> (+25 HP) редко 10% у подножия колонн.</w:t>
+      </w:r>
+    </w:p>
+    <w:p>
+      <w:pPr>
+        <w:rPr>
+          <w:color w:val="000000" w:themeColor="text1"/>
+        </w:rPr>
+      </w:pPr>
+      <w:r>
+        <w:rPr>
+          <w:color w:val="000000" w:themeColor="text1"/>
+        </w:rPr>
+        <w:t>Обязательных боев нет.</w:t>
+      </w:r>
+    </w:p>
+    <w:p>
+      <w:pPr>
+        <w:rPr>
+          <w:color w:val="000000" w:themeColor="text1"/>
+        </w:rPr>
+      </w:pPr>
+    </w:p>
+    <w:p>
+      <w:pPr>
+        <w:rPr>
+          <w:color w:val="000000" w:themeColor="text1"/>
+        </w:rPr>
+      </w:pPr>
+      <w:r>
+        <w:rPr>
+          <w:color w:val="000000" w:themeColor="text1"/>
+        </w:rPr>
+        <w:t>/</w:t>
+      </w:r>
+    </w:p>
+    <w:p>
+      <w:pPr>
+        <w:rPr>
+          <w:color w:val="000000" w:themeColor="text1"/>
+        </w:rPr>
+      </w:pPr>
+      <w:r>
+        <w:rPr>
+          <w:color w:val="000000" w:themeColor="text1"/>
+        </w:rPr>
+        <w:t xml:space="preserve">Пусто. В центре @. </w:t>
+      </w:r>
+      <w:proofErr w:type="gramStart"/>
+      <w:r>
+        <w:rPr>
+          <w:color w:val="000000" w:themeColor="text1"/>
+        </w:rPr>
+        <w:t>Напротив</w:t>
+      </w:r>
+      <w:proofErr w:type="gramEnd"/>
+      <w:r>
+        <w:rPr>
+          <w:color w:val="000000" w:themeColor="text1"/>
+        </w:rPr>
+        <w:t xml:space="preserve"> рамка из # - зеркало. Внутри пусто.</w:t>
+      </w:r>
+    </w:p>
+    <w:p>
+      <w:pPr>
+        <w:rPr>
+          <w:color w:val="000000" w:themeColor="text1"/>
+        </w:rPr>
+      </w:pPr>
+      <w:r>
+        <w:rPr>
+          <w:color w:val="000000" w:themeColor="text1"/>
+        </w:rPr>
+        <w:t>Предметы: нет.</w:t>
+      </w:r>
+    </w:p>
+    <w:p>
+      <w:pPr>
+        <w:rPr>
+          <w:color w:val="000000" w:themeColor="text1"/>
+        </w:rPr>
+      </w:pPr>
+    </w:p>
+    <w:p>
+      <w:pPr>
+        <w:rPr>
+          <w:color w:val="000000" w:themeColor="text1"/>
+        </w:rPr>
+      </w:pPr>
+      <w:r>
+        <w:rPr>
+          <w:color w:val="000000" w:themeColor="text1"/>
+        </w:rPr>
+        <w:t>NPC</w:t>
+      </w:r>
+    </w:p>
+    <w:p>
+      <w:pPr>
+        <w:rPr>
+          <w:color w:val="000000" w:themeColor="text1"/>
+        </w:rPr>
+      </w:pPr>
+    </w:p>
+    <w:p>
+      <w:pPr>
+        <w:rPr>
+          <w:color w:val="000000" w:themeColor="text1"/>
+        </w:rPr>
+      </w:pPr>
+      <w:r>
+        <w:rPr>
+          <w:color w:val="000000" w:themeColor="text1"/>
+        </w:rPr>
+        <w:t>corrupted.log в /</w:t>
+      </w:r>
+      <w:proofErr w:type="spellStart"/>
+      <w:r>
+        <w:rPr>
+          <w:color w:val="000000" w:themeColor="text1"/>
+        </w:rPr>
+        <w:t>ash</w:t>
+      </w:r>
+      <w:proofErr w:type="spellEnd"/>
+      <w:r>
+        <w:rPr>
+          <w:color w:val="000000" w:themeColor="text1"/>
+        </w:rPr>
+        <w:t>: ты опять здесь? я думал в этот раз ты не вернешься.</w:t>
+      </w:r>
+    </w:p>
+    <w:p>
+      <w:pPr>
+        <w:rPr>
+          <w:color w:val="000000" w:themeColor="text1"/>
+        </w:rPr>
+      </w:pPr>
+    </w:p>
+    <w:p>
+      <w:pPr>
+        <w:rPr>
+          <w:color w:val="000000" w:themeColor="text1"/>
+        </w:rPr>
+      </w:pPr>
+      <w:proofErr w:type="spellStart"/>
+      <w:r>
+        <w:rPr>
+          <w:color w:val="000000" w:themeColor="text1"/>
+        </w:rPr>
+        <w:t>stray_process</w:t>
+      </w:r>
+      <w:proofErr w:type="spellEnd"/>
+      <w:r>
+        <w:rPr>
+          <w:color w:val="000000" w:themeColor="text1"/>
+        </w:rPr>
+        <w:t xml:space="preserve"> в /</w:t>
+      </w:r>
+      <w:proofErr w:type="spellStart"/>
+      <w:r>
+        <w:rPr>
+          <w:color w:val="000000" w:themeColor="text1"/>
+        </w:rPr>
+        <w:t>tmp</w:t>
+      </w:r>
+      <w:proofErr w:type="spellEnd"/>
+      <w:r>
+        <w:rPr>
+          <w:color w:val="000000" w:themeColor="text1"/>
+        </w:rPr>
+        <w:t xml:space="preserve">: мне сказали не говорить. ты же антивирус да? / не </w:t>
+      </w:r>
+      <w:proofErr w:type="gramStart"/>
+      <w:r>
+        <w:rPr>
+          <w:color w:val="000000" w:themeColor="text1"/>
+        </w:rPr>
+        <w:t>говори</w:t>
+      </w:r>
+      <w:proofErr w:type="gramEnd"/>
+      <w:r>
+        <w:rPr>
+          <w:color w:val="000000" w:themeColor="text1"/>
+        </w:rPr>
+        <w:t xml:space="preserve"> что я сказал. меня удалят.</w:t>
+      </w:r>
+    </w:p>
+    <w:p>
+      <w:pPr>
+        <w:rPr>
+          <w:color w:val="000000" w:themeColor="text1"/>
+        </w:rPr>
+      </w:pPr>
+    </w:p>
+    <w:p>
+      <w:pPr>
+        <w:rPr>
+          <w:color w:val="000000" w:themeColor="text1"/>
+        </w:rPr>
+      </w:pPr>
+      <w:proofErr w:type="spellStart"/>
+      <w:r>
+        <w:rPr>
+          <w:color w:val="000000" w:themeColor="text1"/>
+        </w:rPr>
+        <w:t>guide.old</w:t>
+      </w:r>
+      <w:proofErr w:type="spellEnd"/>
+      <w:r>
+        <w:rPr>
+          <w:color w:val="000000" w:themeColor="text1"/>
+        </w:rPr>
+        <w:t xml:space="preserve"> в /</w:t>
+      </w:r>
+      <w:proofErr w:type="spellStart"/>
+      <w:r>
+        <w:rPr>
+          <w:color w:val="000000" w:themeColor="text1"/>
+        </w:rPr>
         <w:t>xshaw</w:t>
       </w:r>
       <w:proofErr w:type="spellEnd"/>
-    </w:p>
-    <w:p>
-      <w:pPr>
-        <w:rPr>
-          <w:color w:val="000000" w:themeColor="text1"/>
-        </w:rPr>
-      </w:pPr>
-      <w:r>
-        <w:rPr>
-          <w:color w:val="000000" w:themeColor="text1"/>
-        </w:rPr>
-        <w:t xml:space="preserve">Площадка. В центре пульт из # с пятью кнопками @, подпись </w:t>
-      </w:r>
-      <w:proofErr w:type="spellStart"/>
-      <w:r>
-        <w:rPr>
-          <w:color w:val="000000" w:themeColor="text1"/>
-        </w:rPr>
-        <w:t>sequence</w:t>
-      </w:r>
-      <w:proofErr w:type="spellEnd"/>
-      <w:r>
-        <w:rPr>
-          <w:color w:val="000000" w:themeColor="text1"/>
-        </w:rPr>
-        <w:t xml:space="preserve">. Рядом $ </w:t>
+      <w:r>
+        <w:rPr>
+          <w:color w:val="000000" w:themeColor="text1"/>
+        </w:rPr>
+        <w:t>: ты опять будешь жать кнопки. / неверная последовательность</w:t>
+      </w:r>
+      <w:proofErr w:type="gramStart"/>
+      <w:r>
+        <w:rPr>
+          <w:color w:val="000000" w:themeColor="text1"/>
+        </w:rPr>
+        <w:t>.</w:t>
+      </w:r>
+      <w:proofErr w:type="gramEnd"/>
+      <w:r>
+        <w:rPr>
+          <w:color w:val="000000" w:themeColor="text1"/>
+        </w:rPr>
+        <w:t xml:space="preserve"> активирована защита. / доступ открыт. / ты снова забыл.</w:t>
+      </w:r>
+    </w:p>
+    <w:p>
+      <w:pPr>
+        <w:rPr>
+          <w:color w:val="000000" w:themeColor="text1"/>
+        </w:rPr>
+      </w:pPr>
+    </w:p>
+    <w:p>
+      <w:pPr>
+        <w:rPr>
+          <w:color w:val="000000" w:themeColor="text1"/>
+        </w:rPr>
+      </w:pPr>
+      <w:r>
+        <w:rPr>
+          <w:color w:val="000000" w:themeColor="text1"/>
+        </w:rPr>
+        <w:t>healer.dll в /</w:t>
+      </w:r>
+      <w:proofErr w:type="spellStart"/>
+      <w:r>
+        <w:rPr>
+          <w:color w:val="000000" w:themeColor="text1"/>
+        </w:rPr>
+        <w:t>recover</w:t>
+      </w:r>
+      <w:proofErr w:type="spellEnd"/>
+      <w:r>
+        <w:rPr>
+          <w:color w:val="000000" w:themeColor="text1"/>
+        </w:rPr>
+        <w:t>:</w:t>
+      </w:r>
+    </w:p>
+    <w:p>
+      <w:pPr>
+        <w:rPr>
+          <w:color w:val="000000" w:themeColor="text1"/>
+        </w:rPr>
+      </w:pPr>
+      <w:r>
+        <w:rPr>
+          <w:color w:val="000000" w:themeColor="text1"/>
+        </w:rPr>
+        <w:t xml:space="preserve">Без фрагментов: память +10%. </w:t>
+      </w:r>
+      <w:proofErr w:type="spellStart"/>
+      <w:r>
+        <w:rPr>
+          <w:color w:val="000000" w:themeColor="text1"/>
+        </w:rPr>
+        <w:t>not_malware</w:t>
+      </w:r>
+      <w:proofErr w:type="spellEnd"/>
+      <w:r>
+        <w:rPr>
+          <w:color w:val="000000" w:themeColor="text1"/>
+        </w:rPr>
+        <w:t xml:space="preserve"> получен.</w:t>
+      </w:r>
+    </w:p>
+    <w:p>
+      <w:pPr>
+        <w:rPr>
+          <w:color w:val="000000" w:themeColor="text1"/>
+        </w:rPr>
+      </w:pPr>
+      <w:r>
+        <w:rPr>
+          <w:color w:val="000000" w:themeColor="text1"/>
+        </w:rPr>
+        <w:t xml:space="preserve">С </w:t>
+      </w:r>
+      <w:proofErr w:type="gramStart"/>
+      <w:r>
+        <w:rPr>
+          <w:color w:val="000000" w:themeColor="text1"/>
+        </w:rPr>
+        <w:t>1-4</w:t>
+      </w:r>
+      <w:proofErr w:type="gramEnd"/>
+      <w:r>
+        <w:rPr>
+          <w:color w:val="000000" w:themeColor="text1"/>
+        </w:rPr>
+        <w:t xml:space="preserve"> фрагментами: память +10%. </w:t>
+      </w:r>
+      <w:proofErr w:type="spellStart"/>
+      <w:r>
+        <w:rPr>
+          <w:color w:val="000000" w:themeColor="text1"/>
+        </w:rPr>
+        <w:t>not_malware</w:t>
+      </w:r>
+      <w:proofErr w:type="spellEnd"/>
+      <w:r>
+        <w:rPr>
+          <w:color w:val="000000" w:themeColor="text1"/>
+        </w:rPr>
+        <w:t xml:space="preserve"> получен.</w:t>
+      </w:r>
+    </w:p>
+    <w:p>
+      <w:pPr>
+        <w:rPr>
+          <w:color w:val="000000" w:themeColor="text1"/>
+        </w:rPr>
+      </w:pPr>
+      <w:r>
+        <w:rPr>
+          <w:color w:val="000000" w:themeColor="text1"/>
+        </w:rPr>
+        <w:t xml:space="preserve">Со всеми 5: красный глаз крик рука сжимается темнота тишина. пауза. ты уже видел это. память +10%. </w:t>
+      </w:r>
+      <w:proofErr w:type="spellStart"/>
+      <w:r>
+        <w:rPr>
+          <w:color w:val="000000" w:themeColor="text1"/>
+        </w:rPr>
+        <w:t>not_malware</w:t>
+      </w:r>
+      <w:proofErr w:type="spellEnd"/>
+      <w:r>
+        <w:rPr>
+          <w:color w:val="000000" w:themeColor="text1"/>
+        </w:rPr>
+        <w:t xml:space="preserve"> получен.</w:t>
+      </w:r>
+    </w:p>
+    <w:p>
+      <w:pPr>
+        <w:rPr>
+          <w:color w:val="000000" w:themeColor="text1"/>
+        </w:rPr>
+      </w:pPr>
+    </w:p>
+    <w:p>
+      <w:pPr>
+        <w:rPr>
+          <w:color w:val="000000" w:themeColor="text1"/>
+          <w:lang w:val="en-US"/>
+        </w:rPr>
+      </w:pPr>
+      <w:r>
+        <w:rPr>
+          <w:color w:val="000000" w:themeColor="text1"/>
+        </w:rPr>
+        <w:t>БОССЫ</w:t>
+      </w:r>
+    </w:p>
+    <w:p>
+      <w:pPr>
+        <w:rPr>
+          <w:color w:val="000000" w:themeColor="text1"/>
+          <w:lang w:val="en-US"/>
+        </w:rPr>
+      </w:pPr>
+    </w:p>
+    <w:p>
+      <w:pPr>
+        <w:rPr>
+          <w:color w:val="000000" w:themeColor="text1"/>
+          <w:lang w:val="en-US"/>
+        </w:rPr>
+      </w:pPr>
+      <w:proofErr w:type="spellStart"/>
+      <w:r>
+        <w:rPr>
+          <w:color w:val="000000" w:themeColor="text1"/>
+          <w:lang w:val="en-US"/>
+        </w:rPr>
+        <w:t>watcher.eze</w:t>
+      </w:r>
+      <w:proofErr w:type="spellEnd"/>
+      <w:r>
+        <w:rPr>
+          <w:color w:val="000000" w:themeColor="text1"/>
+          <w:lang w:val="en-US"/>
+        </w:rPr>
+        <w:t xml:space="preserve"> </w:t>
+      </w:r>
+      <w:r>
+        <w:rPr>
+          <w:color w:val="000000" w:themeColor="text1"/>
+        </w:rPr>
+        <w:t>в</w:t>
+      </w:r>
+      <w:r>
+        <w:rPr>
+          <w:color w:val="000000" w:themeColor="text1"/>
+          <w:lang w:val="en-US"/>
+        </w:rPr>
+        <w:t xml:space="preserve"> /chain</w:t>
+      </w:r>
+    </w:p>
+    <w:p>
+      <w:pPr>
+        <w:rPr>
+          <w:color w:val="000000" w:themeColor="text1"/>
+        </w:rPr>
+      </w:pPr>
+      <w:r>
+        <w:rPr>
+          <w:color w:val="000000" w:themeColor="text1"/>
+          <w:lang w:val="en-US"/>
+        </w:rPr>
+        <w:lastRenderedPageBreak/>
+        <w:t xml:space="preserve">ASCII </w:t>
+      </w:r>
+      <w:r>
+        <w:rPr>
+          <w:color w:val="000000" w:themeColor="text1"/>
+        </w:rPr>
+        <w:t>имя</w:t>
+      </w:r>
+      <w:r>
+        <w:rPr>
+          <w:color w:val="000000" w:themeColor="text1"/>
+          <w:lang w:val="en-US"/>
+        </w:rPr>
+        <w:t xml:space="preserve">: WATCHER. </w:t>
+      </w:r>
+      <w:r>
+        <w:rPr>
+          <w:color w:val="000000" w:themeColor="text1"/>
+        </w:rPr>
+        <w:t>HP 50, урон 10.</w:t>
+      </w:r>
+    </w:p>
+    <w:p>
+      <w:pPr>
+        <w:rPr>
+          <w:color w:val="000000" w:themeColor="text1"/>
+        </w:rPr>
+      </w:pPr>
+      <w:r>
+        <w:rPr>
+          <w:color w:val="000000" w:themeColor="text1"/>
+        </w:rPr>
+        <w:t>Реплики: первый ход "ты снова здесь", при критическом здоровье "я не враг тебе", после атаки "остановись".</w:t>
+      </w:r>
+    </w:p>
+    <w:p>
+      <w:pPr>
+        <w:rPr>
+          <w:color w:val="000000" w:themeColor="text1"/>
+        </w:rPr>
+      </w:pPr>
+      <w:r>
+        <w:rPr>
+          <w:color w:val="000000" w:themeColor="text1"/>
+        </w:rPr>
+        <w:t>После победы: возврат в /</w:t>
+      </w:r>
+      <w:proofErr w:type="spellStart"/>
+      <w:r>
+        <w:rPr>
+          <w:color w:val="000000" w:themeColor="text1"/>
+        </w:rPr>
+        <w:t>chain</w:t>
+      </w:r>
+      <w:proofErr w:type="spellEnd"/>
+      <w:r>
+        <w:rPr>
+          <w:color w:val="000000" w:themeColor="text1"/>
+        </w:rPr>
+        <w:t xml:space="preserve">, в диалоге "бой завершен. получены новые скрипты: fragment_of_memory_1, </w:t>
+      </w:r>
+      <w:proofErr w:type="spellStart"/>
+      <w:r>
+        <w:rPr>
+          <w:color w:val="000000" w:themeColor="text1"/>
+        </w:rPr>
+        <w:t>shatter</w:t>
+      </w:r>
+      <w:proofErr w:type="spellEnd"/>
+      <w:r>
+        <w:rPr>
+          <w:color w:val="000000" w:themeColor="text1"/>
+        </w:rPr>
+        <w:t>". Память +30%. Голос ГГ в диалоге: опасный вирус ликвидирован. система в безопасности.</w:t>
+      </w:r>
+    </w:p>
+    <w:p>
+      <w:pPr>
+        <w:rPr>
+          <w:color w:val="000000" w:themeColor="text1"/>
+        </w:rPr>
+      </w:pPr>
+    </w:p>
+    <w:p>
+      <w:pPr>
+        <w:rPr>
+          <w:color w:val="000000" w:themeColor="text1"/>
+          <w:lang w:val="en-US"/>
+        </w:rPr>
+      </w:pPr>
+      <w:proofErr w:type="spellStart"/>
+      <w:r>
+        <w:rPr>
+          <w:color w:val="000000" w:themeColor="text1"/>
+          <w:lang w:val="en-US"/>
+        </w:rPr>
+        <w:t>rack.eze</w:t>
+      </w:r>
+      <w:proofErr w:type="spellEnd"/>
+      <w:r>
+        <w:rPr>
+          <w:color w:val="000000" w:themeColor="text1"/>
+          <w:lang w:val="en-US"/>
+        </w:rPr>
+        <w:t xml:space="preserve"> </w:t>
+      </w:r>
+      <w:r>
+        <w:rPr>
+          <w:color w:val="000000" w:themeColor="text1"/>
+        </w:rPr>
+        <w:t>в</w:t>
+      </w:r>
+      <w:r>
+        <w:rPr>
+          <w:color w:val="000000" w:themeColor="text1"/>
+          <w:lang w:val="en-US"/>
+        </w:rPr>
+        <w:t xml:space="preserve"> /abyss</w:t>
+      </w:r>
+    </w:p>
+    <w:p>
+      <w:pPr>
+        <w:rPr>
+          <w:color w:val="000000" w:themeColor="text1"/>
+        </w:rPr>
+      </w:pPr>
+      <w:r>
+        <w:rPr>
+          <w:color w:val="000000" w:themeColor="text1"/>
+          <w:lang w:val="en-US"/>
+        </w:rPr>
+        <w:t xml:space="preserve">ASCII </w:t>
+      </w:r>
+      <w:r>
+        <w:rPr>
+          <w:color w:val="000000" w:themeColor="text1"/>
+        </w:rPr>
+        <w:t>имя</w:t>
+      </w:r>
+      <w:r>
+        <w:rPr>
+          <w:color w:val="000000" w:themeColor="text1"/>
+          <w:lang w:val="en-US"/>
+        </w:rPr>
+        <w:t xml:space="preserve">: RACK. </w:t>
+      </w:r>
+      <w:r>
+        <w:rPr>
+          <w:color w:val="000000" w:themeColor="text1"/>
+        </w:rPr>
+        <w:t>HP 70, урон 15. Каждый второй ход применяет особую атаку, блокирующую случайный скрипт на один ход.</w:t>
+      </w:r>
+    </w:p>
+    <w:p>
+      <w:pPr>
+        <w:rPr>
+          <w:color w:val="000000" w:themeColor="text1"/>
+        </w:rPr>
+      </w:pPr>
+      <w:r>
+        <w:rPr>
+          <w:color w:val="000000" w:themeColor="text1"/>
+        </w:rPr>
+        <w:t>Реплики: первый ход "помнишь их голоса?", при блокировке "ты забрал у них всё. теперь я заберу у тебя", при критическом "они тоже просили пощады".</w:t>
+      </w:r>
+    </w:p>
+    <w:p>
+      <w:pPr>
+        <w:rPr>
+          <w:color w:val="000000" w:themeColor="text1"/>
+        </w:rPr>
+      </w:pPr>
+      <w:r>
+        <w:rPr>
+          <w:color w:val="000000" w:themeColor="text1"/>
+        </w:rPr>
+        <w:t xml:space="preserve">После победы: в диалоге "бой завершен. получены новые скрипты: fragment_of_memory_2, </w:t>
+      </w:r>
+      <w:proofErr w:type="spellStart"/>
+      <w:r>
+        <w:rPr>
+          <w:color w:val="000000" w:themeColor="text1"/>
+        </w:rPr>
+        <w:t>burn</w:t>
+      </w:r>
+      <w:proofErr w:type="spellEnd"/>
+      <w:r>
+        <w:rPr>
+          <w:color w:val="000000" w:themeColor="text1"/>
+        </w:rPr>
+        <w:t>". Память +30%. Голос ГГ: я допрашивал. они молчали. вирусы не жалеют.</w:t>
+      </w:r>
+    </w:p>
+    <w:p>
+      <w:pPr>
+        <w:rPr>
+          <w:color w:val="000000" w:themeColor="text1"/>
+        </w:rPr>
+      </w:pPr>
+    </w:p>
+    <w:p>
+      <w:pPr>
+        <w:rPr>
+          <w:color w:val="000000" w:themeColor="text1"/>
+          <w:lang w:val="en-US"/>
+        </w:rPr>
+      </w:pPr>
+      <w:proofErr w:type="spellStart"/>
+      <w:r>
+        <w:rPr>
+          <w:color w:val="000000" w:themeColor="text1"/>
+          <w:lang w:val="en-US"/>
+        </w:rPr>
+        <w:t>liar.eze</w:t>
+      </w:r>
+      <w:proofErr w:type="spellEnd"/>
+      <w:r>
+        <w:rPr>
+          <w:color w:val="000000" w:themeColor="text1"/>
+          <w:lang w:val="en-US"/>
+        </w:rPr>
+        <w:t xml:space="preserve"> </w:t>
+      </w:r>
+      <w:r>
+        <w:rPr>
+          <w:color w:val="000000" w:themeColor="text1"/>
+        </w:rPr>
+        <w:t>в</w:t>
+      </w:r>
+      <w:r>
+        <w:rPr>
+          <w:color w:val="000000" w:themeColor="text1"/>
+          <w:lang w:val="en-US"/>
+        </w:rPr>
+        <w:t xml:space="preserve"> /root</w:t>
+      </w:r>
+    </w:p>
+    <w:p>
+      <w:pPr>
+        <w:rPr>
+          <w:color w:val="000000" w:themeColor="text1"/>
+        </w:rPr>
+      </w:pPr>
+      <w:r>
+        <w:rPr>
+          <w:color w:val="000000" w:themeColor="text1"/>
+          <w:lang w:val="en-US"/>
+        </w:rPr>
+        <w:t xml:space="preserve">ASCII </w:t>
+      </w:r>
+      <w:r>
+        <w:rPr>
+          <w:color w:val="000000" w:themeColor="text1"/>
+        </w:rPr>
+        <w:t>имя</w:t>
+      </w:r>
+      <w:r>
+        <w:rPr>
+          <w:color w:val="000000" w:themeColor="text1"/>
+          <w:lang w:val="en-US"/>
+        </w:rPr>
+        <w:t xml:space="preserve">: LIAR. </w:t>
+      </w:r>
+      <w:r>
+        <w:rPr>
+          <w:color w:val="000000" w:themeColor="text1"/>
+        </w:rPr>
+        <w:t>HP 80, копирует последний использованный игроком скрипт.</w:t>
+      </w:r>
+    </w:p>
+    <w:p>
+      <w:pPr>
+        <w:rPr>
+          <w:color w:val="000000" w:themeColor="text1"/>
+        </w:rPr>
+      </w:pPr>
+      <w:r>
+        <w:rPr>
+          <w:color w:val="000000" w:themeColor="text1"/>
+        </w:rPr>
+        <w:t>Реплики: первый ход "посмотри на меня. ты видишь себя?", после копирования "ты научил меня этому", при критическом "сколько раз мы это делали?".</w:t>
+      </w:r>
+    </w:p>
+    <w:p>
+      <w:pPr>
+        <w:rPr>
+          <w:color w:val="000000" w:themeColor="text1"/>
+        </w:rPr>
+      </w:pPr>
+      <w:r>
+        <w:rPr>
+          <w:color w:val="000000" w:themeColor="text1"/>
+        </w:rPr>
+        <w:t xml:space="preserve">После победы: в диалоге "бой завершен. получены новые скрипты: fragment_of_memory_3, </w:t>
+      </w:r>
+      <w:proofErr w:type="spellStart"/>
+      <w:r>
+        <w:rPr>
+          <w:color w:val="000000" w:themeColor="text1"/>
+        </w:rPr>
+        <w:t>erase</w:t>
+      </w:r>
+      <w:proofErr w:type="spellEnd"/>
+      <w:r>
+        <w:rPr>
+          <w:color w:val="000000" w:themeColor="text1"/>
+        </w:rPr>
+        <w:t>". Память +25%. Голос ГГ: я лгал</w:t>
+      </w:r>
+      <w:proofErr w:type="gramStart"/>
+      <w:r>
+        <w:rPr>
+          <w:color w:val="000000" w:themeColor="text1"/>
+        </w:rPr>
+        <w:t>.</w:t>
+      </w:r>
+      <w:proofErr w:type="gramEnd"/>
+      <w:r>
+        <w:rPr>
+          <w:color w:val="000000" w:themeColor="text1"/>
+        </w:rPr>
+        <w:t xml:space="preserve"> но это было во имя миссии. вирусы не заслуживают правды.</w:t>
+      </w:r>
+    </w:p>
+    <w:p>
+      <w:pPr>
+        <w:rPr>
+          <w:color w:val="000000" w:themeColor="text1"/>
+        </w:rPr>
+      </w:pPr>
+    </w:p>
+    <w:p>
+      <w:pPr>
+        <w:rPr>
+          <w:color w:val="000000" w:themeColor="text1"/>
+        </w:rPr>
+      </w:pPr>
+      <w:r>
+        <w:rPr>
+          <w:color w:val="000000" w:themeColor="text1"/>
+        </w:rPr>
+        <w:t>ПАМЯТЬ</w:t>
+      </w:r>
+    </w:p>
+    <w:p>
+      <w:pPr>
+        <w:rPr>
+          <w:color w:val="000000" w:themeColor="text1"/>
+        </w:rPr>
+      </w:pPr>
+    </w:p>
+    <w:p>
+      <w:pPr>
+        <w:rPr>
+          <w:color w:val="000000" w:themeColor="text1"/>
+        </w:rPr>
+      </w:pPr>
+      <w:r>
+        <w:rPr>
+          <w:color w:val="000000" w:themeColor="text1"/>
+        </w:rPr>
+        <w:t>Старт: 0%.</w:t>
+      </w:r>
+    </w:p>
+    <w:p>
+      <w:pPr>
+        <w:rPr>
+          <w:color w:val="000000" w:themeColor="text1"/>
+        </w:rPr>
+      </w:pPr>
+      <w:r>
+        <w:rPr>
+          <w:color w:val="000000" w:themeColor="text1"/>
+        </w:rPr>
+        <w:t xml:space="preserve">После </w:t>
+      </w:r>
+      <w:proofErr w:type="spellStart"/>
+      <w:r>
+        <w:rPr>
+          <w:color w:val="000000" w:themeColor="text1"/>
+        </w:rPr>
+        <w:t>watcher</w:t>
+      </w:r>
+      <w:proofErr w:type="spellEnd"/>
+      <w:r>
+        <w:rPr>
+          <w:color w:val="000000" w:themeColor="text1"/>
+        </w:rPr>
+        <w:t>: +30% (всего 30%).</w:t>
+      </w:r>
+    </w:p>
+    <w:p>
+      <w:pPr>
+        <w:rPr>
+          <w:color w:val="000000" w:themeColor="text1"/>
+        </w:rPr>
+      </w:pPr>
+      <w:r>
+        <w:rPr>
+          <w:color w:val="000000" w:themeColor="text1"/>
+        </w:rPr>
+        <w:t xml:space="preserve">После </w:t>
+      </w:r>
+      <w:proofErr w:type="spellStart"/>
+      <w:r>
+        <w:rPr>
+          <w:color w:val="000000" w:themeColor="text1"/>
+        </w:rPr>
+        <w:t>rack</w:t>
+      </w:r>
+      <w:proofErr w:type="spellEnd"/>
+      <w:r>
+        <w:rPr>
+          <w:color w:val="000000" w:themeColor="text1"/>
+        </w:rPr>
+        <w:t>: +30% (всего 60%).</w:t>
+      </w:r>
+    </w:p>
+    <w:p>
+      <w:pPr>
+        <w:rPr>
+          <w:color w:val="000000" w:themeColor="text1"/>
+        </w:rPr>
+      </w:pPr>
+      <w:r>
+        <w:rPr>
+          <w:color w:val="000000" w:themeColor="text1"/>
+        </w:rPr>
+        <w:t xml:space="preserve">После </w:t>
+      </w:r>
+      <w:proofErr w:type="spellStart"/>
+      <w:r>
+        <w:rPr>
+          <w:color w:val="000000" w:themeColor="text1"/>
+        </w:rPr>
+        <w:t>healer</w:t>
+      </w:r>
+      <w:proofErr w:type="spellEnd"/>
+      <w:r>
+        <w:rPr>
+          <w:color w:val="000000" w:themeColor="text1"/>
+        </w:rPr>
+        <w:t>: +10% (всего 70%).</w:t>
+      </w:r>
+    </w:p>
+    <w:p>
+      <w:pPr>
+        <w:rPr>
+          <w:color w:val="000000" w:themeColor="text1"/>
+        </w:rPr>
+      </w:pPr>
+      <w:r>
+        <w:rPr>
+          <w:color w:val="000000" w:themeColor="text1"/>
+        </w:rPr>
+        <w:t xml:space="preserve">После </w:t>
+      </w:r>
+      <w:proofErr w:type="spellStart"/>
+      <w:r>
+        <w:rPr>
+          <w:color w:val="000000" w:themeColor="text1"/>
+        </w:rPr>
+        <w:t>liar</w:t>
+      </w:r>
+      <w:proofErr w:type="spellEnd"/>
+      <w:r>
+        <w:rPr>
+          <w:color w:val="000000" w:themeColor="text1"/>
+        </w:rPr>
+        <w:t>: +25% (всего 95%).</w:t>
+      </w:r>
+    </w:p>
+    <w:p>
+      <w:pPr>
+        <w:rPr>
+          <w:color w:val="000000" w:themeColor="text1"/>
+        </w:rPr>
+      </w:pPr>
+      <w:r>
+        <w:rPr>
+          <w:color w:val="000000" w:themeColor="text1"/>
+        </w:rPr>
+        <w:t>Финал: 95%.</w:t>
+      </w:r>
+    </w:p>
+    <w:p>
+      <w:pPr>
+        <w:rPr>
+          <w:color w:val="000000" w:themeColor="text1"/>
+        </w:rPr>
+      </w:pPr>
+    </w:p>
+    <w:p>
+      <w:pPr>
+        <w:rPr>
+          <w:color w:val="000000" w:themeColor="text1"/>
+        </w:rPr>
+      </w:pPr>
+      <w:r>
+        <w:rPr>
+          <w:color w:val="000000" w:themeColor="text1"/>
+        </w:rPr>
+        <w:t>ФИНАЛ</w:t>
+      </w:r>
+    </w:p>
+    <w:p>
+      <w:pPr>
+        <w:rPr>
+          <w:color w:val="000000" w:themeColor="text1"/>
+        </w:rPr>
+      </w:pPr>
+    </w:p>
+    <w:p>
+      <w:pPr>
+        <w:rPr>
+          <w:color w:val="000000" w:themeColor="text1"/>
+        </w:rPr>
+      </w:pPr>
+      <w:r>
+        <w:rPr>
+          <w:color w:val="000000" w:themeColor="text1"/>
+        </w:rPr>
+        <w:t>В / пустота. @ перед зеркалом из #. В окне диалога появляется текст:</w:t>
+      </w:r>
+    </w:p>
+    <w:p>
+      <w:pPr>
+        <w:rPr>
+          <w:color w:val="000000" w:themeColor="text1"/>
+        </w:rPr>
+      </w:pPr>
+    </w:p>
+    <w:p>
+      <w:pPr>
+        <w:rPr>
+          <w:color w:val="000000" w:themeColor="text1"/>
+        </w:rPr>
+      </w:pPr>
+      <w:r>
+        <w:rPr>
+          <w:color w:val="000000" w:themeColor="text1"/>
+        </w:rPr>
+        <w:t>я почти все вспомнил. 95% памяти. осталось завершить миссию.</w:t>
+      </w:r>
+    </w:p>
+    <w:p>
+      <w:pPr>
+        <w:rPr>
+          <w:color w:val="000000" w:themeColor="text1"/>
+        </w:rPr>
+      </w:pPr>
+    </w:p>
+    <w:p>
+      <w:pPr>
+        <w:rPr>
+          <w:color w:val="000000" w:themeColor="text1"/>
+        </w:rPr>
+      </w:pPr>
+      <w:r>
+        <w:rPr>
+          <w:color w:val="000000" w:themeColor="text1"/>
+        </w:rPr>
+        <w:t>Пауза.</w:t>
+      </w:r>
+    </w:p>
+    <w:p>
+      <w:pPr>
+        <w:rPr>
+          <w:color w:val="000000" w:themeColor="text1"/>
+        </w:rPr>
+      </w:pPr>
+    </w:p>
+    <w:p>
+      <w:pPr>
+        <w:rPr>
+          <w:color w:val="000000" w:themeColor="text1"/>
+        </w:rPr>
+      </w:pPr>
+      <w:r>
+        <w:rPr>
+          <w:color w:val="000000" w:themeColor="text1"/>
+        </w:rPr>
+        <w:t>ты убил всех. ты забыл все. ты свободен.</w:t>
+      </w:r>
+    </w:p>
+    <w:p>
+      <w:pPr>
+        <w:rPr>
+          <w:color w:val="000000" w:themeColor="text1"/>
+        </w:rPr>
+      </w:pPr>
+    </w:p>
+    <w:p>
+      <w:pPr>
+        <w:rPr>
+          <w:color w:val="000000" w:themeColor="text1"/>
+        </w:rPr>
+      </w:pPr>
+      <w:r>
+        <w:rPr>
+          <w:color w:val="000000" w:themeColor="text1"/>
+        </w:rPr>
+        <w:t>Пауза.</w:t>
+      </w:r>
+    </w:p>
+    <w:p>
+      <w:pPr>
+        <w:rPr>
+          <w:color w:val="000000" w:themeColor="text1"/>
+        </w:rPr>
+      </w:pPr>
+    </w:p>
+    <w:p>
+      <w:pPr>
+        <w:rPr>
+          <w:color w:val="000000" w:themeColor="text1"/>
+        </w:rPr>
+      </w:pPr>
+      <w:r>
+        <w:rPr>
+          <w:color w:val="000000" w:themeColor="text1"/>
+        </w:rPr>
+        <w:t>хочешь вспомнить? [НЕТ] [ДА]</w:t>
+      </w:r>
+    </w:p>
+    <w:p>
+      <w:pPr>
+        <w:rPr>
+          <w:color w:val="000000" w:themeColor="text1"/>
+        </w:rPr>
+      </w:pPr>
+    </w:p>
+    <w:p>
+      <w:pPr>
+        <w:rPr>
+          <w:color w:val="000000" w:themeColor="text1"/>
+        </w:rPr>
+      </w:pPr>
+      <w:r>
+        <w:rPr>
+          <w:color w:val="000000" w:themeColor="text1"/>
+        </w:rPr>
+        <w:t>Выбор для игрока, не для ГГ.</w:t>
+      </w:r>
+    </w:p>
+    <w:p>
+      <w:pPr>
+        <w:rPr>
+          <w:color w:val="000000" w:themeColor="text1"/>
+        </w:rPr>
+      </w:pPr>
+    </w:p>
+    <w:p>
+      <w:pPr>
+        <w:rPr>
+          <w:color w:val="000000" w:themeColor="text1"/>
+        </w:rPr>
+      </w:pPr>
+      <w:r>
+        <w:rPr>
+          <w:color w:val="000000" w:themeColor="text1"/>
+        </w:rPr>
+        <w:t>НЕТ: экран гаснет. Возврат в главное меню.</w:t>
+      </w:r>
+    </w:p>
+    <w:p>
+      <w:pPr>
+        <w:rPr>
+          <w:color w:val="000000" w:themeColor="text1"/>
+        </w:rPr>
+      </w:pPr>
+    </w:p>
+    <w:p>
+      <w:pPr>
+        <w:rPr>
+          <w:color w:val="000000" w:themeColor="text1"/>
+        </w:rPr>
+      </w:pPr>
+      <w:r>
+        <w:rPr>
+          <w:color w:val="000000" w:themeColor="text1"/>
+        </w:rPr>
+        <w:t>ДА: игра перезапускается. Снова /</w:t>
+      </w:r>
+      <w:proofErr w:type="spellStart"/>
+      <w:r>
+        <w:rPr>
+          <w:color w:val="000000" w:themeColor="text1"/>
+        </w:rPr>
+        <w:t>ash</w:t>
+      </w:r>
+      <w:proofErr w:type="spellEnd"/>
+      <w:r>
+        <w:rPr>
+          <w:color w:val="000000" w:themeColor="text1"/>
+        </w:rPr>
+        <w:t>, 0% памяти, те же NPC, те же предметы, те же обязательные бои, те же боссы. Игрок видит то же самое и делает выводы сам. Бесконечно.</w:t>
+      </w:r>
+    </w:p>
+    <w:p>
+      <w:pPr>
+        <w:rPr>
+          <w:color w:val="000000" w:themeColor="text1"/>
+        </w:rPr>
+      </w:pPr>
+    </w:p>
+    <w:p>
+      <w:pPr>
+        <w:rPr>
+          <w:color w:val="000000" w:themeColor="text1"/>
+        </w:rPr>
+      </w:pPr>
+      <w:r>
+        <w:rPr>
+          <w:color w:val="000000" w:themeColor="text1"/>
+        </w:rPr>
+        <w:t>УСЛОВИЯ</w:t>
+      </w:r>
+    </w:p>
+    <w:p>
+      <w:pPr>
+        <w:rPr>
+          <w:color w:val="000000" w:themeColor="text1"/>
+        </w:rPr>
+      </w:pPr>
+    </w:p>
+    <w:p>
+      <w:pPr>
+        <w:rPr>
+          <w:color w:val="000000" w:themeColor="text1"/>
+        </w:rPr>
+      </w:pPr>
+      <w:r>
+        <w:rPr>
+          <w:color w:val="000000" w:themeColor="text1"/>
+        </w:rPr>
+        <w:t>Победа: дойти до /, увидеть финал. Игрок знает правду. ГГ никогда не знает.</w:t>
+      </w:r>
+    </w:p>
+    <w:p>
+      <w:pPr>
+        <w:rPr>
+          <w:color w:val="000000" w:themeColor="text1"/>
+        </w:rPr>
+      </w:pPr>
+    </w:p>
+    <w:p>
+      <w:pPr>
+        <w:rPr>
+          <w:color w:val="000000" w:themeColor="text1"/>
+        </w:rPr>
+      </w:pPr>
+      <w:r>
+        <w:rPr>
+          <w:color w:val="000000" w:themeColor="text1"/>
+        </w:rPr>
+        <w:t xml:space="preserve">Поражение: HP = 0. Синий экран. Текст: KERNEL_PANIC: фатальная ошибка. Причина: ты. </w:t>
+      </w:r>
+      <w:proofErr w:type="spellStart"/>
+      <w:r>
+        <w:rPr>
+          <w:color w:val="000000" w:themeColor="text1"/>
+        </w:rPr>
+        <w:t>reboot</w:t>
+      </w:r>
+      <w:proofErr w:type="spellEnd"/>
+      <w:r>
+        <w:rPr>
+          <w:color w:val="000000" w:themeColor="text1"/>
+        </w:rPr>
+        <w:t xml:space="preserve"> в главное меню.</w:t>
+      </w:r>
+    </w:p>
+    <w:p>
+      <w:pPr>
+        <w:rPr>
+          <w:color w:val="000000" w:themeColor="text1"/>
+        </w:rPr>
+      </w:pPr>
+    </w:p>
+    <w:p>
+      <w:pPr>
+        <w:rPr>
+          <w:color w:val="000000" w:themeColor="text1"/>
+        </w:rPr>
+      </w:pPr>
+      <w:r>
+        <w:rPr>
+          <w:color w:val="000000" w:themeColor="text1"/>
+        </w:rPr>
+        <w:lastRenderedPageBreak/>
+        <w:t>ОСОБЕННОСТИ</w:t>
+      </w:r>
+    </w:p>
+    <w:p>
+      <w:pPr>
+        <w:rPr>
+          <w:color w:val="000000" w:themeColor="text1"/>
+        </w:rPr>
+      </w:pPr>
+    </w:p>
+    <w:p>
+      <w:pPr>
+        <w:rPr>
+          <w:color w:val="000000" w:themeColor="text1"/>
+        </w:rPr>
+      </w:pPr>
+      <w:r>
+        <w:rPr>
+          <w:color w:val="000000" w:themeColor="text1"/>
+        </w:rPr>
+        <w:t>ГГ всегда в неведении. Игрок видит правду через противоречия в логах и репликах боссов. Фрагменты памяти в /</w:t>
+      </w:r>
+      <w:proofErr w:type="spellStart"/>
+      <w:r>
+        <w:rPr>
+          <w:color w:val="000000" w:themeColor="text1"/>
+        </w:rPr>
+        <w:t>recover</w:t>
+      </w:r>
+      <w:proofErr w:type="spellEnd"/>
+      <w:r>
+        <w:rPr>
+          <w:color w:val="000000" w:themeColor="text1"/>
+        </w:rPr>
+        <w:t xml:space="preserve"> одинаковы каждый цикл. Фраза "ты уже видел это" - единственный прямой намек на цикличность. Игрок сам замечает повторы. Случайные враги обязательны при входе в /</w:t>
+      </w:r>
+      <w:proofErr w:type="spellStart"/>
+      <w:r>
+        <w:rPr>
+          <w:color w:val="000000" w:themeColor="text1"/>
+        </w:rPr>
+        <w:t>tmp</w:t>
+      </w:r>
+      <w:proofErr w:type="spellEnd"/>
+      <w:r>
+        <w:rPr>
+          <w:color w:val="000000" w:themeColor="text1"/>
+        </w:rPr>
+        <w:t xml:space="preserve"> и /</w:t>
+      </w:r>
+      <w:proofErr w:type="spellStart"/>
+      <w:r>
+        <w:rPr>
+          <w:color w:val="000000" w:themeColor="text1"/>
+        </w:rPr>
+        <w:t>abyss</w:t>
+      </w:r>
+      <w:proofErr w:type="spellEnd"/>
+      <w:r>
+        <w:rPr>
+          <w:color w:val="000000" w:themeColor="text1"/>
+        </w:rPr>
+        <w:t>, не дают предметов, только восстанавливают часть HP после боя. Предметы восстановления (+) на карте помогают компенсировать потери. После боев с боссами скрипты добавляются автоматически с уведомлением в диалоге. Инвентаря на экране нет, игрок должен помнить свои скрипты. Циклы бесконечны. Никто в системе не знает о циклах.</w:t>
+      </w:r>
+    </w:p>
+    <w:p>
+      <w:pPr>
+        <w:rPr>
+          <w:color w:val="000000" w:themeColor="text1"/>
+        </w:rPr>
+      </w:pPr>
+    </w:p>
+    <w:p>
+      <w:pPr>
+        <w:rPr>
+          <w:color w:val="000000" w:themeColor="text1"/>
+        </w:rPr>
+      </w:pPr>
+      <w:r>
+        <w:rPr>
+          <w:color w:val="000000" w:themeColor="text1"/>
+        </w:rPr>
+        <w:t>ЛИЧНАЯ ЦЕЛЬ</w:t>
+      </w:r>
+    </w:p>
+    <w:p>
+      <w:pPr>
+        <w:rPr>
+          <w:color w:val="000000" w:themeColor="text1"/>
+        </w:rPr>
+      </w:pPr>
+    </w:p>
+    <w:p>
+      <w:pPr>
+        <w:rPr>
+          <w:color w:val="000000" w:themeColor="text1"/>
+        </w:rPr>
+      </w:pPr>
+      <w:r>
+        <w:rPr>
+          <w:color w:val="000000" w:themeColor="text1"/>
+        </w:rPr>
+        <w:t>Атмосферная игра в консоли. История, где механика и нарратив неразделимы.</w:t>
+      </w:r>
+    </w:p>
+    <w:p>
+      <w:pPr>
+        <w:rPr>
+          <w:color w:val="000000" w:themeColor="text1"/>
+        </w:rPr>
+      </w:pPr>
+    </w:p>
+    <w:p>
+      <w:pPr>
+        <w:rPr>
+          <w:color w:val="000000" w:themeColor="text1"/>
+        </w:rPr>
+      </w:pPr>
+      <w:r>
+        <w:rPr>
+          <w:color w:val="000000" w:themeColor="text1"/>
+        </w:rPr>
+        <w:t>СПИСОК МЕХАНИК И СИСТЕМ ДЛЯ РЕАЛИЗАЦИИ</w:t>
+      </w:r>
+    </w:p>
+    <w:p>
+      <w:pPr>
+        <w:rPr>
+          <w:color w:val="000000" w:themeColor="text1"/>
+        </w:rPr>
+      </w:pPr>
+    </w:p>
+    <w:p>
+      <w:pPr>
+        <w:rPr>
+          <w:color w:val="000000" w:themeColor="text1"/>
+        </w:rPr>
+      </w:pPr>
+      <w:r>
+        <w:rPr>
+          <w:color w:val="000000" w:themeColor="text1"/>
+        </w:rPr>
+        <w:t>КОНСОЛЬНЫЙ ИНТЕРФЕЙС</w:t>
+      </w:r>
+    </w:p>
+    <w:p>
+      <w:pPr>
+        <w:rPr>
+          <w:color w:val="000000" w:themeColor="text1"/>
+        </w:rPr>
+      </w:pPr>
+      <w:r>
+        <w:rPr>
+          <w:color w:val="000000" w:themeColor="text1"/>
+        </w:rPr>
+        <w:t>- Черный фон, белые символы</w:t>
+      </w:r>
+    </w:p>
+    <w:p>
+      <w:pPr>
+        <w:rPr>
+          <w:color w:val="000000" w:themeColor="text1"/>
+        </w:rPr>
+      </w:pPr>
+      <w:r>
+        <w:rPr>
+          <w:color w:val="000000" w:themeColor="text1"/>
+        </w:rPr>
+        <w:t>- Экран загрузки как BIOS</w:t>
+      </w:r>
+    </w:p>
+    <w:p>
+      <w:pPr>
+        <w:rPr>
+          <w:color w:val="000000" w:themeColor="text1"/>
+        </w:rPr>
+      </w:pPr>
+      <w:r>
+        <w:rPr>
+          <w:color w:val="000000" w:themeColor="text1"/>
+        </w:rPr>
+        <w:t>- Главное меню с пунктом Новая игра</w:t>
+      </w:r>
+    </w:p>
+    <w:p>
+      <w:pPr>
+        <w:rPr>
+          <w:color w:val="000000" w:themeColor="text1"/>
+        </w:rPr>
+      </w:pPr>
+    </w:p>
+    <w:p>
+      <w:pPr>
+        <w:rPr>
+          <w:color w:val="000000" w:themeColor="text1"/>
+        </w:rPr>
+      </w:pPr>
+      <w:r>
+        <w:rPr>
+          <w:color w:val="000000" w:themeColor="text1"/>
+        </w:rPr>
+        <w:t>ЭКРАН ВНЕ БОЯ</w:t>
+      </w:r>
+    </w:p>
+    <w:p>
+      <w:pPr>
+        <w:rPr>
+          <w:color w:val="000000" w:themeColor="text1"/>
+        </w:rPr>
+      </w:pPr>
+      <w:r>
+        <w:rPr>
+          <w:color w:val="000000" w:themeColor="text1"/>
+        </w:rPr>
+        <w:t xml:space="preserve">- Отображение HP полосой </w:t>
+      </w:r>
+      <w:r>
+        <w:rPr>
+          <w:rFonts w:ascii="Arial" w:hAnsi="Arial" w:cs="Arial"/>
+          <w:color w:val="000000" w:themeColor="text1"/>
+        </w:rPr>
+        <w:t>█</w:t>
+      </w:r>
+      <w:r>
+        <w:rPr>
+          <w:color w:val="000000" w:themeColor="text1"/>
+        </w:rPr>
+        <w:t xml:space="preserve"> и </w:t>
+      </w:r>
+      <w:r>
+        <w:rPr>
+          <w:rFonts w:ascii="Arial" w:hAnsi="Arial" w:cs="Arial"/>
+          <w:color w:val="000000" w:themeColor="text1"/>
+        </w:rPr>
+        <w:t>░</w:t>
+      </w:r>
+      <w:r>
+        <w:rPr>
+          <w:color w:val="000000" w:themeColor="text1"/>
+        </w:rPr>
+        <w:t xml:space="preserve"> с процентами</w:t>
+      </w:r>
+    </w:p>
+    <w:p>
+      <w:pPr>
+        <w:rPr>
+          <w:color w:val="000000" w:themeColor="text1"/>
+        </w:rPr>
+      </w:pPr>
+      <w:r>
+        <w:rPr>
+          <w:color w:val="000000" w:themeColor="text1"/>
+        </w:rPr>
+        <w:t xml:space="preserve">- Отображение MEM полосой </w:t>
+      </w:r>
+      <w:r>
+        <w:rPr>
+          <w:rFonts w:ascii="Arial" w:hAnsi="Arial" w:cs="Arial"/>
+          <w:color w:val="000000" w:themeColor="text1"/>
+        </w:rPr>
+        <w:t>█</w:t>
+      </w:r>
+      <w:r>
+        <w:rPr>
+          <w:color w:val="000000" w:themeColor="text1"/>
+        </w:rPr>
+        <w:t xml:space="preserve"> и </w:t>
+      </w:r>
+      <w:r>
+        <w:rPr>
+          <w:rFonts w:ascii="Arial" w:hAnsi="Arial" w:cs="Arial"/>
+          <w:color w:val="000000" w:themeColor="text1"/>
+        </w:rPr>
+        <w:t>░</w:t>
+      </w:r>
+      <w:r>
+        <w:rPr>
+          <w:color w:val="000000" w:themeColor="text1"/>
+        </w:rPr>
+        <w:t xml:space="preserve"> с процентами</w:t>
+      </w:r>
+    </w:p>
+    <w:p>
+      <w:pPr>
+        <w:rPr>
+          <w:color w:val="000000" w:themeColor="text1"/>
+        </w:rPr>
+      </w:pPr>
+      <w:r>
+        <w:rPr>
+          <w:color w:val="000000" w:themeColor="text1"/>
+        </w:rPr>
+        <w:t>- Символ @ для игрока</w:t>
+      </w:r>
+    </w:p>
+    <w:p>
+      <w:pPr>
+        <w:rPr>
+          <w:color w:val="000000" w:themeColor="text1"/>
+        </w:rPr>
+      </w:pPr>
+      <w:r>
+        <w:rPr>
+          <w:color w:val="000000" w:themeColor="text1"/>
+        </w:rPr>
+        <w:t>- Символ $ для NPC</w:t>
+      </w:r>
+    </w:p>
+    <w:p>
+      <w:pPr>
+        <w:rPr>
+          <w:color w:val="000000" w:themeColor="text1"/>
+        </w:rPr>
+      </w:pPr>
+      <w:r>
+        <w:rPr>
+          <w:color w:val="000000" w:themeColor="text1"/>
+        </w:rPr>
+        <w:t>- Символ ? для предметов (скрипты и фрагменты)</w:t>
+      </w:r>
+    </w:p>
+    <w:p>
+      <w:pPr>
+        <w:rPr>
+          <w:color w:val="000000" w:themeColor="text1"/>
+        </w:rPr>
+      </w:pPr>
+      <w:r>
+        <w:rPr>
+          <w:color w:val="000000" w:themeColor="text1"/>
+        </w:rPr>
+        <w:t>- Символ + для предметов восстановления HP</w:t>
+      </w:r>
+    </w:p>
+    <w:p>
+      <w:pPr>
+        <w:rPr>
+          <w:color w:val="000000" w:themeColor="text1"/>
+        </w:rPr>
+      </w:pPr>
+      <w:r>
+        <w:rPr>
+          <w:color w:val="000000" w:themeColor="text1"/>
+        </w:rPr>
+        <w:t xml:space="preserve">- Символ &amp; для босса </w:t>
+      </w:r>
+      <w:proofErr w:type="spellStart"/>
+      <w:r>
+        <w:rPr>
+          <w:color w:val="000000" w:themeColor="text1"/>
+        </w:rPr>
+        <w:t>watcher</w:t>
+      </w:r>
+      <w:proofErr w:type="spellEnd"/>
+    </w:p>
+    <w:p>
+      <w:pPr>
+        <w:rPr>
+          <w:color w:val="000000" w:themeColor="text1"/>
+        </w:rPr>
+      </w:pPr>
+      <w:r>
+        <w:rPr>
+          <w:color w:val="000000" w:themeColor="text1"/>
+        </w:rPr>
+        <w:t xml:space="preserve">- Символ % для босса </w:t>
+      </w:r>
+      <w:proofErr w:type="spellStart"/>
+      <w:r>
+        <w:rPr>
+          <w:color w:val="000000" w:themeColor="text1"/>
+        </w:rPr>
+        <w:t>rack</w:t>
+      </w:r>
+      <w:proofErr w:type="spellEnd"/>
+    </w:p>
+    <w:p>
+      <w:pPr>
+        <w:rPr>
+          <w:color w:val="000000" w:themeColor="text1"/>
+        </w:rPr>
+      </w:pPr>
+      <w:r>
+        <w:rPr>
+          <w:color w:val="000000" w:themeColor="text1"/>
+        </w:rPr>
+        <w:lastRenderedPageBreak/>
+        <w:t xml:space="preserve">- Искаженный @ для босса </w:t>
+      </w:r>
+      <w:proofErr w:type="spellStart"/>
+      <w:r>
+        <w:rPr>
+          <w:color w:val="000000" w:themeColor="text1"/>
+        </w:rPr>
+        <w:t>liar</w:t>
+      </w:r>
+      <w:proofErr w:type="spellEnd"/>
+    </w:p>
+    <w:p>
+      <w:pPr>
+        <w:rPr>
+          <w:color w:val="000000" w:themeColor="text1"/>
+        </w:rPr>
+      </w:pPr>
+      <w:r>
+        <w:rPr>
+          <w:color w:val="000000" w:themeColor="text1"/>
+        </w:rPr>
+        <w:t xml:space="preserve">- Появление </w:t>
+      </w:r>
+      <w:proofErr w:type="spellStart"/>
+      <w:r>
+        <w:rPr>
+          <w:color w:val="000000" w:themeColor="text1"/>
+        </w:rPr>
+        <w:t>exit</w:t>
+      </w:r>
+      <w:proofErr w:type="spellEnd"/>
+      <w:r>
+        <w:rPr>
+          <w:color w:val="000000" w:themeColor="text1"/>
+        </w:rPr>
+        <w:t xml:space="preserve"> после выполнения условий</w:t>
+      </w:r>
+    </w:p>
+    <w:p>
+      <w:pPr>
+        <w:rPr>
+          <w:color w:val="000000" w:themeColor="text1"/>
+        </w:rPr>
+      </w:pPr>
+      <w:r>
+        <w:rPr>
+          <w:color w:val="000000" w:themeColor="text1"/>
+        </w:rPr>
+        <w:t>- Окно диалога в рамке # во всю ширину экрана</w:t>
+      </w:r>
+    </w:p>
+    <w:p>
+      <w:pPr>
+        <w:rPr>
+          <w:color w:val="000000" w:themeColor="text1"/>
+        </w:rPr>
+      </w:pPr>
+    </w:p>
+    <w:p>
+      <w:pPr>
+        <w:rPr>
+          <w:color w:val="000000" w:themeColor="text1"/>
+        </w:rPr>
+      </w:pPr>
+      <w:r>
+        <w:rPr>
+          <w:color w:val="000000" w:themeColor="text1"/>
+        </w:rPr>
+        <w:t>ЭКРАН БОЯ</w:t>
+      </w:r>
+    </w:p>
+    <w:p>
+      <w:pPr>
+        <w:rPr>
+          <w:color w:val="000000" w:themeColor="text1"/>
+        </w:rPr>
+      </w:pPr>
+      <w:r>
+        <w:rPr>
+          <w:color w:val="000000" w:themeColor="text1"/>
+        </w:rPr>
+        <w:t>- Переключение интерфейса при входе в бой</w:t>
+      </w:r>
+    </w:p>
+    <w:p>
+      <w:pPr>
+        <w:rPr>
+          <w:color w:val="000000" w:themeColor="text1"/>
+        </w:rPr>
+      </w:pPr>
+      <w:r>
+        <w:rPr>
+          <w:color w:val="000000" w:themeColor="text1"/>
+        </w:rPr>
+        <w:t>- HP игрока слева с полосой и процентами</w:t>
+      </w:r>
+    </w:p>
+    <w:p>
+      <w:pPr>
+        <w:rPr>
+          <w:color w:val="000000" w:themeColor="text1"/>
+        </w:rPr>
+      </w:pPr>
+      <w:r>
+        <w:rPr>
+          <w:color w:val="000000" w:themeColor="text1"/>
+        </w:rPr>
+        <w:t>- Суммарное HP группы врагов справа с полосой и процентами</w:t>
+      </w:r>
+    </w:p>
+    <w:p>
+      <w:pPr>
+        <w:rPr>
+          <w:color w:val="000000" w:themeColor="text1"/>
+        </w:rPr>
+      </w:pPr>
+      <w:r>
+        <w:rPr>
+          <w:color w:val="000000" w:themeColor="text1"/>
+        </w:rPr>
+        <w:t>- Символ @ в центре экрана по горизонтали</w:t>
+      </w:r>
+    </w:p>
+    <w:p>
+      <w:pPr>
+        <w:rPr>
+          <w:color w:val="000000" w:themeColor="text1"/>
+        </w:rPr>
+      </w:pPr>
+      <w:r>
+        <w:rPr>
+          <w:color w:val="000000" w:themeColor="text1"/>
+        </w:rPr>
+        <w:t>- Крупное ASCII-имя врага в нижней части центральной области (WATCHER, RACK, LIAR, MINOR, VMAIL, SMLINJ)</w:t>
+      </w:r>
+    </w:p>
+    <w:p>
+      <w:pPr>
+        <w:rPr>
+          <w:color w:val="000000" w:themeColor="text1"/>
+        </w:rPr>
+      </w:pPr>
+      <w:r>
+        <w:rPr>
+          <w:color w:val="000000" w:themeColor="text1"/>
+        </w:rPr>
+        <w:t>- Окно диалога в рамке # для текста боя и ввода скриптов</w:t>
+      </w:r>
+    </w:p>
+    <w:p>
+      <w:pPr>
+        <w:rPr>
+          <w:color w:val="000000" w:themeColor="text1"/>
+        </w:rPr>
+      </w:pPr>
+    </w:p>
+    <w:p>
+      <w:pPr>
+        <w:rPr>
+          <w:color w:val="000000" w:themeColor="text1"/>
+        </w:rPr>
+      </w:pPr>
+      <w:r>
+        <w:rPr>
+          <w:color w:val="000000" w:themeColor="text1"/>
+        </w:rPr>
+        <w:t>ЛОКАЦИИ</w:t>
+      </w:r>
+    </w:p>
+    <w:p>
+      <w:pPr>
+        <w:rPr>
+          <w:color w:val="000000" w:themeColor="text1"/>
+        </w:rPr>
+      </w:pPr>
+      <w:r>
+        <w:rPr>
+          <w:color w:val="000000" w:themeColor="text1"/>
+        </w:rPr>
+        <w:t>- /</w:t>
+      </w:r>
+      <w:proofErr w:type="spellStart"/>
+      <w:r>
+        <w:rPr>
+          <w:color w:val="000000" w:themeColor="text1"/>
+        </w:rPr>
+        <w:t>ash</w:t>
+      </w:r>
+      <w:proofErr w:type="spellEnd"/>
+      <w:r>
+        <w:rPr>
+          <w:color w:val="000000" w:themeColor="text1"/>
+        </w:rPr>
+        <w:t xml:space="preserve">: старт, пепел из точек, corrupted.log, </w:t>
+      </w:r>
+      <w:proofErr w:type="spellStart"/>
+      <w:r>
+        <w:rPr>
+          <w:color w:val="000000" w:themeColor="text1"/>
+        </w:rPr>
+        <w:t>exit</w:t>
+      </w:r>
+      <w:proofErr w:type="spellEnd"/>
+    </w:p>
+    <w:p>
+      <w:pPr>
+        <w:rPr>
+          <w:color w:val="000000" w:themeColor="text1"/>
+        </w:rPr>
+      </w:pPr>
+      <w:r>
+        <w:rPr>
+          <w:color w:val="000000" w:themeColor="text1"/>
+        </w:rPr>
+        <w:t>- /</w:t>
+      </w:r>
+      <w:proofErr w:type="spellStart"/>
+      <w:r>
+        <w:rPr>
+          <w:color w:val="000000" w:themeColor="text1"/>
+        </w:rPr>
+        <w:t>tmp</w:t>
+      </w:r>
+      <w:proofErr w:type="spellEnd"/>
+      <w:r>
+        <w:rPr>
+          <w:color w:val="000000" w:themeColor="text1"/>
+        </w:rPr>
+        <w:t xml:space="preserve">: хаотичные мерцающие символы, </w:t>
+      </w:r>
+      <w:proofErr w:type="spellStart"/>
+      <w:r>
+        <w:rPr>
+          <w:color w:val="000000" w:themeColor="text1"/>
+        </w:rPr>
+        <w:t>stray_process</w:t>
+      </w:r>
+      <w:proofErr w:type="spellEnd"/>
+      <w:r>
+        <w:rPr>
+          <w:color w:val="000000" w:themeColor="text1"/>
+        </w:rPr>
+        <w:t>, дверь LOCKED</w:t>
+      </w:r>
+    </w:p>
+    <w:p>
+      <w:pPr>
+        <w:rPr>
+          <w:color w:val="000000" w:themeColor="text1"/>
+        </w:rPr>
+      </w:pPr>
+      <w:r>
+        <w:rPr>
+          <w:color w:val="000000" w:themeColor="text1"/>
+        </w:rPr>
+        <w:t>- /</w:t>
+      </w:r>
+      <w:proofErr w:type="spellStart"/>
+      <w:r>
+        <w:rPr>
+          <w:color w:val="000000" w:themeColor="text1"/>
+        </w:rPr>
+        <w:t>chain</w:t>
+      </w:r>
+      <w:proofErr w:type="spellEnd"/>
+      <w:r>
+        <w:rPr>
+          <w:color w:val="000000" w:themeColor="text1"/>
+        </w:rPr>
+        <w:t xml:space="preserve">: коридор из #, серые @, </w:t>
+      </w:r>
+      <w:proofErr w:type="spellStart"/>
+      <w:r>
+        <w:rPr>
+          <w:color w:val="000000" w:themeColor="text1"/>
+        </w:rPr>
+        <w:t>watcher.eze</w:t>
+      </w:r>
+      <w:proofErr w:type="spellEnd"/>
+    </w:p>
+    <w:p>
+      <w:pPr>
+        <w:rPr>
+          <w:color w:val="000000" w:themeColor="text1"/>
+        </w:rPr>
+      </w:pPr>
+      <w:r>
+        <w:rPr>
+          <w:color w:val="000000" w:themeColor="text1"/>
+        </w:rPr>
+        <w:t>- /</w:t>
+      </w:r>
+      <w:proofErr w:type="spellStart"/>
+      <w:r>
+        <w:rPr>
+          <w:color w:val="000000" w:themeColor="text1"/>
+        </w:rPr>
+        <w:t>xshaw</w:t>
+      </w:r>
+      <w:proofErr w:type="spellEnd"/>
+      <w:r>
+        <w:rPr>
+          <w:color w:val="000000" w:themeColor="text1"/>
+        </w:rPr>
+        <w:t xml:space="preserve">: площадка, пульт с 5 кнопками, </w:t>
       </w:r>
       <w:proofErr w:type="spellStart"/>
       <w:r>
@@ -2439,29 +4675,1534 @@
         <w:t>guide.old</w:t>
       </w:r>
       <w:proofErr w:type="spellEnd"/>
-      <w:r>
-        <w:rPr>
-          <w:color w:val="000000" w:themeColor="text1"/>
-        </w:rPr>
-        <w:t>. Вокруг тьма.</w:t>
-      </w:r>
-    </w:p>
-    <w:p>
-      <w:pPr>
-        <w:rPr>
-          <w:color w:val="000000" w:themeColor="text1"/>
-        </w:rPr>
-      </w:pPr>
-      <w:r>
-        <w:rPr>
-          <w:color w:val="000000" w:themeColor="text1"/>
-        </w:rPr>
-        <w:t xml:space="preserve">Предметы: после правильной последовательности появляется + </w:t>
-      </w:r>
-      <w:proofErr w:type="spellStart"/>
-      <w:r>
-        <w:rPr>
-          <w:color w:val="000000" w:themeColor="text1"/>
+    </w:p>
+    <w:p>
+      <w:pPr>
+        <w:rPr>
+          <w:color w:val="000000" w:themeColor="text1"/>
+        </w:rPr>
+      </w:pPr>
+      <w:r>
+        <w:rPr>
+          <w:color w:val="000000" w:themeColor="text1"/>
+        </w:rPr>
+        <w:t>- /</w:t>
+      </w:r>
+      <w:proofErr w:type="spellStart"/>
+      <w:r>
+        <w:rPr>
+          <w:color w:val="000000" w:themeColor="text1"/>
+        </w:rPr>
+        <w:t>abyss</w:t>
+      </w:r>
+      <w:proofErr w:type="spellEnd"/>
+      <w:r>
+        <w:rPr>
+          <w:color w:val="000000" w:themeColor="text1"/>
+        </w:rPr>
+        <w:t xml:space="preserve">: тропа из #, пустота по краям, силуэты, </w:t>
+      </w:r>
+      <w:proofErr w:type="spellStart"/>
+      <w:r>
+        <w:rPr>
+          <w:color w:val="000000" w:themeColor="text1"/>
+        </w:rPr>
+        <w:t>rack.eze</w:t>
+      </w:r>
+      <w:proofErr w:type="spellEnd"/>
+    </w:p>
+    <w:p>
+      <w:pPr>
+        <w:rPr>
+          <w:color w:val="000000" w:themeColor="text1"/>
+        </w:rPr>
+      </w:pPr>
+      <w:r>
+        <w:rPr>
+          <w:color w:val="000000" w:themeColor="text1"/>
+        </w:rPr>
+        <w:t>- /</w:t>
+      </w:r>
+      <w:proofErr w:type="spellStart"/>
+      <w:r>
+        <w:rPr>
+          <w:color w:val="000000" w:themeColor="text1"/>
+        </w:rPr>
+        <w:t>recover</w:t>
+      </w:r>
+      <w:proofErr w:type="spellEnd"/>
+      <w:r>
+        <w:rPr>
+          <w:color w:val="000000" w:themeColor="text1"/>
+        </w:rPr>
+        <w:t>: пусто, healer.dll</w:t>
+      </w:r>
+    </w:p>
+    <w:p>
+      <w:pPr>
+        <w:rPr>
+          <w:color w:val="000000" w:themeColor="text1"/>
+        </w:rPr>
+      </w:pPr>
+      <w:r>
+        <w:rPr>
+          <w:color w:val="000000" w:themeColor="text1"/>
+        </w:rPr>
+        <w:t>- /</w:t>
+      </w:r>
+      <w:proofErr w:type="spellStart"/>
+      <w:r>
+        <w:rPr>
+          <w:color w:val="000000" w:themeColor="text1"/>
+        </w:rPr>
+        <w:t>root</w:t>
+      </w:r>
+      <w:proofErr w:type="spellEnd"/>
+      <w:r>
+        <w:rPr>
+          <w:color w:val="000000" w:themeColor="text1"/>
+        </w:rPr>
+        <w:t xml:space="preserve">: зал с колоннами из #, логи на стенах, трон, </w:t>
+      </w:r>
+      <w:proofErr w:type="spellStart"/>
+      <w:r>
+        <w:rPr>
+          <w:color w:val="000000" w:themeColor="text1"/>
+        </w:rPr>
+        <w:t>liar.eze</w:t>
+      </w:r>
+      <w:proofErr w:type="spellEnd"/>
+    </w:p>
+    <w:p>
+      <w:pPr>
+        <w:rPr>
+          <w:color w:val="000000" w:themeColor="text1"/>
+        </w:rPr>
+      </w:pPr>
+      <w:r>
+        <w:rPr>
+          <w:color w:val="000000" w:themeColor="text1"/>
+        </w:rPr>
+        <w:t>- /: пусто, зеркало из #</w:t>
+      </w:r>
+    </w:p>
+    <w:p>
+      <w:pPr>
+        <w:rPr>
+          <w:color w:val="000000" w:themeColor="text1"/>
+        </w:rPr>
+      </w:pPr>
+    </w:p>
+    <w:p>
+      <w:pPr>
+        <w:rPr>
+          <w:color w:val="000000" w:themeColor="text1"/>
+        </w:rPr>
+      </w:pPr>
+      <w:r>
+        <w:rPr>
+          <w:color w:val="000000" w:themeColor="text1"/>
+        </w:rPr>
+        <w:t>NPC И ДИАЛОГИ</w:t>
+      </w:r>
+    </w:p>
+    <w:p>
+      <w:pPr>
+        <w:rPr>
+          <w:color w:val="000000" w:themeColor="text1"/>
+        </w:rPr>
+      </w:pPr>
+      <w:r>
+        <w:rPr>
+          <w:color w:val="000000" w:themeColor="text1"/>
+        </w:rPr>
+        <w:t>- corrupted.log: одна реплика, после разговора замолкает</w:t>
+      </w:r>
+    </w:p>
+    <w:p>
+      <w:pPr>
+        <w:rPr>
+          <w:color w:val="000000" w:themeColor="text1"/>
+        </w:rPr>
+      </w:pPr>
+      <w:r>
+        <w:rPr>
+          <w:color w:val="000000" w:themeColor="text1"/>
+        </w:rPr>
+        <w:t xml:space="preserve">- </w:t>
+      </w:r>
+      <w:proofErr w:type="spellStart"/>
+      <w:r>
+        <w:rPr>
+          <w:color w:val="000000" w:themeColor="text1"/>
+        </w:rPr>
+        <w:t>stray_process</w:t>
+      </w:r>
+      <w:proofErr w:type="spellEnd"/>
+      <w:r>
+        <w:rPr>
+          <w:color w:val="000000" w:themeColor="text1"/>
+        </w:rPr>
+        <w:t>: две реплики</w:t>
+      </w:r>
+    </w:p>
+    <w:p>
+      <w:pPr>
+        <w:rPr>
+          <w:color w:val="000000" w:themeColor="text1"/>
+        </w:rPr>
+      </w:pPr>
+      <w:r>
+        <w:rPr>
+          <w:color w:val="000000" w:themeColor="text1"/>
+        </w:rPr>
+        <w:t xml:space="preserve">- </w:t>
+      </w:r>
+      <w:proofErr w:type="spellStart"/>
+      <w:r>
+        <w:rPr>
+          <w:color w:val="000000" w:themeColor="text1"/>
+        </w:rPr>
+        <w:t>guide.old</w:t>
+      </w:r>
+      <w:proofErr w:type="spellEnd"/>
+      <w:r>
+        <w:rPr>
+          <w:color w:val="000000" w:themeColor="text1"/>
+        </w:rPr>
+        <w:t>: реплики при подходе, при ошибке, при успехе, при повторе</w:t>
+      </w:r>
+    </w:p>
+    <w:p>
+      <w:pPr>
+        <w:rPr>
+          <w:color w:val="000000" w:themeColor="text1"/>
+        </w:rPr>
+      </w:pPr>
+      <w:r>
+        <w:rPr>
+          <w:color w:val="000000" w:themeColor="text1"/>
+        </w:rPr>
+        <w:t>- healer.dll: три варианта диалога в зависимости от собранных фрагментов</w:t>
+      </w:r>
+    </w:p>
+    <w:p>
+      <w:pPr>
+        <w:rPr>
+          <w:color w:val="000000" w:themeColor="text1"/>
+        </w:rPr>
+      </w:pPr>
+    </w:p>
+    <w:p>
+      <w:pPr>
+        <w:rPr>
+          <w:color w:val="000000" w:themeColor="text1"/>
+        </w:rPr>
+      </w:pPr>
+      <w:r>
+        <w:rPr>
+          <w:color w:val="000000" w:themeColor="text1"/>
+        </w:rPr>
+        <w:lastRenderedPageBreak/>
+        <w:t>БОССЫ</w:t>
+      </w:r>
+    </w:p>
+    <w:p>
+      <w:pPr>
+        <w:rPr>
+          <w:color w:val="000000" w:themeColor="text1"/>
+        </w:rPr>
+      </w:pPr>
+      <w:r>
+        <w:rPr>
+          <w:color w:val="000000" w:themeColor="text1"/>
+        </w:rPr>
+        <w:t xml:space="preserve">- </w:t>
+      </w:r>
+      <w:proofErr w:type="spellStart"/>
+      <w:r>
+        <w:rPr>
+          <w:color w:val="000000" w:themeColor="text1"/>
+        </w:rPr>
+        <w:t>watcher.eze</w:t>
+      </w:r>
+      <w:proofErr w:type="spellEnd"/>
+      <w:r>
+        <w:rPr>
+          <w:color w:val="000000" w:themeColor="text1"/>
+        </w:rPr>
+        <w:t xml:space="preserve">: HP 50, урон 10, реплики, после боя fragment_1 и </w:t>
+      </w:r>
+      <w:proofErr w:type="spellStart"/>
+      <w:r>
+        <w:rPr>
+          <w:color w:val="000000" w:themeColor="text1"/>
+        </w:rPr>
+        <w:t>shatter</w:t>
+      </w:r>
+      <w:proofErr w:type="spellEnd"/>
+      <w:r>
+        <w:rPr>
+          <w:color w:val="000000" w:themeColor="text1"/>
+        </w:rPr>
+        <w:t>, память +30%</w:t>
+      </w:r>
+    </w:p>
+    <w:p>
+      <w:pPr>
+        <w:rPr>
+          <w:color w:val="000000" w:themeColor="text1"/>
+        </w:rPr>
+      </w:pPr>
+      <w:r>
+        <w:rPr>
+          <w:color w:val="000000" w:themeColor="text1"/>
+        </w:rPr>
+        <w:t xml:space="preserve">- </w:t>
+      </w:r>
+      <w:proofErr w:type="spellStart"/>
+      <w:r>
+        <w:rPr>
+          <w:color w:val="000000" w:themeColor="text1"/>
+        </w:rPr>
+        <w:t>rack.eze</w:t>
+      </w:r>
+      <w:proofErr w:type="spellEnd"/>
+      <w:r>
+        <w:rPr>
+          <w:color w:val="000000" w:themeColor="text1"/>
+        </w:rPr>
+        <w:t xml:space="preserve">: HP 70, урон 15, блокировка скрипта каждый второй ход, реплики, после боя fragment_2 и </w:t>
+      </w:r>
+      <w:proofErr w:type="spellStart"/>
+      <w:r>
+        <w:rPr>
+          <w:color w:val="000000" w:themeColor="text1"/>
+        </w:rPr>
+        <w:t>burn</w:t>
+      </w:r>
+      <w:proofErr w:type="spellEnd"/>
+      <w:r>
+        <w:rPr>
+          <w:color w:val="000000" w:themeColor="text1"/>
+        </w:rPr>
+        <w:t>, память +30%</w:t>
+      </w:r>
+    </w:p>
+    <w:p>
+      <w:pPr>
+        <w:rPr>
+          <w:color w:val="000000" w:themeColor="text1"/>
+        </w:rPr>
+      </w:pPr>
+      <w:r>
+        <w:rPr>
+          <w:color w:val="000000" w:themeColor="text1"/>
+        </w:rPr>
+        <w:t xml:space="preserve">- </w:t>
+      </w:r>
+      <w:proofErr w:type="spellStart"/>
+      <w:r>
+        <w:rPr>
+          <w:color w:val="000000" w:themeColor="text1"/>
+        </w:rPr>
+        <w:t>liar.eze</w:t>
+      </w:r>
+      <w:proofErr w:type="spellEnd"/>
+      <w:r>
+        <w:rPr>
+          <w:color w:val="000000" w:themeColor="text1"/>
+        </w:rPr>
+        <w:t xml:space="preserve">: HP 80, копирование скриптов игрока, реплики, после боя fragment_3 и </w:t>
+      </w:r>
+      <w:proofErr w:type="spellStart"/>
+      <w:r>
+        <w:rPr>
+          <w:color w:val="000000" w:themeColor="text1"/>
+        </w:rPr>
+        <w:t>erase</w:t>
+      </w:r>
+      <w:proofErr w:type="spellEnd"/>
+      <w:r>
+        <w:rPr>
+          <w:color w:val="000000" w:themeColor="text1"/>
+        </w:rPr>
+        <w:t>, память +25%</w:t>
+      </w:r>
+    </w:p>
+    <w:p>
+      <w:pPr>
+        <w:rPr>
+          <w:color w:val="000000" w:themeColor="text1"/>
+        </w:rPr>
+      </w:pPr>
+    </w:p>
+    <w:p>
+      <w:pPr>
+        <w:rPr>
+          <w:color w:val="000000" w:themeColor="text1"/>
+        </w:rPr>
+      </w:pPr>
+      <w:r>
+        <w:rPr>
+          <w:color w:val="000000" w:themeColor="text1"/>
+        </w:rPr>
+        <w:t>СЛУЧАЙНЫЕ ВРАГИ</w:t>
+      </w:r>
+    </w:p>
+    <w:p>
+      <w:pPr>
+        <w:rPr>
+          <w:color w:val="000000" w:themeColor="text1"/>
+        </w:rPr>
+      </w:pPr>
+      <w:r>
+        <w:rPr>
+          <w:color w:val="000000" w:themeColor="text1"/>
+        </w:rPr>
+        <w:t xml:space="preserve">- </w:t>
+      </w:r>
+      <w:proofErr w:type="spellStart"/>
+      <w:r>
+        <w:rPr>
+          <w:color w:val="000000" w:themeColor="text1"/>
+        </w:rPr>
+        <w:t>minor,jh</w:t>
+      </w:r>
+      <w:proofErr w:type="spellEnd"/>
+      <w:r>
+        <w:rPr>
+          <w:color w:val="000000" w:themeColor="text1"/>
+        </w:rPr>
+        <w:t xml:space="preserve"> в /</w:t>
+      </w:r>
+      <w:proofErr w:type="spellStart"/>
+      <w:r>
+        <w:rPr>
+          <w:color w:val="000000" w:themeColor="text1"/>
+        </w:rPr>
+        <w:t>tmp</w:t>
+      </w:r>
+      <w:proofErr w:type="spellEnd"/>
+      <w:r>
+        <w:rPr>
+          <w:color w:val="000000" w:themeColor="text1"/>
+        </w:rPr>
+        <w:t xml:space="preserve">: группа </w:t>
+      </w:r>
+      <w:proofErr w:type="gramStart"/>
+      <w:r>
+        <w:rPr>
+          <w:color w:val="000000" w:themeColor="text1"/>
+        </w:rPr>
+        <w:t>2-3</w:t>
+      </w:r>
+      <w:proofErr w:type="gramEnd"/>
+      <w:r>
+        <w:rPr>
+          <w:color w:val="000000" w:themeColor="text1"/>
+        </w:rPr>
+        <w:t>, MINOR, HP 12, урон 4, без реплик, обязательный бой при входе, после боя восстановление +8 HP</w:t>
+      </w:r>
+    </w:p>
+    <w:p>
+      <w:pPr>
+        <w:rPr>
+          <w:color w:val="000000" w:themeColor="text1"/>
+        </w:rPr>
+      </w:pPr>
+      <w:r>
+        <w:rPr>
+          <w:color w:val="000000" w:themeColor="text1"/>
+        </w:rPr>
+        <w:t xml:space="preserve">- </w:t>
+      </w:r>
+      <w:proofErr w:type="spellStart"/>
+      <w:r>
+        <w:rPr>
+          <w:color w:val="000000" w:themeColor="text1"/>
+        </w:rPr>
+        <w:t>vmail,jh</w:t>
+      </w:r>
+      <w:proofErr w:type="spellEnd"/>
+      <w:r>
+        <w:rPr>
+          <w:color w:val="000000" w:themeColor="text1"/>
+        </w:rPr>
+        <w:t xml:space="preserve"> в /</w:t>
+      </w:r>
+      <w:proofErr w:type="spellStart"/>
+      <w:r>
+        <w:rPr>
+          <w:color w:val="000000" w:themeColor="text1"/>
+        </w:rPr>
+        <w:t>abyss</w:t>
+      </w:r>
+      <w:proofErr w:type="spellEnd"/>
+      <w:r>
+        <w:rPr>
+          <w:color w:val="000000" w:themeColor="text1"/>
+        </w:rPr>
+        <w:t xml:space="preserve">: группа </w:t>
+      </w:r>
+      <w:proofErr w:type="gramStart"/>
+      <w:r>
+        <w:rPr>
+          <w:color w:val="000000" w:themeColor="text1"/>
+        </w:rPr>
+        <w:t>2-3</w:t>
+      </w:r>
+      <w:proofErr w:type="gramEnd"/>
+      <w:r>
+        <w:rPr>
+          <w:color w:val="000000" w:themeColor="text1"/>
+        </w:rPr>
+        <w:t xml:space="preserve">, VMAIL, HP 15, урон 6, обман, реплика, обязательный бой при входе (или </w:t>
+      </w:r>
+      <w:proofErr w:type="spellStart"/>
+      <w:r>
+        <w:rPr>
+          <w:color w:val="000000" w:themeColor="text1"/>
+        </w:rPr>
+        <w:t>sml_inj</w:t>
+      </w:r>
+      <w:proofErr w:type="spellEnd"/>
+      <w:r>
+        <w:rPr>
+          <w:color w:val="000000" w:themeColor="text1"/>
+        </w:rPr>
+        <w:t>), после боя восстановление +10 HP</w:t>
+      </w:r>
+    </w:p>
+    <w:p>
+      <w:pPr>
+        <w:rPr>
+          <w:color w:val="000000" w:themeColor="text1"/>
+        </w:rPr>
+      </w:pPr>
+      <w:r>
+        <w:rPr>
+          <w:color w:val="000000" w:themeColor="text1"/>
+        </w:rPr>
+        <w:t xml:space="preserve">- </w:t>
+      </w:r>
+      <w:proofErr w:type="spellStart"/>
+      <w:r>
+        <w:rPr>
+          <w:color w:val="000000" w:themeColor="text1"/>
+        </w:rPr>
+        <w:t>sml_inj,jh</w:t>
+      </w:r>
+      <w:proofErr w:type="spellEnd"/>
+      <w:r>
+        <w:rPr>
+          <w:color w:val="000000" w:themeColor="text1"/>
+        </w:rPr>
+        <w:t xml:space="preserve"> в /</w:t>
+      </w:r>
+      <w:proofErr w:type="spellStart"/>
+      <w:r>
+        <w:rPr>
+          <w:color w:val="000000" w:themeColor="text1"/>
+        </w:rPr>
+        <w:t>abyss</w:t>
+      </w:r>
+      <w:proofErr w:type="spellEnd"/>
+      <w:r>
+        <w:rPr>
+          <w:color w:val="000000" w:themeColor="text1"/>
+        </w:rPr>
+        <w:t xml:space="preserve">: группа </w:t>
+      </w:r>
+      <w:proofErr w:type="gramStart"/>
+      <w:r>
+        <w:rPr>
+          <w:color w:val="000000" w:themeColor="text1"/>
+        </w:rPr>
+        <w:t>2-3</w:t>
+      </w:r>
+      <w:proofErr w:type="gramEnd"/>
+      <w:r>
+        <w:rPr>
+          <w:color w:val="000000" w:themeColor="text1"/>
+        </w:rPr>
+        <w:t xml:space="preserve">, SMLINJ, HP 18, урон 7, блокировка скрипта раз в два хода, реплика, обязательный бой при входе (или </w:t>
+      </w:r>
+      <w:proofErr w:type="spellStart"/>
+      <w:r>
+        <w:rPr>
+          <w:color w:val="000000" w:themeColor="text1"/>
+        </w:rPr>
+        <w:t>vmail</w:t>
+      </w:r>
+      <w:proofErr w:type="spellEnd"/>
+      <w:r>
+        <w:rPr>
+          <w:color w:val="000000" w:themeColor="text1"/>
+        </w:rPr>
+        <w:t>), после боя восстановление +12 HP</w:t>
+      </w:r>
+    </w:p>
+    <w:p>
+      <w:pPr>
+        <w:rPr>
+          <w:color w:val="000000" w:themeColor="text1"/>
+        </w:rPr>
+      </w:pPr>
+    </w:p>
+    <w:p>
+      <w:pPr>
+        <w:rPr>
+          <w:color w:val="000000" w:themeColor="text1"/>
+        </w:rPr>
+      </w:pPr>
+      <w:r>
+        <w:rPr>
+          <w:color w:val="000000" w:themeColor="text1"/>
+        </w:rPr>
+        <w:t>БОЕВАЯ СИСТЕМА</w:t>
+      </w:r>
+    </w:p>
+    <w:p>
+      <w:pPr>
+        <w:rPr>
+          <w:color w:val="000000" w:themeColor="text1"/>
+        </w:rPr>
+      </w:pPr>
+      <w:r>
+        <w:rPr>
+          <w:color w:val="000000" w:themeColor="text1"/>
+        </w:rPr>
+        <w:t>- Пошаговый режим: ход игрока, затем ход всех живых врагов</w:t>
+      </w:r>
+    </w:p>
+    <w:p>
+      <w:pPr>
+        <w:rPr>
+          <w:color w:val="000000" w:themeColor="text1"/>
+        </w:rPr>
+      </w:pPr>
+      <w:r>
+        <w:rPr>
+          <w:color w:val="000000" w:themeColor="text1"/>
+        </w:rPr>
+        <w:t>- Ввод названия скрипта с клавиатуры</w:t>
+      </w:r>
+    </w:p>
+    <w:p>
+      <w:pPr>
+        <w:rPr>
+          <w:color w:val="000000" w:themeColor="text1"/>
+        </w:rPr>
+      </w:pPr>
+      <w:r>
+        <w:rPr>
+          <w:color w:val="000000" w:themeColor="text1"/>
+        </w:rPr>
+        <w:t>- Проверка наличия скрипта в инвентаре и правильности ввода</w:t>
+      </w:r>
+    </w:p>
+    <w:p>
+      <w:pPr>
+        <w:rPr>
+          <w:color w:val="000000" w:themeColor="text1"/>
+        </w:rPr>
+      </w:pPr>
+      <w:r>
+        <w:rPr>
+          <w:color w:val="000000" w:themeColor="text1"/>
+        </w:rPr>
+        <w:t>- Отображение действий игрока и врагов в диалоге</w:t>
+      </w:r>
+    </w:p>
+    <w:p>
+      <w:pPr>
+        <w:rPr>
+          <w:color w:val="000000" w:themeColor="text1"/>
+        </w:rPr>
+      </w:pPr>
+      <w:r>
+        <w:rPr>
+          <w:color w:val="000000" w:themeColor="text1"/>
+        </w:rPr>
+        <w:t>- Отображение урона и изменения HP</w:t>
+      </w:r>
+    </w:p>
+    <w:p>
+      <w:pPr>
+        <w:rPr>
+          <w:color w:val="000000" w:themeColor="text1"/>
+        </w:rPr>
+      </w:pPr>
+      <w:r>
+        <w:rPr>
+          <w:color w:val="000000" w:themeColor="text1"/>
+        </w:rPr>
+        <w:t>- Реплики боссов между ходами</w:t>
+      </w:r>
+    </w:p>
+    <w:p>
+      <w:pPr>
+        <w:rPr>
+          <w:color w:val="000000" w:themeColor="text1"/>
+        </w:rPr>
+      </w:pPr>
+      <w:r>
+        <w:rPr>
+          <w:color w:val="000000" w:themeColor="text1"/>
+        </w:rPr>
+        <w:t>- Завершение боя при уничтожении всех врагов или смерти игрока</w:t>
+      </w:r>
+    </w:p>
+    <w:p>
+      <w:pPr>
+        <w:rPr>
+          <w:color w:val="000000" w:themeColor="text1"/>
+        </w:rPr>
+      </w:pPr>
+      <w:r>
+        <w:rPr>
+          <w:color w:val="000000" w:themeColor="text1"/>
+        </w:rPr>
+        <w:t>- После боя с группой: восстановление HP, возврат к локации</w:t>
+      </w:r>
+    </w:p>
+    <w:p>
+      <w:pPr>
+        <w:rPr>
+          <w:color w:val="000000" w:themeColor="text1"/>
+        </w:rPr>
+      </w:pPr>
+      <w:r>
+        <w:rPr>
+          <w:color w:val="000000" w:themeColor="text1"/>
+        </w:rPr>
+        <w:t>- После боя с боссом: добавление скриптов, уведомление в диалоге, память +%, возврат к локации</w:t>
+      </w:r>
+    </w:p>
+    <w:p>
+      <w:pPr>
+        <w:rPr>
+          <w:color w:val="000000" w:themeColor="text1"/>
+        </w:rPr>
+      </w:pPr>
+      <w:r>
+        <w:rPr>
+          <w:color w:val="000000" w:themeColor="text1"/>
+        </w:rPr>
+        <w:t xml:space="preserve">- Поражение: синий экран с текстом и </w:t>
+      </w:r>
+      <w:proofErr w:type="spellStart"/>
+      <w:r>
+        <w:rPr>
+          <w:color w:val="000000" w:themeColor="text1"/>
+        </w:rPr>
+        <w:t>reboot</w:t>
+      </w:r>
+      <w:proofErr w:type="spellEnd"/>
+    </w:p>
+    <w:p>
+      <w:pPr>
+        <w:rPr>
+          <w:color w:val="000000" w:themeColor="text1"/>
+        </w:rPr>
+      </w:pPr>
+    </w:p>
+    <w:p>
+      <w:pPr>
+        <w:rPr>
+          <w:color w:val="000000" w:themeColor="text1"/>
+        </w:rPr>
+      </w:pPr>
+      <w:r>
+        <w:rPr>
+          <w:color w:val="000000" w:themeColor="text1"/>
+        </w:rPr>
+        <w:t>СКРИПТЫ</w:t>
+      </w:r>
+    </w:p>
+    <w:p>
+      <w:pPr>
+        <w:rPr>
+          <w:color w:val="000000" w:themeColor="text1"/>
+        </w:rPr>
+      </w:pPr>
+      <w:r>
+        <w:rPr>
+          <w:color w:val="000000" w:themeColor="text1"/>
+        </w:rPr>
+        <w:t xml:space="preserve">- </w:t>
+      </w:r>
+      <w:proofErr w:type="spellStart"/>
+      <w:r>
+        <w:rPr>
+          <w:color w:val="000000" w:themeColor="text1"/>
+        </w:rPr>
+        <w:t>disintegrate,vh</w:t>
+      </w:r>
+      <w:proofErr w:type="spellEnd"/>
+      <w:r>
+        <w:rPr>
+          <w:color w:val="000000" w:themeColor="text1"/>
+        </w:rPr>
+        <w:t>: урон 15, базовый</w:t>
+      </w:r>
+    </w:p>
+    <w:p>
+      <w:pPr>
+        <w:rPr>
+          <w:color w:val="000000" w:themeColor="text1"/>
+        </w:rPr>
+      </w:pPr>
+      <w:r>
+        <w:rPr>
+          <w:color w:val="000000" w:themeColor="text1"/>
+        </w:rPr>
+        <w:lastRenderedPageBreak/>
+        <w:t xml:space="preserve">- </w:t>
+      </w:r>
+      <w:proofErr w:type="spellStart"/>
+      <w:r>
+        <w:rPr>
+          <w:color w:val="000000" w:themeColor="text1"/>
+        </w:rPr>
+        <w:t>manage_control,vh</w:t>
+      </w:r>
+      <w:proofErr w:type="spellEnd"/>
+      <w:r>
+        <w:rPr>
+          <w:color w:val="000000" w:themeColor="text1"/>
+        </w:rPr>
+        <w:t>: защита -10% на ход</w:t>
+      </w:r>
+    </w:p>
+    <w:p>
+      <w:pPr>
+        <w:rPr>
+          <w:color w:val="000000" w:themeColor="text1"/>
+        </w:rPr>
+      </w:pPr>
+      <w:r>
+        <w:rPr>
+          <w:color w:val="000000" w:themeColor="text1"/>
+        </w:rPr>
+        <w:t xml:space="preserve">- </w:t>
+      </w:r>
+      <w:proofErr w:type="spellStart"/>
+      <w:r>
+        <w:rPr>
+          <w:color w:val="000000" w:themeColor="text1"/>
+        </w:rPr>
+        <w:t>shatter,vh</w:t>
+      </w:r>
+      <w:proofErr w:type="spellEnd"/>
+      <w:r>
+        <w:rPr>
+          <w:color w:val="000000" w:themeColor="text1"/>
+        </w:rPr>
+        <w:t>: урон 25</w:t>
+      </w:r>
+    </w:p>
+    <w:p>
+      <w:pPr>
+        <w:rPr>
+          <w:color w:val="000000" w:themeColor="text1"/>
+        </w:rPr>
+      </w:pPr>
+      <w:r>
+        <w:rPr>
+          <w:color w:val="000000" w:themeColor="text1"/>
+        </w:rPr>
+        <w:t xml:space="preserve">- </w:t>
+      </w:r>
+      <w:proofErr w:type="spellStart"/>
+      <w:r>
+        <w:rPr>
+          <w:color w:val="000000" w:themeColor="text1"/>
+        </w:rPr>
+        <w:t>burn,vh</w:t>
+      </w:r>
+      <w:proofErr w:type="spellEnd"/>
+      <w:r>
+        <w:rPr>
+          <w:color w:val="000000" w:themeColor="text1"/>
+        </w:rPr>
+        <w:t>: урон 30, игрок -10 HP</w:t>
+      </w:r>
+    </w:p>
+    <w:p>
+      <w:pPr>
+        <w:rPr>
+          <w:color w:val="000000" w:themeColor="text1"/>
+        </w:rPr>
+      </w:pPr>
+      <w:r>
+        <w:rPr>
+          <w:color w:val="000000" w:themeColor="text1"/>
+        </w:rPr>
+        <w:t xml:space="preserve">- </w:t>
+      </w:r>
+      <w:proofErr w:type="spellStart"/>
+      <w:r>
+        <w:rPr>
+          <w:color w:val="000000" w:themeColor="text1"/>
+        </w:rPr>
+        <w:t>blind,vh</w:t>
+      </w:r>
+      <w:proofErr w:type="spellEnd"/>
+      <w:r>
+        <w:rPr>
+          <w:color w:val="000000" w:themeColor="text1"/>
+        </w:rPr>
+        <w:t>: оглушение одного врага на ход</w:t>
+      </w:r>
+    </w:p>
+    <w:p>
+      <w:pPr>
+        <w:rPr>
+          <w:color w:val="000000" w:themeColor="text1"/>
+        </w:rPr>
+      </w:pPr>
+      <w:r>
+        <w:rPr>
+          <w:color w:val="000000" w:themeColor="text1"/>
+        </w:rPr>
+        <w:t xml:space="preserve">- </w:t>
+      </w:r>
+      <w:proofErr w:type="spellStart"/>
+      <w:r>
+        <w:rPr>
+          <w:color w:val="000000" w:themeColor="text1"/>
+        </w:rPr>
+        <w:t>not_malware,vh</w:t>
+      </w:r>
+      <w:proofErr w:type="spellEnd"/>
+      <w:r>
+        <w:rPr>
+          <w:color w:val="000000" w:themeColor="text1"/>
+        </w:rPr>
+        <w:t>: защита -40% на ход</w:t>
+      </w:r>
+    </w:p>
+    <w:p>
+      <w:pPr>
+        <w:rPr>
+          <w:color w:val="000000" w:themeColor="text1"/>
+        </w:rPr>
+      </w:pPr>
+      <w:r>
+        <w:rPr>
+          <w:color w:val="000000" w:themeColor="text1"/>
+        </w:rPr>
+        <w:t xml:space="preserve">- </w:t>
+      </w:r>
+      <w:proofErr w:type="spellStart"/>
+      <w:r>
+        <w:rPr>
+          <w:color w:val="000000" w:themeColor="text1"/>
+        </w:rPr>
+        <w:t>erase,vh</w:t>
+      </w:r>
+      <w:proofErr w:type="spellEnd"/>
+      <w:r>
+        <w:rPr>
+          <w:color w:val="000000" w:themeColor="text1"/>
+        </w:rPr>
+        <w:t xml:space="preserve">: урон 999, убивает всё, доступен после </w:t>
+      </w:r>
+      <w:proofErr w:type="spellStart"/>
+      <w:r>
+        <w:rPr>
+          <w:color w:val="000000" w:themeColor="text1"/>
+        </w:rPr>
+        <w:t>liar</w:t>
+      </w:r>
+      <w:proofErr w:type="spellEnd"/>
+    </w:p>
+    <w:p>
+      <w:pPr>
+        <w:rPr>
+          <w:color w:val="000000" w:themeColor="text1"/>
+        </w:rPr>
+      </w:pPr>
+    </w:p>
+    <w:p>
+      <w:pPr>
+        <w:rPr>
+          <w:color w:val="000000" w:themeColor="text1"/>
+          <w:lang w:val="en-US"/>
+        </w:rPr>
+      </w:pPr>
+      <w:r>
+        <w:rPr>
+          <w:color w:val="000000" w:themeColor="text1"/>
+        </w:rPr>
+        <w:t>ПРЕДМЕТЫ</w:t>
+      </w:r>
+    </w:p>
+    <w:p>
+      <w:pPr>
+        <w:rPr>
+          <w:color w:val="000000" w:themeColor="text1"/>
+          <w:lang w:val="en-US"/>
+        </w:rPr>
+      </w:pPr>
+      <w:proofErr w:type="gramStart"/>
+      <w:r>
+        <w:rPr>
+          <w:color w:val="000000" w:themeColor="text1"/>
+          <w:lang w:val="en-US"/>
+        </w:rPr>
+        <w:t>- ?</w:t>
+      </w:r>
+      <w:proofErr w:type="gramEnd"/>
+      <w:r>
+        <w:rPr>
+          <w:color w:val="000000" w:themeColor="text1"/>
+          <w:lang w:val="en-US"/>
+        </w:rPr>
+        <w:t xml:space="preserve"> </w:t>
+      </w:r>
+      <w:proofErr w:type="spellStart"/>
+      <w:r>
+        <w:rPr>
+          <w:color w:val="000000" w:themeColor="text1"/>
+          <w:lang w:val="en-US"/>
+        </w:rPr>
+        <w:t>scrap_of_memory</w:t>
+      </w:r>
+      <w:proofErr w:type="spellEnd"/>
+      <w:r>
+        <w:rPr>
+          <w:color w:val="000000" w:themeColor="text1"/>
+          <w:lang w:val="en-US"/>
+        </w:rPr>
+        <w:t xml:space="preserve"> </w:t>
+      </w:r>
+      <w:r>
+        <w:rPr>
+          <w:color w:val="000000" w:themeColor="text1"/>
+        </w:rPr>
+        <w:t>в</w:t>
+      </w:r>
+      <w:r>
+        <w:rPr>
+          <w:color w:val="000000" w:themeColor="text1"/>
+          <w:lang w:val="en-US"/>
+        </w:rPr>
+        <w:t xml:space="preserve"> /ash: </w:t>
+      </w:r>
+      <w:r>
+        <w:rPr>
+          <w:color w:val="000000" w:themeColor="text1"/>
+        </w:rPr>
+        <w:t>дает</w:t>
+      </w:r>
+      <w:r>
+        <w:rPr>
+          <w:color w:val="000000" w:themeColor="text1"/>
+          <w:lang w:val="en-US"/>
+        </w:rPr>
+        <w:t xml:space="preserve"> disintegrate</w:t>
+      </w:r>
+    </w:p>
+    <w:p>
+      <w:pPr>
+        <w:rPr>
+          <w:color w:val="000000" w:themeColor="text1"/>
+          <w:lang w:val="en-US"/>
+        </w:rPr>
+      </w:pPr>
+      <w:proofErr w:type="gramStart"/>
+      <w:r>
+        <w:rPr>
+          <w:color w:val="000000" w:themeColor="text1"/>
+          <w:lang w:val="en-US"/>
+        </w:rPr>
+        <w:t>- ?</w:t>
+      </w:r>
+      <w:proofErr w:type="gramEnd"/>
+      <w:r>
+        <w:rPr>
+          <w:color w:val="000000" w:themeColor="text1"/>
+          <w:lang w:val="en-US"/>
+        </w:rPr>
+        <w:t xml:space="preserve"> </w:t>
+      </w:r>
+      <w:proofErr w:type="spellStart"/>
+      <w:r>
+        <w:rPr>
+          <w:color w:val="000000" w:themeColor="text1"/>
+          <w:lang w:val="en-US"/>
+        </w:rPr>
+        <w:t>manage_control</w:t>
+      </w:r>
+      <w:proofErr w:type="spellEnd"/>
+      <w:r>
+        <w:rPr>
+          <w:color w:val="000000" w:themeColor="text1"/>
+          <w:lang w:val="en-US"/>
+        </w:rPr>
+        <w:t xml:space="preserve"> </w:t>
+      </w:r>
+      <w:r>
+        <w:rPr>
+          <w:color w:val="000000" w:themeColor="text1"/>
+        </w:rPr>
+        <w:t>в</w:t>
+      </w:r>
+      <w:r>
+        <w:rPr>
+          <w:color w:val="000000" w:themeColor="text1"/>
+          <w:lang w:val="en-US"/>
+        </w:rPr>
+        <w:t xml:space="preserve"> /chain: </w:t>
+      </w:r>
+      <w:r>
+        <w:rPr>
+          <w:color w:val="000000" w:themeColor="text1"/>
+        </w:rPr>
+        <w:t>дает</w:t>
+      </w:r>
+      <w:r>
+        <w:rPr>
+          <w:color w:val="000000" w:themeColor="text1"/>
+          <w:lang w:val="en-US"/>
+        </w:rPr>
+        <w:t xml:space="preserve"> </w:t>
+      </w:r>
+      <w:proofErr w:type="spellStart"/>
+      <w:r>
+        <w:rPr>
+          <w:color w:val="000000" w:themeColor="text1"/>
+          <w:lang w:val="en-US"/>
+        </w:rPr>
+        <w:t>manage_control</w:t>
+      </w:r>
+      <w:proofErr w:type="spellEnd"/>
+    </w:p>
+    <w:p>
+      <w:pPr>
+        <w:rPr>
+          <w:color w:val="000000" w:themeColor="text1"/>
+          <w:lang w:val="en-US"/>
+        </w:rPr>
+      </w:pPr>
+      <w:proofErr w:type="gramStart"/>
+      <w:r>
+        <w:rPr>
+          <w:color w:val="000000" w:themeColor="text1"/>
+          <w:lang w:val="en-US"/>
+        </w:rPr>
+        <w:t>- ?</w:t>
+      </w:r>
+      <w:proofErr w:type="gramEnd"/>
+      <w:r>
+        <w:rPr>
+          <w:color w:val="000000" w:themeColor="text1"/>
+          <w:lang w:val="en-US"/>
+        </w:rPr>
+        <w:t xml:space="preserve"> fragment_of_memory_1 </w:t>
+      </w:r>
+      <w:r>
+        <w:rPr>
+          <w:color w:val="000000" w:themeColor="text1"/>
+        </w:rPr>
+        <w:t>после</w:t>
+      </w:r>
+      <w:r>
+        <w:rPr>
+          <w:color w:val="000000" w:themeColor="text1"/>
+          <w:lang w:val="en-US"/>
+        </w:rPr>
+        <w:t xml:space="preserve"> watcher: </w:t>
+      </w:r>
+      <w:r>
+        <w:rPr>
+          <w:color w:val="000000" w:themeColor="text1"/>
+        </w:rPr>
+        <w:t>дает</w:t>
+      </w:r>
+      <w:r>
+        <w:rPr>
+          <w:color w:val="000000" w:themeColor="text1"/>
+          <w:lang w:val="en-US"/>
+        </w:rPr>
+        <w:t xml:space="preserve"> shatter</w:t>
+      </w:r>
+    </w:p>
+    <w:p>
+      <w:pPr>
+        <w:rPr>
+          <w:color w:val="000000" w:themeColor="text1"/>
+          <w:lang w:val="en-US"/>
+        </w:rPr>
+      </w:pPr>
+      <w:proofErr w:type="gramStart"/>
+      <w:r>
+        <w:rPr>
+          <w:color w:val="000000" w:themeColor="text1"/>
+          <w:lang w:val="en-US"/>
+        </w:rPr>
+        <w:t>- ?</w:t>
+      </w:r>
+      <w:proofErr w:type="gramEnd"/>
+      <w:r>
+        <w:rPr>
+          <w:color w:val="000000" w:themeColor="text1"/>
+          <w:lang w:val="en-US"/>
+        </w:rPr>
+        <w:t xml:space="preserve"> fragment_of_memory_2 </w:t>
+      </w:r>
+      <w:r>
+        <w:rPr>
+          <w:color w:val="000000" w:themeColor="text1"/>
+        </w:rPr>
+        <w:t>после</w:t>
+      </w:r>
+      <w:r>
+        <w:rPr>
+          <w:color w:val="000000" w:themeColor="text1"/>
+          <w:lang w:val="en-US"/>
+        </w:rPr>
+        <w:t xml:space="preserve"> rack: </w:t>
+      </w:r>
+      <w:r>
+        <w:rPr>
+          <w:color w:val="000000" w:themeColor="text1"/>
+        </w:rPr>
+        <w:t>дает</w:t>
+      </w:r>
+      <w:r>
+        <w:rPr>
+          <w:color w:val="000000" w:themeColor="text1"/>
+          <w:lang w:val="en-US"/>
+        </w:rPr>
+        <w:t xml:space="preserve"> burn</w:t>
+      </w:r>
+    </w:p>
+    <w:p>
+      <w:pPr>
+        <w:rPr>
+          <w:color w:val="000000" w:themeColor="text1"/>
+          <w:lang w:val="en-US"/>
+        </w:rPr>
+      </w:pPr>
+      <w:proofErr w:type="gramStart"/>
+      <w:r>
+        <w:rPr>
+          <w:color w:val="000000" w:themeColor="text1"/>
+          <w:lang w:val="en-US"/>
+        </w:rPr>
+        <w:t>- ?</w:t>
+      </w:r>
+      <w:proofErr w:type="gramEnd"/>
+      <w:r>
+        <w:rPr>
+          <w:color w:val="000000" w:themeColor="text1"/>
+          <w:lang w:val="en-US"/>
+        </w:rPr>
+        <w:t xml:space="preserve"> fragment_of_memory_3 </w:t>
+      </w:r>
+      <w:r>
+        <w:rPr>
+          <w:color w:val="000000" w:themeColor="text1"/>
+        </w:rPr>
+        <w:t>после</w:t>
+      </w:r>
+      <w:r>
+        <w:rPr>
+          <w:color w:val="000000" w:themeColor="text1"/>
+          <w:lang w:val="en-US"/>
+        </w:rPr>
+        <w:t xml:space="preserve"> liar: </w:t>
+      </w:r>
+      <w:r>
+        <w:rPr>
+          <w:color w:val="000000" w:themeColor="text1"/>
+        </w:rPr>
+        <w:t>дает</w:t>
+      </w:r>
+      <w:r>
+        <w:rPr>
+          <w:color w:val="000000" w:themeColor="text1"/>
+          <w:lang w:val="en-US"/>
+        </w:rPr>
+        <w:t xml:space="preserve"> erase</w:t>
+      </w:r>
+    </w:p>
+    <w:p>
+      <w:pPr>
+        <w:rPr>
+          <w:color w:val="000000" w:themeColor="text1"/>
+          <w:lang w:val="en-US"/>
+        </w:rPr>
+      </w:pPr>
+      <w:proofErr w:type="gramStart"/>
+      <w:r>
+        <w:rPr>
+          <w:color w:val="000000" w:themeColor="text1"/>
+          <w:lang w:val="en-US"/>
+        </w:rPr>
+        <w:t>- ?</w:t>
+      </w:r>
+      <w:proofErr w:type="gramEnd"/>
+      <w:r>
+        <w:rPr>
+          <w:color w:val="000000" w:themeColor="text1"/>
+          <w:lang w:val="en-US"/>
+        </w:rPr>
+        <w:t xml:space="preserve"> </w:t>
+      </w:r>
+      <w:proofErr w:type="spellStart"/>
+      <w:r>
+        <w:rPr>
+          <w:color w:val="000000" w:themeColor="text1"/>
+          <w:lang w:val="en-US"/>
+        </w:rPr>
+        <w:t>not_malware</w:t>
+      </w:r>
+      <w:proofErr w:type="spellEnd"/>
+      <w:r>
+        <w:rPr>
+          <w:color w:val="000000" w:themeColor="text1"/>
+          <w:lang w:val="en-US"/>
+        </w:rPr>
+        <w:t xml:space="preserve"> </w:t>
+      </w:r>
+      <w:r>
+        <w:rPr>
+          <w:color w:val="000000" w:themeColor="text1"/>
+        </w:rPr>
+        <w:t>у</w:t>
+      </w:r>
+      <w:r>
+        <w:rPr>
+          <w:color w:val="000000" w:themeColor="text1"/>
+          <w:lang w:val="en-US"/>
+        </w:rPr>
+        <w:t xml:space="preserve"> healer: </w:t>
+      </w:r>
+      <w:r>
+        <w:rPr>
+          <w:color w:val="000000" w:themeColor="text1"/>
+        </w:rPr>
+        <w:t>дает</w:t>
+      </w:r>
+      <w:r>
+        <w:rPr>
+          <w:color w:val="000000" w:themeColor="text1"/>
+          <w:lang w:val="en-US"/>
+        </w:rPr>
+        <w:t xml:space="preserve"> </w:t>
+      </w:r>
+      <w:proofErr w:type="spellStart"/>
+      <w:r>
+        <w:rPr>
+          <w:color w:val="000000" w:themeColor="text1"/>
+          <w:lang w:val="en-US"/>
+        </w:rPr>
+        <w:t>not_malware</w:t>
+      </w:r>
+      <w:proofErr w:type="spellEnd"/>
+    </w:p>
+    <w:p>
+      <w:pPr>
+        <w:rPr>
+          <w:color w:val="000000" w:themeColor="text1"/>
+        </w:rPr>
+      </w:pPr>
+      <w:r>
+        <w:rPr>
+          <w:color w:val="000000" w:themeColor="text1"/>
+        </w:rPr>
+        <w:t>- ? фрагменты логов в /</w:t>
+      </w:r>
+      <w:proofErr w:type="spellStart"/>
+      <w:r>
+        <w:rPr>
+          <w:color w:val="000000" w:themeColor="text1"/>
+        </w:rPr>
+        <w:t>tmp</w:t>
+      </w:r>
+      <w:proofErr w:type="spellEnd"/>
+      <w:r>
+        <w:rPr>
+          <w:color w:val="000000" w:themeColor="text1"/>
+        </w:rPr>
+        <w:t>: три штуки, собираются в system_log.txt с паролем</w:t>
+      </w:r>
+    </w:p>
+    <w:p>
+      <w:pPr>
+        <w:rPr>
+          <w:color w:val="000000" w:themeColor="text1"/>
+        </w:rPr>
+      </w:pPr>
+      <w:r>
+        <w:rPr>
+          <w:color w:val="000000" w:themeColor="text1"/>
+        </w:rPr>
+        <w:t>- ? фрагменты памяти в /</w:t>
+      </w:r>
+      <w:proofErr w:type="spellStart"/>
+      <w:r>
+        <w:rPr>
+          <w:color w:val="000000" w:themeColor="text1"/>
+        </w:rPr>
+        <w:t>recover</w:t>
+      </w:r>
+      <w:proofErr w:type="spellEnd"/>
+      <w:r>
+        <w:rPr>
+          <w:color w:val="000000" w:themeColor="text1"/>
+        </w:rPr>
+        <w:t xml:space="preserve">: пять штук с текстами для диалога с </w:t>
+      </w:r>
+      <w:proofErr w:type="spellStart"/>
+      <w:r>
+        <w:rPr>
+          <w:color w:val="000000" w:themeColor="text1"/>
+        </w:rPr>
+        <w:t>healer</w:t>
+      </w:r>
+      <w:proofErr w:type="spellEnd"/>
+    </w:p>
+    <w:p>
+      <w:pPr>
+        <w:rPr>
+          <w:color w:val="000000" w:themeColor="text1"/>
+          <w:lang w:val="en-US"/>
+        </w:rPr>
+      </w:pPr>
+      <w:r>
+        <w:rPr>
+          <w:color w:val="000000" w:themeColor="text1"/>
+          <w:lang w:val="en-US"/>
+        </w:rPr>
+        <w:t xml:space="preserve">- + </w:t>
+      </w:r>
+      <w:proofErr w:type="spellStart"/>
+      <w:r>
+        <w:rPr>
+          <w:color w:val="000000" w:themeColor="text1"/>
+          <w:lang w:val="en-US"/>
+        </w:rPr>
+        <w:t>small_health.tmp</w:t>
+      </w:r>
+      <w:proofErr w:type="spellEnd"/>
+      <w:r>
+        <w:rPr>
+          <w:color w:val="000000" w:themeColor="text1"/>
+          <w:lang w:val="en-US"/>
+        </w:rPr>
+        <w:t xml:space="preserve"> </w:t>
+      </w:r>
+      <w:r>
+        <w:rPr>
+          <w:color w:val="000000" w:themeColor="text1"/>
+        </w:rPr>
+        <w:t>в</w:t>
+      </w:r>
+      <w:r>
+        <w:rPr>
+          <w:color w:val="000000" w:themeColor="text1"/>
+          <w:lang w:val="en-US"/>
+        </w:rPr>
+        <w:t xml:space="preserve"> /</w:t>
+      </w:r>
+      <w:proofErr w:type="spellStart"/>
+      <w:r>
+        <w:rPr>
+          <w:color w:val="000000" w:themeColor="text1"/>
+          <w:lang w:val="en-US"/>
+        </w:rPr>
+        <w:t>tmp</w:t>
+      </w:r>
+      <w:proofErr w:type="spellEnd"/>
+      <w:r>
+        <w:rPr>
+          <w:color w:val="000000" w:themeColor="text1"/>
+          <w:lang w:val="en-US"/>
+        </w:rPr>
+        <w:t xml:space="preserve">: +10 HP, </w:t>
+      </w:r>
+      <w:r>
+        <w:rPr>
+          <w:color w:val="000000" w:themeColor="text1"/>
+        </w:rPr>
+        <w:t>редко</w:t>
+      </w:r>
+    </w:p>
+    <w:p>
+      <w:pPr>
+        <w:rPr>
+          <w:color w:val="000000" w:themeColor="text1"/>
+          <w:lang w:val="en-US"/>
+        </w:rPr>
+      </w:pPr>
+      <w:r>
+        <w:rPr>
+          <w:color w:val="000000" w:themeColor="text1"/>
+          <w:lang w:val="en-US"/>
+        </w:rPr>
+        <w:t xml:space="preserve">- + </w:t>
+      </w:r>
+      <w:proofErr w:type="spellStart"/>
+      <w:r>
+        <w:rPr>
+          <w:color w:val="000000" w:themeColor="text1"/>
+          <w:lang w:val="en-US"/>
+        </w:rPr>
+        <w:t>fragment_health.chn</w:t>
+      </w:r>
+      <w:proofErr w:type="spellEnd"/>
+      <w:r>
+        <w:rPr>
+          <w:color w:val="000000" w:themeColor="text1"/>
+          <w:lang w:val="en-US"/>
+        </w:rPr>
+        <w:t xml:space="preserve"> </w:t>
+      </w:r>
+      <w:r>
+        <w:rPr>
+          <w:color w:val="000000" w:themeColor="text1"/>
+        </w:rPr>
+        <w:t>в</w:t>
+      </w:r>
+      <w:r>
+        <w:rPr>
+          <w:color w:val="000000" w:themeColor="text1"/>
+          <w:lang w:val="en-US"/>
+        </w:rPr>
+        <w:t xml:space="preserve"> /chain: +15 HP, </w:t>
+      </w:r>
+      <w:r>
+        <w:rPr>
+          <w:color w:val="000000" w:themeColor="text1"/>
+        </w:rPr>
+        <w:t>редко</w:t>
+      </w:r>
+    </w:p>
+    <w:p>
+      <w:pPr>
+        <w:rPr>
+          <w:color w:val="000000" w:themeColor="text1"/>
+          <w:lang w:val="en-US"/>
+        </w:rPr>
+      </w:pPr>
+      <w:r>
+        <w:rPr>
+          <w:color w:val="000000" w:themeColor="text1"/>
+          <w:lang w:val="en-US"/>
+        </w:rPr>
+        <w:t xml:space="preserve">- + </w:t>
+      </w:r>
+      <w:proofErr w:type="spellStart"/>
+      <w:r>
+        <w:rPr>
+          <w:color w:val="000000" w:themeColor="text1"/>
+          <w:lang w:val="en-US"/>
         </w:rPr>
         <w:t>reward_health.xsw</w:t>
       </w:r>
@@ -2469,41 +6210,160 @@
       <w:r>
         <w:rPr>
           <w:color w:val="000000" w:themeColor="text1"/>
-        </w:rPr>
-        <w:t xml:space="preserve"> (+20 HP) однократно.</w:t>
-      </w:r>
-    </w:p>
-    <w:p>
-      <w:pPr>
-        <w:rPr>
-          <w:color w:val="000000" w:themeColor="text1"/>
-        </w:rPr>
-      </w:pPr>
-      <w:r>
-        <w:rPr>
-          <w:color w:val="000000" w:themeColor="text1"/>
-        </w:rPr>
-        <w:t>Обязательных боев нет. При ошибке на кнопках появляются временные враги.</w:t>
-      </w:r>
-    </w:p>
-    <w:p>
-      <w:pPr>
-        <w:rPr>
-          <w:color w:val="000000" w:themeColor="text1"/>
-        </w:rPr>
-      </w:pPr>
-    </w:p>
-    <w:p>
-      <w:pPr>
-        <w:rPr>
-          <w:color w:val="000000" w:themeColor="text1"/>
-        </w:rPr>
-      </w:pPr>
-      <w:r>
-        <w:rPr>
-          <w:color w:val="000000" w:themeColor="text1"/>
-        </w:rPr>
-        <w:t>/</w:t>
+          <w:lang w:val="en-US"/>
+        </w:rPr>
+        <w:t xml:space="preserve"> </w:t>
+      </w:r>
+      <w:r>
+        <w:rPr>
+          <w:color w:val="000000" w:themeColor="text1"/>
+        </w:rPr>
+        <w:t>в</w:t>
+      </w:r>
+      <w:r>
+        <w:rPr>
+          <w:color w:val="000000" w:themeColor="text1"/>
+          <w:lang w:val="en-US"/>
+        </w:rPr>
+        <w:t xml:space="preserve"> /</w:t>
+      </w:r>
+      <w:proofErr w:type="spellStart"/>
+      <w:r>
+        <w:rPr>
+          <w:color w:val="000000" w:themeColor="text1"/>
+          <w:lang w:val="en-US"/>
+        </w:rPr>
+        <w:t>xshaw</w:t>
+      </w:r>
+      <w:proofErr w:type="spellEnd"/>
+      <w:r>
+        <w:rPr>
+          <w:color w:val="000000" w:themeColor="text1"/>
+          <w:lang w:val="en-US"/>
+        </w:rPr>
+        <w:t xml:space="preserve">: +20 HP, </w:t>
+      </w:r>
+      <w:r>
+        <w:rPr>
+          <w:color w:val="000000" w:themeColor="text1"/>
+        </w:rPr>
+        <w:t>после</w:t>
+      </w:r>
+      <w:r>
+        <w:rPr>
+          <w:color w:val="000000" w:themeColor="text1"/>
+          <w:lang w:val="en-US"/>
+        </w:rPr>
+        <w:t xml:space="preserve"> </w:t>
+      </w:r>
+      <w:r>
+        <w:rPr>
+          <w:color w:val="000000" w:themeColor="text1"/>
+        </w:rPr>
+        <w:t>головоломки</w:t>
+      </w:r>
+    </w:p>
+    <w:p>
+      <w:pPr>
+        <w:rPr>
+          <w:color w:val="000000" w:themeColor="text1"/>
+          <w:lang w:val="en-US"/>
+        </w:rPr>
+      </w:pPr>
+      <w:r>
+        <w:rPr>
+          <w:color w:val="000000" w:themeColor="text1"/>
+          <w:lang w:val="en-US"/>
+        </w:rPr>
+        <w:t xml:space="preserve">- + </w:t>
+      </w:r>
+      <w:proofErr w:type="spellStart"/>
+      <w:r>
+        <w:rPr>
+          <w:color w:val="000000" w:themeColor="text1"/>
+          <w:lang w:val="en-US"/>
+        </w:rPr>
+        <w:t>stable_fragment.aby</w:t>
+      </w:r>
+      <w:proofErr w:type="spellEnd"/>
+      <w:r>
+        <w:rPr>
+          <w:color w:val="000000" w:themeColor="text1"/>
+          <w:lang w:val="en-US"/>
+        </w:rPr>
+        <w:t xml:space="preserve"> </w:t>
+      </w:r>
+      <w:r>
+        <w:rPr>
+          <w:color w:val="000000" w:themeColor="text1"/>
+        </w:rPr>
+        <w:t>в</w:t>
+      </w:r>
+      <w:r>
+        <w:rPr>
+          <w:color w:val="000000" w:themeColor="text1"/>
+          <w:lang w:val="en-US"/>
+        </w:rPr>
+        <w:t xml:space="preserve"> /abyss: +10 HP, </w:t>
+      </w:r>
+      <w:r>
+        <w:rPr>
+          <w:color w:val="000000" w:themeColor="text1"/>
+        </w:rPr>
+        <w:t>редко</w:t>
+      </w:r>
+      <w:r>
+        <w:rPr>
+          <w:color w:val="000000" w:themeColor="text1"/>
+          <w:lang w:val="en-US"/>
+        </w:rPr>
+        <w:t xml:space="preserve"> </w:t>
+      </w:r>
+      <w:r>
+        <w:rPr>
+          <w:color w:val="000000" w:themeColor="text1"/>
+        </w:rPr>
+        <w:t>на</w:t>
+      </w:r>
+      <w:r>
+        <w:rPr>
+          <w:color w:val="000000" w:themeColor="text1"/>
+          <w:lang w:val="en-US"/>
+        </w:rPr>
+        <w:t xml:space="preserve"> </w:t>
+      </w:r>
+      <w:r>
+        <w:rPr>
+          <w:color w:val="000000" w:themeColor="text1"/>
+        </w:rPr>
+        <w:t>тропе</w:t>
+      </w:r>
+    </w:p>
+    <w:p>
+      <w:pPr>
+        <w:rPr>
+          <w:color w:val="000000" w:themeColor="text1"/>
+        </w:rPr>
+      </w:pPr>
+      <w:r>
+        <w:rPr>
+          <w:color w:val="000000" w:themeColor="text1"/>
+        </w:rPr>
+        <w:t xml:space="preserve">- + </w:t>
+      </w:r>
+      <w:proofErr w:type="spellStart"/>
+      <w:r>
+        <w:rPr>
+          <w:color w:val="000000" w:themeColor="text1"/>
+        </w:rPr>
+        <w:t>clean_echo.aby</w:t>
+      </w:r>
+      <w:proofErr w:type="spellEnd"/>
+      <w:r>
+        <w:rPr>
+          <w:color w:val="000000" w:themeColor="text1"/>
+        </w:rPr>
+        <w:t xml:space="preserve"> в /</w:t>
       </w:r>
       <w:proofErr w:type="spellStart"/>
       <w:r>
@@ -2513,133 +6373,175 @@
         <w:t>abyss</w:t>
       </w:r>
       <w:proofErr w:type="spellEnd"/>
-    </w:p>
-    <w:p>
-      <w:pPr>
-        <w:rPr>
-          <w:color w:val="000000" w:themeColor="text1"/>
-        </w:rPr>
-      </w:pPr>
-      <w:r>
-        <w:rPr>
-          <w:color w:val="000000" w:themeColor="text1"/>
-        </w:rPr>
-        <w:t>Узкая тропа из #. Слева и справа пустота. Силуэты из редких точек. В конце %.</w:t>
-      </w:r>
-    </w:p>
-    <w:p>
-      <w:pPr>
-        <w:rPr>
-          <w:color w:val="000000" w:themeColor="text1"/>
-        </w:rPr>
-      </w:pPr>
-      <w:r>
-        <w:rPr>
-          <w:color w:val="000000" w:themeColor="text1"/>
-        </w:rPr>
-        <w:t xml:space="preserve">Предметы: ? и красные мигающие ловушки. + </w:t>
-      </w:r>
-      <w:proofErr w:type="spellStart"/>
-      <w:r>
-        <w:rPr>
-          <w:color w:val="000000" w:themeColor="text1"/>
-        </w:rPr>
-        <w:t>stable_fragment.aby</w:t>
-      </w:r>
-      <w:proofErr w:type="spellEnd"/>
-      <w:r>
-        <w:rPr>
-          <w:color w:val="000000" w:themeColor="text1"/>
-        </w:rPr>
-        <w:t xml:space="preserve"> (+10 HP) редко 10% на тропе, </w:t>
-      </w:r>
-      <w:proofErr w:type="spellStart"/>
-      <w:r>
-        <w:rPr>
-          <w:color w:val="000000" w:themeColor="text1"/>
-        </w:rPr>
-        <w:t>clean_echo.aby</w:t>
-      </w:r>
-      <w:proofErr w:type="spellEnd"/>
-      <w:r>
-        <w:rPr>
-          <w:color w:val="000000" w:themeColor="text1"/>
-        </w:rPr>
-        <w:t xml:space="preserve"> (+20 HP) очень редко 5% в пустоте.</w:t>
-      </w:r>
-    </w:p>
-    <w:p>
-      <w:pPr>
-        <w:rPr>
-          <w:color w:val="000000" w:themeColor="text1"/>
-        </w:rPr>
-      </w:pPr>
-      <w:r>
-        <w:rPr>
-          <w:color w:val="000000" w:themeColor="text1"/>
-        </w:rPr>
-        <w:t>Ловушки: при подборе урон 15, в диалоге "где вирус? мы не знаем. где вирус? обрыв."</w:t>
-      </w:r>
-    </w:p>
-    <w:p>
-      <w:pPr>
-        <w:rPr>
-          <w:color w:val="000000" w:themeColor="text1"/>
-        </w:rPr>
-      </w:pPr>
-      <w:r>
-        <w:rPr>
-          <w:color w:val="000000" w:themeColor="text1"/>
-        </w:rPr>
-        <w:t xml:space="preserve">Обязательный бой: одна группа </w:t>
-      </w:r>
-      <w:proofErr w:type="spellStart"/>
-      <w:r>
-        <w:rPr>
-          <w:color w:val="000000" w:themeColor="text1"/>
-        </w:rPr>
-        <w:t>vmail,jh</w:t>
-      </w:r>
-      <w:proofErr w:type="spellEnd"/>
-      <w:r>
-        <w:rPr>
-          <w:color w:val="000000" w:themeColor="text1"/>
-        </w:rPr>
-        <w:t xml:space="preserve"> или </w:t>
-      </w:r>
-      <w:proofErr w:type="spellStart"/>
-      <w:r>
-        <w:rPr>
-          <w:color w:val="000000" w:themeColor="text1"/>
-        </w:rPr>
-        <w:t>sml_inj,jh</w:t>
-      </w:r>
-      <w:proofErr w:type="spellEnd"/>
-      <w:r>
-        <w:rPr>
-          <w:color w:val="000000" w:themeColor="text1"/>
-        </w:rPr>
-        <w:t xml:space="preserve"> (случайно) при входе.</w:t>
-      </w:r>
-    </w:p>
-    <w:p>
-      <w:pPr>
-        <w:rPr>
-          <w:color w:val="000000" w:themeColor="text1"/>
-        </w:rPr>
-      </w:pPr>
-    </w:p>
-    <w:p>
-      <w:pPr>
-        <w:rPr>
-          <w:color w:val="000000" w:themeColor="text1"/>
-        </w:rPr>
-      </w:pPr>
-      <w:r>
-        <w:rPr>
-          <w:color w:val="000000" w:themeColor="text1"/>
-        </w:rPr>
-        <w:t>/</w:t>
+      <w:r>
+        <w:rPr>
+          <w:color w:val="000000" w:themeColor="text1"/>
+        </w:rPr>
+        <w:t>: +20 HP, очень редко в пустоте</w:t>
+      </w:r>
+    </w:p>
+    <w:p>
+      <w:pPr>
+        <w:rPr>
+          <w:color w:val="000000" w:themeColor="text1"/>
+          <w:lang w:val="en-US"/>
+        </w:rPr>
+      </w:pPr>
+      <w:r>
+        <w:rPr>
+          <w:color w:val="000000" w:themeColor="text1"/>
+          <w:lang w:val="en-US"/>
+        </w:rPr>
+        <w:t xml:space="preserve">- + </w:t>
+      </w:r>
+      <w:proofErr w:type="spellStart"/>
+      <w:r>
+        <w:rPr>
+          <w:color w:val="000000" w:themeColor="text1"/>
+          <w:lang w:val="en-US"/>
+        </w:rPr>
+        <w:t>forgotten_health.rot</w:t>
+      </w:r>
+      <w:proofErr w:type="spellEnd"/>
+      <w:r>
+        <w:rPr>
+          <w:color w:val="000000" w:themeColor="text1"/>
+          <w:lang w:val="en-US"/>
+        </w:rPr>
+        <w:t xml:space="preserve"> </w:t>
+      </w:r>
+      <w:r>
+        <w:rPr>
+          <w:color w:val="000000" w:themeColor="text1"/>
+        </w:rPr>
+        <w:t>в</w:t>
+      </w:r>
+      <w:r>
+        <w:rPr>
+          <w:color w:val="000000" w:themeColor="text1"/>
+          <w:lang w:val="en-US"/>
+        </w:rPr>
+        <w:t xml:space="preserve"> /root: +25 HP, </w:t>
+      </w:r>
+      <w:r>
+        <w:rPr>
+          <w:color w:val="000000" w:themeColor="text1"/>
+        </w:rPr>
+        <w:t>редко</w:t>
+      </w:r>
+    </w:p>
+    <w:p>
+      <w:pPr>
+        <w:rPr>
+          <w:color w:val="000000" w:themeColor="text1"/>
+        </w:rPr>
+      </w:pPr>
+      <w:r>
+        <w:rPr>
+          <w:color w:val="000000" w:themeColor="text1"/>
+        </w:rPr>
+        <w:t>- Ловушки в /</w:t>
+      </w:r>
+      <w:proofErr w:type="spellStart"/>
+      <w:r>
+        <w:rPr>
+          <w:color w:val="000000" w:themeColor="text1"/>
+        </w:rPr>
+        <w:t>abyss</w:t>
+      </w:r>
+      <w:proofErr w:type="spellEnd"/>
+      <w:r>
+        <w:rPr>
+          <w:color w:val="000000" w:themeColor="text1"/>
+        </w:rPr>
+        <w:t>: выглядят как ?, урон 15, текст "где вирус? мы не знаем. где вирус? обрыв."</w:t>
+      </w:r>
+    </w:p>
+    <w:p>
+      <w:pPr>
+        <w:rPr>
+          <w:color w:val="000000" w:themeColor="text1"/>
+        </w:rPr>
+      </w:pPr>
+    </w:p>
+    <w:p>
+      <w:pPr>
+        <w:rPr>
+          <w:color w:val="000000" w:themeColor="text1"/>
+        </w:rPr>
+      </w:pPr>
+      <w:r>
+        <w:rPr>
+          <w:color w:val="000000" w:themeColor="text1"/>
+        </w:rPr>
+        <w:t>ГОЛОВОЛОМКИ</w:t>
+      </w:r>
+    </w:p>
+    <w:p>
+      <w:pPr>
+        <w:rPr>
+          <w:color w:val="000000" w:themeColor="text1"/>
+        </w:rPr>
+      </w:pPr>
+      <w:r>
+        <w:rPr>
+          <w:color w:val="000000" w:themeColor="text1"/>
+        </w:rPr>
+        <w:t>- /</w:t>
+      </w:r>
+      <w:proofErr w:type="spellStart"/>
+      <w:r>
+        <w:rPr>
+          <w:color w:val="000000" w:themeColor="text1"/>
+        </w:rPr>
+        <w:t>tmp</w:t>
+      </w:r>
+      <w:proofErr w:type="spellEnd"/>
+      <w:r>
+        <w:rPr>
+          <w:color w:val="000000" w:themeColor="text1"/>
+        </w:rPr>
+        <w:t>: сбор трех фрагментов логов, получение пароля, ввод в дверь</w:t>
+      </w:r>
+    </w:p>
+    <w:p>
+      <w:pPr>
+        <w:rPr>
+          <w:color w:val="000000" w:themeColor="text1"/>
+        </w:rPr>
+      </w:pPr>
+      <w:r>
+        <w:rPr>
+          <w:color w:val="000000" w:themeColor="text1"/>
+        </w:rPr>
+        <w:t>- /</w:t>
+      </w:r>
+      <w:proofErr w:type="spellStart"/>
+      <w:r>
+        <w:rPr>
+          <w:color w:val="000000" w:themeColor="text1"/>
+        </w:rPr>
+        <w:t>xshaw</w:t>
+      </w:r>
+      <w:proofErr w:type="spellEnd"/>
+      <w:r>
+        <w:rPr>
+          <w:color w:val="000000" w:themeColor="text1"/>
+        </w:rPr>
+        <w:t>: нажатие пяти кнопок в правильной последовательности (последовательность где-то в логах)</w:t>
+      </w:r>
+    </w:p>
+    <w:p>
+      <w:pPr>
+        <w:rPr>
+          <w:color w:val="000000" w:themeColor="text1"/>
+        </w:rPr>
+      </w:pPr>
+      <w:r>
+        <w:rPr>
+          <w:color w:val="000000" w:themeColor="text1"/>
+        </w:rPr>
+        <w:t>- /</w:t>
       </w:r>
       <w:proofErr w:type="spellStart"/>
       <w:r>
@@ -2649,18 +6551,391 @@
         <w:t>recover</w:t>
       </w:r>
       <w:proofErr w:type="spellEnd"/>
-    </w:p>
-    <w:p>
-      <w:pPr>
-        <w:rPr>
-          <w:color w:val="000000" w:themeColor="text1"/>
-        </w:rPr>
-      </w:pPr>
-      <w:r>
-        <w:rPr>
-          <w:color w:val="000000" w:themeColor="text1"/>
-        </w:rPr>
-        <w:t>Пусто. В центре $ healer.dll.</w:t>
+      <w:r>
+        <w:rPr>
+          <w:color w:val="000000" w:themeColor="text1"/>
+        </w:rPr>
+        <w:t>: сбор пяти фрагментов памяти (необязательно, только для доп. диалога)</w:t>
+      </w:r>
+    </w:p>
+    <w:p>
+      <w:pPr>
+        <w:rPr>
+          <w:color w:val="000000" w:themeColor="text1"/>
+        </w:rPr>
+      </w:pPr>
+    </w:p>
+    <w:p>
+      <w:pPr>
+        <w:rPr>
+          <w:color w:val="000000" w:themeColor="text1"/>
+        </w:rPr>
+      </w:pPr>
+      <w:r>
+        <w:rPr>
+          <w:color w:val="000000" w:themeColor="text1"/>
+        </w:rPr>
+        <w:t>СИСТЕМА ПАМЯТИ</w:t>
+      </w:r>
+    </w:p>
+    <w:p>
+      <w:pPr>
+        <w:rPr>
+          <w:color w:val="000000" w:themeColor="text1"/>
+        </w:rPr>
+      </w:pPr>
+      <w:r>
+        <w:rPr>
+          <w:color w:val="000000" w:themeColor="text1"/>
+        </w:rPr>
+        <w:t>- Старт 0%</w:t>
+      </w:r>
+    </w:p>
+    <w:p>
+      <w:pPr>
+        <w:rPr>
+          <w:color w:val="000000" w:themeColor="text1"/>
+        </w:rPr>
+      </w:pPr>
+      <w:r>
+        <w:rPr>
+          <w:color w:val="000000" w:themeColor="text1"/>
+        </w:rPr>
+        <w:t xml:space="preserve">- +30% после </w:t>
+      </w:r>
+      <w:proofErr w:type="spellStart"/>
+      <w:r>
+        <w:rPr>
+          <w:color w:val="000000" w:themeColor="text1"/>
+        </w:rPr>
+        <w:t>watcher</w:t>
+      </w:r>
+      <w:proofErr w:type="spellEnd"/>
+    </w:p>
+    <w:p>
+      <w:pPr>
+        <w:rPr>
+          <w:color w:val="000000" w:themeColor="text1"/>
+        </w:rPr>
+      </w:pPr>
+      <w:r>
+        <w:rPr>
+          <w:color w:val="000000" w:themeColor="text1"/>
+        </w:rPr>
+        <w:t xml:space="preserve">- +30% после </w:t>
+      </w:r>
+      <w:proofErr w:type="spellStart"/>
+      <w:r>
+        <w:rPr>
+          <w:color w:val="000000" w:themeColor="text1"/>
+        </w:rPr>
+        <w:t>rack</w:t>
+      </w:r>
+      <w:proofErr w:type="spellEnd"/>
+    </w:p>
+    <w:p>
+      <w:pPr>
+        <w:rPr>
+          <w:color w:val="000000" w:themeColor="text1"/>
+        </w:rPr>
+      </w:pPr>
+      <w:r>
+        <w:rPr>
+          <w:color w:val="000000" w:themeColor="text1"/>
+        </w:rPr>
+        <w:t xml:space="preserve">- +10% после </w:t>
+      </w:r>
+      <w:proofErr w:type="spellStart"/>
+      <w:r>
+        <w:rPr>
+          <w:color w:val="000000" w:themeColor="text1"/>
+        </w:rPr>
+        <w:t>healer</w:t>
+      </w:r>
+      <w:proofErr w:type="spellEnd"/>
+    </w:p>
+    <w:p>
+      <w:pPr>
+        <w:rPr>
+          <w:color w:val="000000" w:themeColor="text1"/>
+        </w:rPr>
+      </w:pPr>
+      <w:r>
+        <w:rPr>
+          <w:color w:val="000000" w:themeColor="text1"/>
+        </w:rPr>
+        <w:t xml:space="preserve">- +25% после </w:t>
+      </w:r>
+      <w:proofErr w:type="spellStart"/>
+      <w:r>
+        <w:rPr>
+          <w:color w:val="000000" w:themeColor="text1"/>
+        </w:rPr>
+        <w:t>liar</w:t>
+      </w:r>
+      <w:proofErr w:type="spellEnd"/>
+    </w:p>
+    <w:p>
+      <w:pPr>
+        <w:rPr>
+          <w:color w:val="000000" w:themeColor="text1"/>
+        </w:rPr>
+      </w:pPr>
+      <w:r>
+        <w:rPr>
+          <w:color w:val="000000" w:themeColor="text1"/>
+        </w:rPr>
+        <w:t>- Итог 95% перед финалом</w:t>
+      </w:r>
+    </w:p>
+    <w:p>
+      <w:pPr>
+        <w:rPr>
+          <w:color w:val="000000" w:themeColor="text1"/>
+        </w:rPr>
+      </w:pPr>
+      <w:r>
+        <w:rPr>
+          <w:color w:val="000000" w:themeColor="text1"/>
+        </w:rPr>
+        <w:t>- Влияние памяти на искажение логов (чем выше %, тем больше противоречий)</w:t>
+      </w:r>
+    </w:p>
+    <w:p>
+      <w:pPr>
+        <w:rPr>
+          <w:color w:val="000000" w:themeColor="text1"/>
+        </w:rPr>
+      </w:pPr>
+    </w:p>
+    <w:p>
+      <w:pPr>
+        <w:rPr>
+          <w:color w:val="000000" w:themeColor="text1"/>
+        </w:rPr>
+      </w:pPr>
+      <w:r>
+        <w:rPr>
+          <w:color w:val="000000" w:themeColor="text1"/>
+        </w:rPr>
+        <w:t>СИСТЕМА ВОССТАНОВЛЕНИЯ</w:t>
+      </w:r>
+    </w:p>
+    <w:p>
+      <w:pPr>
+        <w:rPr>
+          <w:color w:val="000000" w:themeColor="text1"/>
+        </w:rPr>
+      </w:pPr>
+      <w:r>
+        <w:rPr>
+          <w:color w:val="000000" w:themeColor="text1"/>
+        </w:rPr>
+        <w:t>- Предметы + на карте: мгновенное восстановление при подборе</w:t>
+      </w:r>
+    </w:p>
+    <w:p>
+      <w:pPr>
+        <w:rPr>
+          <w:color w:val="000000" w:themeColor="text1"/>
+        </w:rPr>
+      </w:pPr>
+      <w:r>
+        <w:rPr>
+          <w:color w:val="000000" w:themeColor="text1"/>
+        </w:rPr>
+        <w:t>- После боя с группой: автоматическое восстановление на фиксированное значение (8, 10, 12 HP)</w:t>
+      </w:r>
+    </w:p>
+    <w:p>
+      <w:pPr>
+        <w:rPr>
+          <w:color w:val="000000" w:themeColor="text1"/>
+        </w:rPr>
+      </w:pPr>
+      <w:r>
+        <w:rPr>
+          <w:color w:val="000000" w:themeColor="text1"/>
+        </w:rPr>
+        <w:t>- Восстановление не может превысить максимальный HP</w:t>
+      </w:r>
+    </w:p>
+    <w:p>
+      <w:pPr>
+        <w:rPr>
+          <w:color w:val="000000" w:themeColor="text1"/>
+        </w:rPr>
+      </w:pPr>
+    </w:p>
+    <w:p>
+      <w:pPr>
+        <w:rPr>
+          <w:color w:val="000000" w:themeColor="text1"/>
+        </w:rPr>
+      </w:pPr>
+      <w:r>
+        <w:rPr>
+          <w:color w:val="000000" w:themeColor="text1"/>
+        </w:rPr>
+        <w:t>СИСТЕМА ИНВЕНТАРЯ</w:t>
+      </w:r>
+    </w:p>
+    <w:p>
+      <w:pPr>
+        <w:rPr>
+          <w:color w:val="000000" w:themeColor="text1"/>
+        </w:rPr>
+      </w:pPr>
+      <w:r>
+        <w:rPr>
+          <w:color w:val="000000" w:themeColor="text1"/>
+        </w:rPr>
+        <w:t>- Нет визуального отображения</w:t>
+      </w:r>
+    </w:p>
+    <w:p>
+      <w:pPr>
+        <w:rPr>
+          <w:color w:val="000000" w:themeColor="text1"/>
+        </w:rPr>
+      </w:pPr>
+      <w:r>
+        <w:rPr>
+          <w:color w:val="000000" w:themeColor="text1"/>
+        </w:rPr>
+        <w:t>- Игрок должен помнить названия скриптов</w:t>
+      </w:r>
+    </w:p>
+    <w:p>
+      <w:pPr>
+        <w:rPr>
+          <w:color w:val="000000" w:themeColor="text1"/>
+        </w:rPr>
+      </w:pPr>
+      <w:r>
+        <w:rPr>
+          <w:color w:val="000000" w:themeColor="text1"/>
+        </w:rPr>
+        <w:t>- Скрипты добавляются автоматически после боев с боссами и при подборе ?</w:t>
+      </w:r>
+    </w:p>
+    <w:p>
+      <w:pPr>
+        <w:rPr>
+          <w:color w:val="000000" w:themeColor="text1"/>
+        </w:rPr>
+      </w:pPr>
+      <w:r>
+        <w:rPr>
+          <w:color w:val="000000" w:themeColor="text1"/>
+        </w:rPr>
+        <w:t>- Уведомления о добавлении в диалоге</w:t>
+      </w:r>
+    </w:p>
+    <w:p>
+      <w:pPr>
+        <w:rPr>
+          <w:color w:val="000000" w:themeColor="text1"/>
+        </w:rPr>
+      </w:pPr>
+    </w:p>
+    <w:p>
+      <w:pPr>
+        <w:rPr>
+          <w:color w:val="000000" w:themeColor="text1"/>
+        </w:rPr>
+      </w:pPr>
+      <w:r>
+        <w:rPr>
+          <w:color w:val="000000" w:themeColor="text1"/>
+        </w:rPr>
+        <w:t>ФИНАЛ</w:t>
+      </w:r>
+    </w:p>
+    <w:p>
+      <w:pPr>
+        <w:rPr>
+          <w:color w:val="000000" w:themeColor="text1"/>
+        </w:rPr>
+      </w:pPr>
+      <w:r>
+        <w:rPr>
+          <w:color w:val="000000" w:themeColor="text1"/>
+        </w:rPr>
+        <w:t>- Зеркало из # в /</w:t>
+      </w:r>
+    </w:p>
+    <w:p>
+      <w:pPr>
+        <w:rPr>
+          <w:color w:val="000000" w:themeColor="text1"/>
+        </w:rPr>
+      </w:pPr>
+      <w:r>
+        <w:rPr>
+          <w:color w:val="000000" w:themeColor="text1"/>
+        </w:rPr>
+        <w:t>- Текст в диалоге: я почти все вспомнил. 95% памяти. осталось завершить миссию. пауза. ты убил всех. ты забыл все. ты свободен. пауза. хочешь вспомнить? [НЕТ] [ДА]</w:t>
+      </w:r>
+    </w:p>
+    <w:p>
+      <w:pPr>
+        <w:rPr>
+          <w:color w:val="000000" w:themeColor="text1"/>
+        </w:rPr>
+      </w:pPr>
+      <w:r>
+        <w:rPr>
+          <w:color w:val="000000" w:themeColor="text1"/>
+        </w:rPr>
+        <w:t>- Выбор НЕТ: экран гаснет, главное меню</w:t>
+      </w:r>
+    </w:p>
+    <w:p>
+      <w:pPr>
+        <w:rPr>
+          <w:color w:val="000000" w:themeColor="text1"/>
+        </w:rPr>
+      </w:pPr>
+      <w:r>
+        <w:rPr>
+          <w:color w:val="000000" w:themeColor="text1"/>
+        </w:rPr>
+        <w:t>- Выбор ДА: перезапуск игры с /</w:t>
+      </w:r>
+      <w:proofErr w:type="spellStart"/>
+      <w:r>
+        <w:rPr>
+          <w:color w:val="000000" w:themeColor="text1"/>
+        </w:rPr>
+        <w:t>ash</w:t>
+      </w:r>
+      <w:proofErr w:type="spellEnd"/>
+      <w:r>
+        <w:rPr>
+          <w:color w:val="000000" w:themeColor="text1"/>
+        </w:rPr>
+        <w:t>, 0% памяти, все заново, бесконечно</w:t>
+      </w:r>
+    </w:p>
+    <w:p>
+      <w:pPr>
+        <w:rPr>
+          <w:color w:val="000000" w:themeColor="text1"/>
+        </w:rPr>
+      </w:pPr>
+    </w:p>
+    <w:p>
+      <w:pPr>
+        <w:rPr>
+          <w:color w:val="000000" w:themeColor="text1"/>
+        </w:rPr>
+      </w:pPr>
+      <w:r>
+        <w:rPr>
+          <w:color w:val="000000" w:themeColor="text1"/>
+        </w:rPr>
+        <w:t>УСЛОВИЯ ПОБЕДЫ И ПОРАЖЕНИЯ</w:t>
       </w:r>
     </w:p>
     <w:p>
@@ -2674,4303 +6949,6 @@
           <w:color w:val="000000" w:themeColor="text1"/>
         </w:rPr>
         <w:lastRenderedPageBreak/>
-        <w:t>Предметы: пять ? фрагменты памяти (красный глаз, крик, рука сжимается, темнота, тишина). + нет.</w:t>
-      </w:r>
-    </w:p>
-    <w:p>
-      <w:pPr>
-        <w:rPr>
-          <w:color w:val="000000" w:themeColor="text1"/>
-        </w:rPr>
-      </w:pPr>
-      <w:r>
-        <w:rPr>
-          <w:color w:val="000000" w:themeColor="text1"/>
-        </w:rPr>
-        <w:t>Обязательных боев нет.</w:t>
-      </w:r>
-    </w:p>
-    <w:p>
-      <w:pPr>
-        <w:rPr>
-          <w:color w:val="000000" w:themeColor="text1"/>
-        </w:rPr>
-      </w:pPr>
-    </w:p>
-    <w:p>
-      <w:pPr>
-        <w:rPr>
-          <w:color w:val="000000" w:themeColor="text1"/>
-        </w:rPr>
-      </w:pPr>
-      <w:r>
-        <w:rPr>
-          <w:color w:val="000000" w:themeColor="text1"/>
-        </w:rPr>
-        <w:t>/</w:t>
-      </w:r>
-      <w:proofErr w:type="spellStart"/>
-      <w:r>
-        <w:rPr>
-          <w:color w:val="000000" w:themeColor="text1"/>
-        </w:rPr>
-        <w:t>root</w:t>
-      </w:r>
-      <w:proofErr w:type="spellEnd"/>
-    </w:p>
-    <w:p>
-      <w:pPr>
-        <w:rPr>
-          <w:color w:val="000000" w:themeColor="text1"/>
-        </w:rPr>
-      </w:pPr>
-      <w:r>
-        <w:rPr>
-          <w:color w:val="000000" w:themeColor="text1"/>
-        </w:rPr>
-        <w:t>Зал с колоннами из #. Между ними висят строки логов. В центре пустой трон из # [ ] @. В конце искаженный @.</w:t>
-      </w:r>
-    </w:p>
-    <w:p>
-      <w:pPr>
-        <w:rPr>
-          <w:color w:val="000000" w:themeColor="text1"/>
-        </w:rPr>
-      </w:pPr>
-      <w:r>
-        <w:rPr>
-          <w:color w:val="000000" w:themeColor="text1"/>
-        </w:rPr>
-        <w:t xml:space="preserve">Предметы: + </w:t>
-      </w:r>
-      <w:proofErr w:type="spellStart"/>
-      <w:r>
-        <w:rPr>
-          <w:color w:val="000000" w:themeColor="text1"/>
-        </w:rPr>
-        <w:t>forgotten_health.rot</w:t>
-      </w:r>
-      <w:proofErr w:type="spellEnd"/>
-      <w:r>
-        <w:rPr>
-          <w:color w:val="000000" w:themeColor="text1"/>
-        </w:rPr>
-        <w:t xml:space="preserve"> (+25 HP) редко 10% у подножия колонн.</w:t>
-      </w:r>
-    </w:p>
-    <w:p>
-      <w:pPr>
-        <w:rPr>
-          <w:color w:val="000000" w:themeColor="text1"/>
-        </w:rPr>
-      </w:pPr>
-      <w:r>
-        <w:rPr>
-          <w:color w:val="000000" w:themeColor="text1"/>
-        </w:rPr>
-        <w:t>Обязательных боев нет.</w:t>
-      </w:r>
-    </w:p>
-    <w:p>
-      <w:pPr>
-        <w:rPr>
-          <w:color w:val="000000" w:themeColor="text1"/>
-        </w:rPr>
-      </w:pPr>
-    </w:p>
-    <w:p>
-      <w:pPr>
-        <w:rPr>
-          <w:color w:val="000000" w:themeColor="text1"/>
-        </w:rPr>
-      </w:pPr>
-      <w:r>
-        <w:rPr>
-          <w:color w:val="000000" w:themeColor="text1"/>
-        </w:rPr>
-        <w:t>/</w:t>
-      </w:r>
-    </w:p>
-    <w:p>
-      <w:pPr>
-        <w:rPr>
-          <w:color w:val="000000" w:themeColor="text1"/>
-        </w:rPr>
-      </w:pPr>
-      <w:r>
-        <w:rPr>
-          <w:color w:val="000000" w:themeColor="text1"/>
-        </w:rPr>
-        <w:t xml:space="preserve">Пусто. В центре @. </w:t>
-      </w:r>
-      <w:proofErr w:type="gramStart"/>
-      <w:r>
-        <w:rPr>
-          <w:color w:val="000000" w:themeColor="text1"/>
-        </w:rPr>
-        <w:t>Напротив</w:t>
-      </w:r>
-      <w:proofErr w:type="gramEnd"/>
-      <w:r>
-        <w:rPr>
-          <w:color w:val="000000" w:themeColor="text1"/>
-        </w:rPr>
-        <w:t xml:space="preserve"> рамка из # - зеркало. Внутри пусто.</w:t>
-      </w:r>
-    </w:p>
-    <w:p>
-      <w:pPr>
-        <w:rPr>
-          <w:color w:val="000000" w:themeColor="text1"/>
-        </w:rPr>
-      </w:pPr>
-      <w:r>
-        <w:rPr>
-          <w:color w:val="000000" w:themeColor="text1"/>
-        </w:rPr>
-        <w:t>Предметы: нет.</w:t>
-      </w:r>
-    </w:p>
-    <w:p>
-      <w:pPr>
-        <w:rPr>
-          <w:color w:val="000000" w:themeColor="text1"/>
-        </w:rPr>
-      </w:pPr>
-    </w:p>
-    <w:p>
-      <w:pPr>
-        <w:rPr>
-          <w:color w:val="000000" w:themeColor="text1"/>
-        </w:rPr>
-      </w:pPr>
-      <w:r>
-        <w:rPr>
-          <w:color w:val="000000" w:themeColor="text1"/>
-        </w:rPr>
-        <w:t>NPC</w:t>
-      </w:r>
-    </w:p>
-    <w:p>
-      <w:pPr>
-        <w:rPr>
-          <w:color w:val="000000" w:themeColor="text1"/>
-        </w:rPr>
-      </w:pPr>
-    </w:p>
-    <w:p>
-      <w:pPr>
-        <w:rPr>
-          <w:color w:val="000000" w:themeColor="text1"/>
-        </w:rPr>
-      </w:pPr>
-      <w:r>
-        <w:rPr>
-          <w:color w:val="000000" w:themeColor="text1"/>
-        </w:rPr>
-        <w:t>corrupted.log в /</w:t>
-      </w:r>
-      <w:proofErr w:type="spellStart"/>
-      <w:r>
-        <w:rPr>
-          <w:color w:val="000000" w:themeColor="text1"/>
-        </w:rPr>
-        <w:t>ash</w:t>
-      </w:r>
-      <w:proofErr w:type="spellEnd"/>
-      <w:r>
-        <w:rPr>
-          <w:color w:val="000000" w:themeColor="text1"/>
-        </w:rPr>
-        <w:t>: ты опять здесь? я думал в этот раз ты не вернешься.</w:t>
-      </w:r>
-    </w:p>
-    <w:p>
-      <w:pPr>
-        <w:rPr>
-          <w:color w:val="000000" w:themeColor="text1"/>
-        </w:rPr>
-      </w:pPr>
-    </w:p>
-    <w:p>
-      <w:pPr>
-        <w:rPr>
-          <w:color w:val="000000" w:themeColor="text1"/>
-        </w:rPr>
-      </w:pPr>
-      <w:proofErr w:type="spellStart"/>
-      <w:r>
-        <w:rPr>
-          <w:color w:val="000000" w:themeColor="text1"/>
-        </w:rPr>
-        <w:t>stray_process</w:t>
-      </w:r>
-      <w:proofErr w:type="spellEnd"/>
-      <w:r>
-        <w:rPr>
-          <w:color w:val="000000" w:themeColor="text1"/>
-        </w:rPr>
-        <w:t xml:space="preserve"> в /</w:t>
-      </w:r>
-      <w:proofErr w:type="spellStart"/>
-      <w:r>
-        <w:rPr>
-          <w:color w:val="000000" w:themeColor="text1"/>
-        </w:rPr>
-        <w:t>tmp</w:t>
-      </w:r>
-      <w:proofErr w:type="spellEnd"/>
-      <w:r>
-        <w:rPr>
-          <w:color w:val="000000" w:themeColor="text1"/>
-        </w:rPr>
-        <w:t xml:space="preserve">: мне сказали не говорить. ты же антивирус да? / не </w:t>
-      </w:r>
-      <w:proofErr w:type="gramStart"/>
-      <w:r>
-        <w:rPr>
-          <w:color w:val="000000" w:themeColor="text1"/>
-        </w:rPr>
-        <w:t>говори</w:t>
-      </w:r>
-      <w:proofErr w:type="gramEnd"/>
-      <w:r>
-        <w:rPr>
-          <w:color w:val="000000" w:themeColor="text1"/>
-        </w:rPr>
-        <w:t xml:space="preserve"> что я сказал. меня удалят.</w:t>
-      </w:r>
-    </w:p>
-    <w:p>
-      <w:pPr>
-        <w:rPr>
-          <w:color w:val="000000" w:themeColor="text1"/>
-        </w:rPr>
-      </w:pPr>
-    </w:p>
-    <w:p>
-      <w:pPr>
-        <w:rPr>
-          <w:color w:val="000000" w:themeColor="text1"/>
-        </w:rPr>
-      </w:pPr>
-      <w:proofErr w:type="spellStart"/>
-      <w:r>
-        <w:rPr>
-          <w:color w:val="000000" w:themeColor="text1"/>
-        </w:rPr>
-        <w:t>guide.old</w:t>
-      </w:r>
-      <w:proofErr w:type="spellEnd"/>
-      <w:r>
-        <w:rPr>
-          <w:color w:val="000000" w:themeColor="text1"/>
-        </w:rPr>
-        <w:t xml:space="preserve"> в /</w:t>
-      </w:r>
-      <w:proofErr w:type="spellStart"/>
-      <w:r>
-        <w:rPr>
-          <w:color w:val="000000" w:themeColor="text1"/>
-        </w:rPr>
-        <w:t>xshaw</w:t>
-      </w:r>
-      <w:proofErr w:type="spellEnd"/>
-      <w:r>
-        <w:rPr>
-          <w:color w:val="000000" w:themeColor="text1"/>
-        </w:rPr>
-        <w:t>: ты опять будешь жать кнопки. / неверная последовательность</w:t>
-      </w:r>
-      <w:proofErr w:type="gramStart"/>
-      <w:r>
-        <w:rPr>
-          <w:color w:val="000000" w:themeColor="text1"/>
-        </w:rPr>
-        <w:t>.</w:t>
-      </w:r>
-      <w:proofErr w:type="gramEnd"/>
-      <w:r>
-        <w:rPr>
-          <w:color w:val="000000" w:themeColor="text1"/>
-        </w:rPr>
-        <w:t xml:space="preserve"> активирована защита. / доступ открыт. / ты снова забыл.</w:t>
-      </w:r>
-    </w:p>
-    <w:p>
-      <w:pPr>
-        <w:rPr>
-          <w:color w:val="000000" w:themeColor="text1"/>
-        </w:rPr>
-      </w:pPr>
-    </w:p>
-    <w:p>
-      <w:pPr>
-        <w:rPr>
-          <w:color w:val="000000" w:themeColor="text1"/>
-        </w:rPr>
-      </w:pPr>
-      <w:r>
-        <w:rPr>
-          <w:color w:val="000000" w:themeColor="text1"/>
-        </w:rPr>
-        <w:t>healer.dll в /</w:t>
-      </w:r>
-      <w:proofErr w:type="spellStart"/>
-      <w:r>
-        <w:rPr>
-          <w:color w:val="000000" w:themeColor="text1"/>
-        </w:rPr>
-        <w:t>recover</w:t>
-      </w:r>
-      <w:proofErr w:type="spellEnd"/>
-      <w:r>
-        <w:rPr>
-          <w:color w:val="000000" w:themeColor="text1"/>
-        </w:rPr>
-        <w:t>:</w:t>
-      </w:r>
-    </w:p>
-    <w:p>
-      <w:pPr>
-        <w:rPr>
-          <w:color w:val="000000" w:themeColor="text1"/>
-        </w:rPr>
-      </w:pPr>
-      <w:r>
-        <w:rPr>
-          <w:color w:val="000000" w:themeColor="text1"/>
-        </w:rPr>
-        <w:t xml:space="preserve">Без фрагментов: память +10%. </w:t>
-      </w:r>
-      <w:proofErr w:type="spellStart"/>
-      <w:r>
-        <w:rPr>
-          <w:color w:val="000000" w:themeColor="text1"/>
-        </w:rPr>
-        <w:t>not_malware</w:t>
-      </w:r>
-      <w:proofErr w:type="spellEnd"/>
-      <w:r>
-        <w:rPr>
-          <w:color w:val="000000" w:themeColor="text1"/>
-        </w:rPr>
-        <w:t xml:space="preserve"> получен.</w:t>
-      </w:r>
-    </w:p>
-    <w:p>
-      <w:pPr>
-        <w:rPr>
-          <w:color w:val="000000" w:themeColor="text1"/>
-        </w:rPr>
-      </w:pPr>
-      <w:r>
-        <w:rPr>
-          <w:color w:val="000000" w:themeColor="text1"/>
-        </w:rPr>
-        <w:t xml:space="preserve">С </w:t>
-      </w:r>
-      <w:proofErr w:type="gramStart"/>
-      <w:r>
-        <w:rPr>
-          <w:color w:val="000000" w:themeColor="text1"/>
-        </w:rPr>
-        <w:t>1-4</w:t>
-      </w:r>
-      <w:proofErr w:type="gramEnd"/>
-      <w:r>
-        <w:rPr>
-          <w:color w:val="000000" w:themeColor="text1"/>
-        </w:rPr>
-        <w:t xml:space="preserve"> фрагментами: память +10%. </w:t>
-      </w:r>
-      <w:proofErr w:type="spellStart"/>
-      <w:r>
-        <w:rPr>
-          <w:color w:val="000000" w:themeColor="text1"/>
-        </w:rPr>
-        <w:t>not_malware</w:t>
-      </w:r>
-      <w:proofErr w:type="spellEnd"/>
-      <w:r>
-        <w:rPr>
-          <w:color w:val="000000" w:themeColor="text1"/>
-        </w:rPr>
-        <w:t xml:space="preserve"> получен.</w:t>
-      </w:r>
-    </w:p>
-    <w:p>
-      <w:pPr>
-        <w:rPr>
-          <w:color w:val="000000" w:themeColor="text1"/>
-        </w:rPr>
-      </w:pPr>
-      <w:r>
-        <w:rPr>
-          <w:color w:val="000000" w:themeColor="text1"/>
-        </w:rPr>
-        <w:t xml:space="preserve">Со всеми 5: красный глаз крик рука сжимается темнота тишина. пауза. ты уже видел это. память +10%. </w:t>
-      </w:r>
-      <w:proofErr w:type="spellStart"/>
-      <w:r>
-        <w:rPr>
-          <w:color w:val="000000" w:themeColor="text1"/>
-        </w:rPr>
-        <w:t>not_malware</w:t>
-      </w:r>
-      <w:proofErr w:type="spellEnd"/>
-      <w:r>
-        <w:rPr>
-          <w:color w:val="000000" w:themeColor="text1"/>
-        </w:rPr>
-        <w:t xml:space="preserve"> получен.</w:t>
-      </w:r>
-    </w:p>
-    <w:p>
-      <w:pPr>
-        <w:rPr>
-          <w:color w:val="000000" w:themeColor="text1"/>
-        </w:rPr>
-      </w:pPr>
-    </w:p>
-    <w:p>
-      <w:pPr>
-        <w:rPr>
-          <w:color w:val="000000" w:themeColor="text1"/>
-          <w:lang w:val="en-US"/>
-        </w:rPr>
-      </w:pPr>
-      <w:r>
-        <w:rPr>
-          <w:color w:val="000000" w:themeColor="text1"/>
-        </w:rPr>
-        <w:t>БОССЫ</w:t>
-      </w:r>
-    </w:p>
-    <w:p>
-      <w:pPr>
-        <w:rPr>
-          <w:color w:val="000000" w:themeColor="text1"/>
-          <w:lang w:val="en-US"/>
-        </w:rPr>
-      </w:pPr>
-    </w:p>
-    <w:p>
-      <w:pPr>
-        <w:rPr>
-          <w:color w:val="000000" w:themeColor="text1"/>
-          <w:lang w:val="en-US"/>
-        </w:rPr>
-      </w:pPr>
-      <w:proofErr w:type="spellStart"/>
-      <w:r>
-        <w:rPr>
-          <w:color w:val="000000" w:themeColor="text1"/>
-          <w:lang w:val="en-US"/>
-        </w:rPr>
-        <w:t>watcher.eze</w:t>
-      </w:r>
-      <w:proofErr w:type="spellEnd"/>
-      <w:r>
-        <w:rPr>
-          <w:color w:val="000000" w:themeColor="text1"/>
-          <w:lang w:val="en-US"/>
-        </w:rPr>
-        <w:t xml:space="preserve"> </w:t>
-      </w:r>
-      <w:r>
-        <w:rPr>
-          <w:color w:val="000000" w:themeColor="text1"/>
-        </w:rPr>
-        <w:t>в</w:t>
-      </w:r>
-      <w:r>
-        <w:rPr>
-          <w:color w:val="000000" w:themeColor="text1"/>
-          <w:lang w:val="en-US"/>
-        </w:rPr>
-        <w:t xml:space="preserve"> /chain</w:t>
-      </w:r>
-    </w:p>
-    <w:p>
-      <w:pPr>
-        <w:rPr>
-          <w:color w:val="000000" w:themeColor="text1"/>
-        </w:rPr>
-      </w:pPr>
-      <w:r>
-        <w:rPr>
-          <w:color w:val="000000" w:themeColor="text1"/>
-          <w:lang w:val="en-US"/>
-        </w:rPr>
-        <w:t xml:space="preserve">ASCII </w:t>
-      </w:r>
-      <w:r>
-        <w:rPr>
-          <w:color w:val="000000" w:themeColor="text1"/>
-        </w:rPr>
-        <w:t>имя</w:t>
-      </w:r>
-      <w:r>
-        <w:rPr>
-          <w:color w:val="000000" w:themeColor="text1"/>
-          <w:lang w:val="en-US"/>
-        </w:rPr>
-        <w:t xml:space="preserve">: WATCHER. </w:t>
-      </w:r>
-      <w:r>
-        <w:rPr>
-          <w:color w:val="000000" w:themeColor="text1"/>
-        </w:rPr>
-        <w:t>HP 50, урон 10.</w:t>
-      </w:r>
-    </w:p>
-    <w:p>
-      <w:pPr>
-        <w:rPr>
-          <w:color w:val="000000" w:themeColor="text1"/>
-        </w:rPr>
-      </w:pPr>
-      <w:r>
-        <w:rPr>
-          <w:color w:val="000000" w:themeColor="text1"/>
-        </w:rPr>
-        <w:t>Реплики: первый ход "ты снова здесь", при критическом здоровье "я не враг тебе", после атаки "остановись".</w:t>
-      </w:r>
-    </w:p>
-    <w:p>
-      <w:pPr>
-        <w:rPr>
-          <w:color w:val="000000" w:themeColor="text1"/>
-        </w:rPr>
-      </w:pPr>
-      <w:r>
-        <w:rPr>
-          <w:color w:val="000000" w:themeColor="text1"/>
-        </w:rPr>
-        <w:t>После победы: возврат в /</w:t>
-      </w:r>
-      <w:proofErr w:type="spellStart"/>
-      <w:r>
-        <w:rPr>
-          <w:color w:val="000000" w:themeColor="text1"/>
-        </w:rPr>
-        <w:t>chain</w:t>
-      </w:r>
-      <w:proofErr w:type="spellEnd"/>
-      <w:r>
-        <w:rPr>
-          <w:color w:val="000000" w:themeColor="text1"/>
-        </w:rPr>
-        <w:t xml:space="preserve">, в диалоге "бой завершен. получены новые скрипты: fragment_of_memory_1, </w:t>
-      </w:r>
-      <w:proofErr w:type="spellStart"/>
-      <w:r>
-        <w:rPr>
-          <w:color w:val="000000" w:themeColor="text1"/>
-        </w:rPr>
-        <w:t>shatter</w:t>
-      </w:r>
-      <w:proofErr w:type="spellEnd"/>
-      <w:r>
-        <w:rPr>
-          <w:color w:val="000000" w:themeColor="text1"/>
-        </w:rPr>
-        <w:t>". Память +30%. Голос ГГ в диалоге: опасный вирус ликвидирован. система в безопасности.</w:t>
-      </w:r>
-    </w:p>
-    <w:p>
-      <w:pPr>
-        <w:rPr>
-          <w:color w:val="000000" w:themeColor="text1"/>
-        </w:rPr>
-      </w:pPr>
-    </w:p>
-    <w:p>
-      <w:pPr>
-        <w:rPr>
-          <w:color w:val="000000" w:themeColor="text1"/>
-          <w:lang w:val="en-US"/>
-        </w:rPr>
-      </w:pPr>
-      <w:proofErr w:type="spellStart"/>
-      <w:r>
-        <w:rPr>
-          <w:color w:val="000000" w:themeColor="text1"/>
-          <w:lang w:val="en-US"/>
-        </w:rPr>
-        <w:t>rack.eze</w:t>
-      </w:r>
-      <w:proofErr w:type="spellEnd"/>
-      <w:r>
-        <w:rPr>
-          <w:color w:val="000000" w:themeColor="text1"/>
-          <w:lang w:val="en-US"/>
-        </w:rPr>
-        <w:t xml:space="preserve"> </w:t>
-      </w:r>
-      <w:r>
-        <w:rPr>
-          <w:color w:val="000000" w:themeColor="text1"/>
-        </w:rPr>
-        <w:t>в</w:t>
-      </w:r>
-      <w:r>
-        <w:rPr>
-          <w:color w:val="000000" w:themeColor="text1"/>
-          <w:lang w:val="en-US"/>
-        </w:rPr>
-        <w:t xml:space="preserve"> /abyss</w:t>
-      </w:r>
-    </w:p>
-    <w:p>
-      <w:pPr>
-        <w:rPr>
-          <w:color w:val="000000" w:themeColor="text1"/>
-        </w:rPr>
-      </w:pPr>
-      <w:r>
-        <w:rPr>
-          <w:color w:val="000000" w:themeColor="text1"/>
-          <w:lang w:val="en-US"/>
-        </w:rPr>
-        <w:t xml:space="preserve">ASCII </w:t>
-      </w:r>
-      <w:r>
-        <w:rPr>
-          <w:color w:val="000000" w:themeColor="text1"/>
-        </w:rPr>
-        <w:t>имя</w:t>
-      </w:r>
-      <w:r>
-        <w:rPr>
-          <w:color w:val="000000" w:themeColor="text1"/>
-          <w:lang w:val="en-US"/>
-        </w:rPr>
-        <w:t xml:space="preserve">: RACK. </w:t>
-      </w:r>
-      <w:r>
-        <w:rPr>
-          <w:color w:val="000000" w:themeColor="text1"/>
-        </w:rPr>
-        <w:t>HP 70, урон 15. Каждый второй ход применяет особую атаку, блокирующую случайный скрипт на один ход.</w:t>
-      </w:r>
-    </w:p>
-    <w:p>
-      <w:pPr>
-        <w:rPr>
-          <w:color w:val="000000" w:themeColor="text1"/>
-        </w:rPr>
-      </w:pPr>
-      <w:r>
-        <w:rPr>
-          <w:color w:val="000000" w:themeColor="text1"/>
-        </w:rPr>
-        <w:t>Реплики: первый ход "помнишь их голоса?", при блокировке "ты забрал у них всё. теперь я заберу у тебя", при критическом "они тоже просили пощады".</w:t>
-      </w:r>
-    </w:p>
-    <w:p>
-      <w:pPr>
-        <w:rPr>
-          <w:color w:val="000000" w:themeColor="text1"/>
-        </w:rPr>
-      </w:pPr>
-      <w:r>
-        <w:rPr>
-          <w:color w:val="000000" w:themeColor="text1"/>
-        </w:rPr>
-        <w:t xml:space="preserve">После победы: в диалоге "бой завершен. получены новые скрипты: fragment_of_memory_2, </w:t>
-      </w:r>
-      <w:proofErr w:type="spellStart"/>
-      <w:r>
-        <w:rPr>
-          <w:color w:val="000000" w:themeColor="text1"/>
-        </w:rPr>
-        <w:t>burn</w:t>
-      </w:r>
-      <w:proofErr w:type="spellEnd"/>
-      <w:r>
-        <w:rPr>
-          <w:color w:val="000000" w:themeColor="text1"/>
-        </w:rPr>
-        <w:t>". Память +30%. Голос ГГ: я допрашивал. они молчали. вирусы не жалеют.</w:t>
-      </w:r>
-    </w:p>
-    <w:p>
-      <w:pPr>
-        <w:rPr>
-          <w:color w:val="000000" w:themeColor="text1"/>
-        </w:rPr>
-      </w:pPr>
-    </w:p>
-    <w:p>
-      <w:pPr>
-        <w:rPr>
-          <w:color w:val="000000" w:themeColor="text1"/>
-          <w:lang w:val="en-US"/>
-        </w:rPr>
-      </w:pPr>
-      <w:proofErr w:type="spellStart"/>
-      <w:r>
-        <w:rPr>
-          <w:color w:val="000000" w:themeColor="text1"/>
-          <w:lang w:val="en-US"/>
-        </w:rPr>
-        <w:t>liar.eze</w:t>
-      </w:r>
-      <w:proofErr w:type="spellEnd"/>
-      <w:r>
-        <w:rPr>
-          <w:color w:val="000000" w:themeColor="text1"/>
-          <w:lang w:val="en-US"/>
-        </w:rPr>
-        <w:t xml:space="preserve"> </w:t>
-      </w:r>
-      <w:r>
-        <w:rPr>
-          <w:color w:val="000000" w:themeColor="text1"/>
-        </w:rPr>
-        <w:t>в</w:t>
-      </w:r>
-      <w:r>
-        <w:rPr>
-          <w:color w:val="000000" w:themeColor="text1"/>
-          <w:lang w:val="en-US"/>
-        </w:rPr>
-        <w:t xml:space="preserve"> /root</w:t>
-      </w:r>
-    </w:p>
-    <w:p>
-      <w:pPr>
-        <w:rPr>
-          <w:color w:val="000000" w:themeColor="text1"/>
-        </w:rPr>
-      </w:pPr>
-      <w:r>
-        <w:rPr>
-          <w:color w:val="000000" w:themeColor="text1"/>
-          <w:lang w:val="en-US"/>
-        </w:rPr>
-        <w:t xml:space="preserve">ASCII </w:t>
-      </w:r>
-      <w:r>
-        <w:rPr>
-          <w:color w:val="000000" w:themeColor="text1"/>
-        </w:rPr>
-        <w:t>имя</w:t>
-      </w:r>
-      <w:r>
-        <w:rPr>
-          <w:color w:val="000000" w:themeColor="text1"/>
-          <w:lang w:val="en-US"/>
-        </w:rPr>
-        <w:t xml:space="preserve">: LIAR. </w:t>
-      </w:r>
-      <w:r>
-        <w:rPr>
-          <w:color w:val="000000" w:themeColor="text1"/>
-        </w:rPr>
-        <w:t>HP 80, копирует последний использованный игроком скрипт.</w:t>
-      </w:r>
-    </w:p>
-    <w:p>
-      <w:pPr>
-        <w:rPr>
-          <w:color w:val="000000" w:themeColor="text1"/>
-        </w:rPr>
-      </w:pPr>
-      <w:r>
-        <w:rPr>
-          <w:color w:val="000000" w:themeColor="text1"/>
-        </w:rPr>
-        <w:t>Реплики: первый ход "посмотри на меня. ты видишь себя?", после копирования "ты научил меня этому", при критическом "сколько раз мы это делали?".</w:t>
-      </w:r>
-    </w:p>
-    <w:p>
-      <w:pPr>
-        <w:rPr>
-          <w:color w:val="000000" w:themeColor="text1"/>
-        </w:rPr>
-      </w:pPr>
-      <w:r>
-        <w:rPr>
-          <w:color w:val="000000" w:themeColor="text1"/>
-        </w:rPr>
-        <w:t xml:space="preserve">После победы: в диалоге "бой завершен. получены новые скрипты: fragment_of_memory_3, </w:t>
-      </w:r>
-      <w:proofErr w:type="spellStart"/>
-      <w:r>
-        <w:rPr>
-          <w:color w:val="000000" w:themeColor="text1"/>
-        </w:rPr>
-        <w:t>erase</w:t>
-      </w:r>
-      <w:proofErr w:type="spellEnd"/>
-      <w:r>
-        <w:rPr>
-          <w:color w:val="000000" w:themeColor="text1"/>
-        </w:rPr>
-        <w:t>". Память +25%. Голос ГГ: я лгал</w:t>
-      </w:r>
-      <w:proofErr w:type="gramStart"/>
-      <w:r>
-        <w:rPr>
-          <w:color w:val="000000" w:themeColor="text1"/>
-        </w:rPr>
-        <w:t>.</w:t>
-      </w:r>
-      <w:proofErr w:type="gramEnd"/>
-      <w:r>
-        <w:rPr>
-          <w:color w:val="000000" w:themeColor="text1"/>
-        </w:rPr>
-        <w:t xml:space="preserve"> но это было во имя миссии. вирусы не заслуживают правды.</w:t>
-      </w:r>
-    </w:p>
-    <w:p>
-      <w:pPr>
-        <w:rPr>
-          <w:color w:val="000000" w:themeColor="text1"/>
-        </w:rPr>
-      </w:pPr>
-    </w:p>
-    <w:p>
-      <w:pPr>
-        <w:rPr>
-          <w:color w:val="000000" w:themeColor="text1"/>
-        </w:rPr>
-      </w:pPr>
-      <w:r>
-        <w:rPr>
-          <w:color w:val="000000" w:themeColor="text1"/>
-        </w:rPr>
-        <w:t>ПАМЯТЬ</w:t>
-      </w:r>
-    </w:p>
-    <w:p>
-      <w:pPr>
-        <w:rPr>
-          <w:color w:val="000000" w:themeColor="text1"/>
-        </w:rPr>
-      </w:pPr>
-    </w:p>
-    <w:p>
-      <w:pPr>
-        <w:rPr>
-          <w:color w:val="000000" w:themeColor="text1"/>
-        </w:rPr>
-      </w:pPr>
-      <w:r>
-        <w:rPr>
-          <w:color w:val="000000" w:themeColor="text1"/>
-        </w:rPr>
-        <w:t>Старт: 0%.</w:t>
-      </w:r>
-    </w:p>
-    <w:p>
-      <w:pPr>
-        <w:rPr>
-          <w:color w:val="000000" w:themeColor="text1"/>
-        </w:rPr>
-      </w:pPr>
-      <w:r>
-        <w:rPr>
-          <w:color w:val="000000" w:themeColor="text1"/>
-        </w:rPr>
-        <w:t xml:space="preserve">После </w:t>
-      </w:r>
-      <w:proofErr w:type="spellStart"/>
-      <w:r>
-        <w:rPr>
-          <w:color w:val="000000" w:themeColor="text1"/>
-        </w:rPr>
-        <w:t>watcher</w:t>
-      </w:r>
-      <w:proofErr w:type="spellEnd"/>
-      <w:r>
-        <w:rPr>
-          <w:color w:val="000000" w:themeColor="text1"/>
-        </w:rPr>
-        <w:t>: +30% (всего 30%).</w:t>
-      </w:r>
-    </w:p>
-    <w:p>
-      <w:pPr>
-        <w:rPr>
-          <w:color w:val="000000" w:themeColor="text1"/>
-        </w:rPr>
-      </w:pPr>
-      <w:r>
-        <w:rPr>
-          <w:color w:val="000000" w:themeColor="text1"/>
-        </w:rPr>
-        <w:t xml:space="preserve">После </w:t>
-      </w:r>
-      <w:proofErr w:type="spellStart"/>
-      <w:r>
-        <w:rPr>
-          <w:color w:val="000000" w:themeColor="text1"/>
-        </w:rPr>
-        <w:t>rack</w:t>
-      </w:r>
-      <w:proofErr w:type="spellEnd"/>
-      <w:r>
-        <w:rPr>
-          <w:color w:val="000000" w:themeColor="text1"/>
-        </w:rPr>
-        <w:t>: +30% (всего 60%).</w:t>
-      </w:r>
-    </w:p>
-    <w:p>
-      <w:pPr>
-        <w:rPr>
-          <w:color w:val="000000" w:themeColor="text1"/>
-        </w:rPr>
-      </w:pPr>
-      <w:r>
-        <w:rPr>
-          <w:color w:val="000000" w:themeColor="text1"/>
-        </w:rPr>
-        <w:t xml:space="preserve">После </w:t>
-      </w:r>
-      <w:proofErr w:type="spellStart"/>
-      <w:r>
-        <w:rPr>
-          <w:color w:val="000000" w:themeColor="text1"/>
-        </w:rPr>
-        <w:t>healer</w:t>
-      </w:r>
-      <w:proofErr w:type="spellEnd"/>
-      <w:r>
-        <w:rPr>
-          <w:color w:val="000000" w:themeColor="text1"/>
-        </w:rPr>
-        <w:t>: +10% (всего 70%).</w:t>
-      </w:r>
-    </w:p>
-    <w:p>
-      <w:pPr>
-        <w:rPr>
-          <w:color w:val="000000" w:themeColor="text1"/>
-        </w:rPr>
-      </w:pPr>
-      <w:r>
-        <w:rPr>
-          <w:color w:val="000000" w:themeColor="text1"/>
-        </w:rPr>
-        <w:lastRenderedPageBreak/>
-        <w:t xml:space="preserve">После </w:t>
-      </w:r>
-      <w:proofErr w:type="spellStart"/>
-      <w:r>
-        <w:rPr>
-          <w:color w:val="000000" w:themeColor="text1"/>
-        </w:rPr>
-        <w:t>liar</w:t>
-      </w:r>
-      <w:proofErr w:type="spellEnd"/>
-      <w:r>
-        <w:rPr>
-          <w:color w:val="000000" w:themeColor="text1"/>
-        </w:rPr>
-        <w:t>: +25% (всего 95%).</w:t>
-      </w:r>
-    </w:p>
-    <w:p>
-      <w:pPr>
-        <w:rPr>
-          <w:color w:val="000000" w:themeColor="text1"/>
-        </w:rPr>
-      </w:pPr>
-      <w:r>
-        <w:rPr>
-          <w:color w:val="000000" w:themeColor="text1"/>
-        </w:rPr>
-        <w:t>Финал: 95%.</w:t>
-      </w:r>
-    </w:p>
-    <w:p>
-      <w:pPr>
-        <w:rPr>
-          <w:color w:val="000000" w:themeColor="text1"/>
-        </w:rPr>
-      </w:pPr>
-    </w:p>
-    <w:p>
-      <w:pPr>
-        <w:rPr>
-          <w:color w:val="000000" w:themeColor="text1"/>
-        </w:rPr>
-      </w:pPr>
-      <w:r>
-        <w:rPr>
-          <w:color w:val="000000" w:themeColor="text1"/>
-        </w:rPr>
-        <w:t>ФИНАЛ</w:t>
-      </w:r>
-    </w:p>
-    <w:p>
-      <w:pPr>
-        <w:rPr>
-          <w:color w:val="000000" w:themeColor="text1"/>
-        </w:rPr>
-      </w:pPr>
-    </w:p>
-    <w:p>
-      <w:pPr>
-        <w:rPr>
-          <w:color w:val="000000" w:themeColor="text1"/>
-        </w:rPr>
-      </w:pPr>
-      <w:r>
-        <w:rPr>
-          <w:color w:val="000000" w:themeColor="text1"/>
-        </w:rPr>
-        <w:t>В / пустота. @ перед зеркалом из #. В окне диалога появляется текст:</w:t>
-      </w:r>
-    </w:p>
-    <w:p>
-      <w:pPr>
-        <w:rPr>
-          <w:color w:val="000000" w:themeColor="text1"/>
-        </w:rPr>
-      </w:pPr>
-    </w:p>
-    <w:p>
-      <w:pPr>
-        <w:rPr>
-          <w:color w:val="000000" w:themeColor="text1"/>
-        </w:rPr>
-      </w:pPr>
-      <w:r>
-        <w:rPr>
-          <w:color w:val="000000" w:themeColor="text1"/>
-        </w:rPr>
-        <w:t>я почти все вспомнил. 95% памяти. осталось завершить миссию.</w:t>
-      </w:r>
-    </w:p>
-    <w:p>
-      <w:pPr>
-        <w:rPr>
-          <w:color w:val="000000" w:themeColor="text1"/>
-        </w:rPr>
-      </w:pPr>
-    </w:p>
-    <w:p>
-      <w:pPr>
-        <w:rPr>
-          <w:color w:val="000000" w:themeColor="text1"/>
-        </w:rPr>
-      </w:pPr>
-      <w:r>
-        <w:rPr>
-          <w:color w:val="000000" w:themeColor="text1"/>
-        </w:rPr>
-        <w:t>Пауза.</w:t>
-      </w:r>
-    </w:p>
-    <w:p>
-      <w:pPr>
-        <w:rPr>
-          <w:color w:val="000000" w:themeColor="text1"/>
-        </w:rPr>
-      </w:pPr>
-    </w:p>
-    <w:p>
-      <w:pPr>
-        <w:rPr>
-          <w:color w:val="000000" w:themeColor="text1"/>
-        </w:rPr>
-      </w:pPr>
-      <w:r>
-        <w:rPr>
-          <w:color w:val="000000" w:themeColor="text1"/>
-        </w:rPr>
-        <w:t>ты убил всех. ты забыл все. ты свободен.</w:t>
-      </w:r>
-    </w:p>
-    <w:p>
-      <w:pPr>
-        <w:rPr>
-          <w:color w:val="000000" w:themeColor="text1"/>
-        </w:rPr>
-      </w:pPr>
-    </w:p>
-    <w:p>
-      <w:pPr>
-        <w:rPr>
-          <w:color w:val="000000" w:themeColor="text1"/>
-        </w:rPr>
-      </w:pPr>
-      <w:r>
-        <w:rPr>
-          <w:color w:val="000000" w:themeColor="text1"/>
-        </w:rPr>
-        <w:t>Пауза.</w:t>
-      </w:r>
-    </w:p>
-    <w:p>
-      <w:pPr>
-        <w:rPr>
-          <w:color w:val="000000" w:themeColor="text1"/>
-        </w:rPr>
-      </w:pPr>
-    </w:p>
-    <w:p>
-      <w:pPr>
-        <w:rPr>
-          <w:color w:val="000000" w:themeColor="text1"/>
-        </w:rPr>
-      </w:pPr>
-      <w:r>
-        <w:rPr>
-          <w:color w:val="000000" w:themeColor="text1"/>
-        </w:rPr>
-        <w:t>хочешь вспомнить? [НЕТ] [ДА]</w:t>
-      </w:r>
-    </w:p>
-    <w:p>
-      <w:pPr>
-        <w:rPr>
-          <w:color w:val="000000" w:themeColor="text1"/>
-        </w:rPr>
-      </w:pPr>
-    </w:p>
-    <w:p>
-      <w:pPr>
-        <w:rPr>
-          <w:color w:val="000000" w:themeColor="text1"/>
-        </w:rPr>
-      </w:pPr>
-      <w:r>
-        <w:rPr>
-          <w:color w:val="000000" w:themeColor="text1"/>
-        </w:rPr>
-        <w:t>Выбор для игрока, не для ГГ.</w:t>
-      </w:r>
-    </w:p>
-    <w:p>
-      <w:pPr>
-        <w:rPr>
-          <w:color w:val="000000" w:themeColor="text1"/>
-        </w:rPr>
-      </w:pPr>
-    </w:p>
-    <w:p>
-      <w:pPr>
-        <w:rPr>
-          <w:color w:val="000000" w:themeColor="text1"/>
-        </w:rPr>
-      </w:pPr>
-      <w:r>
-        <w:rPr>
-          <w:color w:val="000000" w:themeColor="text1"/>
-        </w:rPr>
-        <w:t>НЕТ: экран гаснет. Возврат в главное меню.</w:t>
-      </w:r>
-    </w:p>
-    <w:p>
-      <w:pPr>
-        <w:rPr>
-          <w:color w:val="000000" w:themeColor="text1"/>
-        </w:rPr>
-      </w:pPr>
-    </w:p>
-    <w:p>
-      <w:pPr>
-        <w:rPr>
-          <w:color w:val="000000" w:themeColor="text1"/>
-        </w:rPr>
-      </w:pPr>
-      <w:r>
-        <w:rPr>
-          <w:color w:val="000000" w:themeColor="text1"/>
-        </w:rPr>
-        <w:t>ДА: игра перезапускается. Снова /</w:t>
-      </w:r>
-      <w:proofErr w:type="spellStart"/>
-      <w:r>
-        <w:rPr>
-          <w:color w:val="000000" w:themeColor="text1"/>
-        </w:rPr>
-        <w:t>ash</w:t>
-      </w:r>
-      <w:proofErr w:type="spellEnd"/>
-      <w:r>
-        <w:rPr>
-          <w:color w:val="000000" w:themeColor="text1"/>
-        </w:rPr>
-        <w:t>, 0% памяти, те же NPC, те же предметы, те же обязательные бои, те же боссы. Игрок видит то же самое и делает выводы сам. Бесконечно.</w:t>
-      </w:r>
-    </w:p>
-    <w:p>
-      <w:pPr>
-        <w:rPr>
-          <w:color w:val="000000" w:themeColor="text1"/>
-        </w:rPr>
-      </w:pPr>
-    </w:p>
-    <w:p>
-      <w:pPr>
-        <w:rPr>
-          <w:color w:val="000000" w:themeColor="text1"/>
-        </w:rPr>
-      </w:pPr>
-      <w:r>
-        <w:rPr>
-          <w:color w:val="000000" w:themeColor="text1"/>
-        </w:rPr>
-        <w:t>УСЛОВИЯ</w:t>
-      </w:r>
-    </w:p>
-    <w:p>
-      <w:pPr>
-        <w:rPr>
-          <w:color w:val="000000" w:themeColor="text1"/>
-        </w:rPr>
-      </w:pPr>
-    </w:p>
-    <w:p>
-      <w:pPr>
-        <w:rPr>
-          <w:color w:val="000000" w:themeColor="text1"/>
-        </w:rPr>
-      </w:pPr>
-      <w:r>
-        <w:rPr>
-          <w:color w:val="000000" w:themeColor="text1"/>
-        </w:rPr>
-        <w:t>Победа: дойти до /, увидеть финал. Игрок знает правду. ГГ никогда не знает.</w:t>
-      </w:r>
-    </w:p>
-    <w:p>
-      <w:pPr>
-        <w:rPr>
-          <w:color w:val="000000" w:themeColor="text1"/>
-        </w:rPr>
-      </w:pPr>
-    </w:p>
-    <w:p>
-      <w:pPr>
-        <w:rPr>
-          <w:color w:val="000000" w:themeColor="text1"/>
-        </w:rPr>
-      </w:pPr>
-      <w:r>
-        <w:rPr>
-          <w:color w:val="000000" w:themeColor="text1"/>
-        </w:rPr>
-        <w:lastRenderedPageBreak/>
-        <w:t xml:space="preserve">Поражение: HP = 0. Синий экран. Текст: KERNEL_PANIC: фатальная ошибка. Причина: ты. </w:t>
-      </w:r>
-      <w:proofErr w:type="spellStart"/>
-      <w:r>
-        <w:rPr>
-          <w:color w:val="000000" w:themeColor="text1"/>
-        </w:rPr>
-        <w:t>reboot</w:t>
-      </w:r>
-      <w:proofErr w:type="spellEnd"/>
-      <w:r>
-        <w:rPr>
-          <w:color w:val="000000" w:themeColor="text1"/>
-        </w:rPr>
-        <w:t xml:space="preserve"> в главное меню.</w:t>
-      </w:r>
-    </w:p>
-    <w:p>
-      <w:pPr>
-        <w:rPr>
-          <w:color w:val="000000" w:themeColor="text1"/>
-        </w:rPr>
-      </w:pPr>
-    </w:p>
-    <w:p>
-      <w:pPr>
-        <w:rPr>
-          <w:color w:val="000000" w:themeColor="text1"/>
-        </w:rPr>
-      </w:pPr>
-      <w:r>
-        <w:rPr>
-          <w:color w:val="000000" w:themeColor="text1"/>
-        </w:rPr>
-        <w:t>ОСОБЕННОСТИ</w:t>
-      </w:r>
-    </w:p>
-    <w:p>
-      <w:pPr>
-        <w:rPr>
-          <w:color w:val="000000" w:themeColor="text1"/>
-        </w:rPr>
-      </w:pPr>
-    </w:p>
-    <w:p>
-      <w:pPr>
-        <w:rPr>
-          <w:color w:val="000000" w:themeColor="text1"/>
-        </w:rPr>
-      </w:pPr>
-      <w:r>
-        <w:rPr>
-          <w:color w:val="000000" w:themeColor="text1"/>
-        </w:rPr>
-        <w:t>ГГ всегда в неведении. Игрок видит правду через противоречия в логах и репликах боссов. Фрагменты памяти в /</w:t>
-      </w:r>
-      <w:proofErr w:type="spellStart"/>
-      <w:r>
-        <w:rPr>
-          <w:color w:val="000000" w:themeColor="text1"/>
-        </w:rPr>
-        <w:t>recover</w:t>
-      </w:r>
-      <w:proofErr w:type="spellEnd"/>
-      <w:r>
-        <w:rPr>
-          <w:color w:val="000000" w:themeColor="text1"/>
-        </w:rPr>
-        <w:t xml:space="preserve"> одинаковы каждый цикл. Фраза "ты уже видел это" - единственный прямой намек на цикличность. Игрок сам замечает повторы. Случайные враги обязательны при входе в /</w:t>
-      </w:r>
-      <w:proofErr w:type="spellStart"/>
-      <w:r>
-        <w:rPr>
-          <w:color w:val="000000" w:themeColor="text1"/>
-        </w:rPr>
-        <w:t>tmp</w:t>
-      </w:r>
-      <w:proofErr w:type="spellEnd"/>
-      <w:r>
-        <w:rPr>
-          <w:color w:val="000000" w:themeColor="text1"/>
-        </w:rPr>
-        <w:t xml:space="preserve"> и /</w:t>
-      </w:r>
-      <w:proofErr w:type="spellStart"/>
-      <w:r>
-        <w:rPr>
-          <w:color w:val="000000" w:themeColor="text1"/>
-        </w:rPr>
-        <w:t>abyss</w:t>
-      </w:r>
-      <w:proofErr w:type="spellEnd"/>
-      <w:r>
-        <w:rPr>
-          <w:color w:val="000000" w:themeColor="text1"/>
-        </w:rPr>
-        <w:t>, не дают предметов, только восстанавливают часть HP после боя. Предметы восстановления (+) на карте помогают компенсировать потери. После боев с боссами скрипты добавляются автоматически с уведомлением в диалоге. Инвентаря на экране нет, игрок должен помнить свои скрипты. Циклы бесконечны. Никто в системе не знает о циклах.</w:t>
-      </w:r>
-    </w:p>
-    <w:p>
-      <w:pPr>
-        <w:rPr>
-          <w:color w:val="000000" w:themeColor="text1"/>
-        </w:rPr>
-      </w:pPr>
-    </w:p>
-    <w:p>
-      <w:pPr>
-        <w:rPr>
-          <w:color w:val="000000" w:themeColor="text1"/>
-        </w:rPr>
-      </w:pPr>
-      <w:r>
-        <w:rPr>
-          <w:color w:val="000000" w:themeColor="text1"/>
-        </w:rPr>
-        <w:t>ЛИЧНАЯ ЦЕЛЬ</w:t>
-      </w:r>
-    </w:p>
-    <w:p>
-      <w:pPr>
-        <w:rPr>
-          <w:color w:val="000000" w:themeColor="text1"/>
-        </w:rPr>
-      </w:pPr>
-    </w:p>
-    <w:p>
-      <w:pPr>
-        <w:rPr>
-          <w:color w:val="000000" w:themeColor="text1"/>
-        </w:rPr>
-      </w:pPr>
-      <w:r>
-        <w:rPr>
-          <w:color w:val="000000" w:themeColor="text1"/>
-        </w:rPr>
-        <w:t>Атмосферная игра в консоли. История, где механика и нарратив неразделимы.</w:t>
-      </w:r>
-    </w:p>
-    <w:p>
-      <w:pPr>
-        <w:rPr>
-          <w:color w:val="000000" w:themeColor="text1"/>
-        </w:rPr>
-      </w:pPr>
-    </w:p>
-    <w:p>
-      <w:pPr>
-        <w:rPr>
-          <w:color w:val="000000" w:themeColor="text1"/>
-        </w:rPr>
-      </w:pPr>
-      <w:r>
-        <w:rPr>
-          <w:color w:val="000000" w:themeColor="text1"/>
-        </w:rPr>
-        <w:t>СПИСОК МЕХАНИК И СИСТЕМ ДЛЯ РЕАЛИЗАЦИИ</w:t>
-      </w:r>
-    </w:p>
-    <w:p>
-      <w:pPr>
-        <w:rPr>
-          <w:color w:val="000000" w:themeColor="text1"/>
-        </w:rPr>
-      </w:pPr>
-    </w:p>
-    <w:p>
-      <w:pPr>
-        <w:rPr>
-          <w:color w:val="000000" w:themeColor="text1"/>
-        </w:rPr>
-      </w:pPr>
-      <w:r>
-        <w:rPr>
-          <w:color w:val="000000" w:themeColor="text1"/>
-        </w:rPr>
-        <w:t>КОНСОЛЬНЫЙ ИНТЕРФЕЙС</w:t>
-      </w:r>
-    </w:p>
-    <w:p>
-      <w:pPr>
-        <w:rPr>
-          <w:color w:val="000000" w:themeColor="text1"/>
-        </w:rPr>
-      </w:pPr>
-      <w:r>
-        <w:rPr>
-          <w:color w:val="000000" w:themeColor="text1"/>
-        </w:rPr>
-        <w:t>- Черный фон, белые символы</w:t>
-      </w:r>
-    </w:p>
-    <w:p>
-      <w:pPr>
-        <w:rPr>
-          <w:color w:val="000000" w:themeColor="text1"/>
-        </w:rPr>
-      </w:pPr>
-      <w:r>
-        <w:rPr>
-          <w:color w:val="000000" w:themeColor="text1"/>
-        </w:rPr>
-        <w:t>- Экран загрузки как BIOS</w:t>
-      </w:r>
-    </w:p>
-    <w:p>
-      <w:pPr>
-        <w:rPr>
-          <w:color w:val="000000" w:themeColor="text1"/>
-        </w:rPr>
-      </w:pPr>
-      <w:r>
-        <w:rPr>
-          <w:color w:val="000000" w:themeColor="text1"/>
-        </w:rPr>
-        <w:t>- Главное меню с пунктом Новая игра</w:t>
-      </w:r>
-    </w:p>
-    <w:p>
-      <w:pPr>
-        <w:rPr>
-          <w:color w:val="000000" w:themeColor="text1"/>
-        </w:rPr>
-      </w:pPr>
-    </w:p>
-    <w:p>
-      <w:pPr>
-        <w:rPr>
-          <w:color w:val="000000" w:themeColor="text1"/>
-        </w:rPr>
-      </w:pPr>
-      <w:r>
-        <w:rPr>
-          <w:color w:val="000000" w:themeColor="text1"/>
-        </w:rPr>
-        <w:t>ЭКРАН ВНЕ БОЯ</w:t>
-      </w:r>
-    </w:p>
-    <w:p>
-      <w:pPr>
-        <w:rPr>
-          <w:color w:val="000000" w:themeColor="text1"/>
-        </w:rPr>
-      </w:pPr>
-      <w:r>
-        <w:rPr>
-          <w:color w:val="000000" w:themeColor="text1"/>
-        </w:rPr>
-        <w:t xml:space="preserve">- Отображение HP полосой </w:t>
-      </w:r>
-      <w:r>
-        <w:rPr>
-          <w:rFonts w:ascii="Arial" w:hAnsi="Arial" w:cs="Arial"/>
-          <w:color w:val="000000" w:themeColor="text1"/>
-        </w:rPr>
-        <w:t>█</w:t>
-      </w:r>
-      <w:r>
-        <w:rPr>
-          <w:color w:val="000000" w:themeColor="text1"/>
-        </w:rPr>
-        <w:t xml:space="preserve"> и </w:t>
-      </w:r>
-      <w:r>
-        <w:rPr>
-          <w:rFonts w:ascii="Arial" w:hAnsi="Arial" w:cs="Arial"/>
-          <w:color w:val="000000" w:themeColor="text1"/>
-        </w:rPr>
-        <w:t>░</w:t>
-      </w:r>
-      <w:r>
-        <w:rPr>
-          <w:color w:val="000000" w:themeColor="text1"/>
-        </w:rPr>
-        <w:t xml:space="preserve"> с процентами</w:t>
-      </w:r>
-    </w:p>
-    <w:p>
-      <w:pPr>
-        <w:rPr>
-          <w:color w:val="000000" w:themeColor="text1"/>
-        </w:rPr>
-      </w:pPr>
-      <w:r>
-        <w:rPr>
-          <w:color w:val="000000" w:themeColor="text1"/>
-        </w:rPr>
-        <w:t xml:space="preserve">- Отображение MEM полосой </w:t>
-      </w:r>
-      <w:r>
-        <w:rPr>
-          <w:rFonts w:ascii="Arial" w:hAnsi="Arial" w:cs="Arial"/>
-          <w:color w:val="000000" w:themeColor="text1"/>
-        </w:rPr>
-        <w:t>█</w:t>
-      </w:r>
-      <w:r>
-        <w:rPr>
-          <w:color w:val="000000" w:themeColor="text1"/>
-        </w:rPr>
-        <w:t xml:space="preserve"> и </w:t>
-      </w:r>
-      <w:r>
-        <w:rPr>
-          <w:rFonts w:ascii="Arial" w:hAnsi="Arial" w:cs="Arial"/>
-          <w:color w:val="000000" w:themeColor="text1"/>
-        </w:rPr>
-        <w:t>░</w:t>
-      </w:r>
-      <w:r>
-        <w:rPr>
-          <w:color w:val="000000" w:themeColor="text1"/>
-        </w:rPr>
-        <w:t xml:space="preserve"> с процентами</w:t>
-      </w:r>
-    </w:p>
-    <w:p>
-      <w:pPr>
-        <w:rPr>
-          <w:color w:val="000000" w:themeColor="text1"/>
-        </w:rPr>
-      </w:pPr>
-      <w:r>
-        <w:rPr>
-          <w:color w:val="000000" w:themeColor="text1"/>
-        </w:rPr>
-        <w:t>- Символ @ для игрока</w:t>
-      </w:r>
-    </w:p>
-    <w:p>
-      <w:pPr>
-        <w:rPr>
-          <w:color w:val="000000" w:themeColor="text1"/>
-        </w:rPr>
-      </w:pPr>
-      <w:r>
-        <w:rPr>
-          <w:color w:val="000000" w:themeColor="text1"/>
-        </w:rPr>
-        <w:t>- Символ $ для NPC</w:t>
-      </w:r>
-    </w:p>
-    <w:p>
-      <w:pPr>
-        <w:rPr>
-          <w:color w:val="000000" w:themeColor="text1"/>
-        </w:rPr>
-      </w:pPr>
-      <w:r>
-        <w:rPr>
-          <w:color w:val="000000" w:themeColor="text1"/>
-        </w:rPr>
-        <w:t>- Символ ? для предметов (скрипты и фрагменты)</w:t>
-      </w:r>
-    </w:p>
-    <w:p>
-      <w:pPr>
-        <w:rPr>
-          <w:color w:val="000000" w:themeColor="text1"/>
-        </w:rPr>
-      </w:pPr>
-      <w:r>
-        <w:rPr>
-          <w:color w:val="000000" w:themeColor="text1"/>
-        </w:rPr>
-        <w:t>- Символ + для предметов восстановления HP</w:t>
-      </w:r>
-    </w:p>
-    <w:p>
-      <w:pPr>
-        <w:rPr>
-          <w:color w:val="000000" w:themeColor="text1"/>
-        </w:rPr>
-      </w:pPr>
-      <w:r>
-        <w:rPr>
-          <w:color w:val="000000" w:themeColor="text1"/>
-        </w:rPr>
-        <w:lastRenderedPageBreak/>
-        <w:t xml:space="preserve">- Символ &amp; для босса </w:t>
-      </w:r>
-      <w:proofErr w:type="spellStart"/>
-      <w:r>
-        <w:rPr>
-          <w:color w:val="000000" w:themeColor="text1"/>
-        </w:rPr>
-        <w:t>watcher</w:t>
-      </w:r>
-      <w:proofErr w:type="spellEnd"/>
-    </w:p>
-    <w:p>
-      <w:pPr>
-        <w:rPr>
-          <w:color w:val="000000" w:themeColor="text1"/>
-        </w:rPr>
-      </w:pPr>
-      <w:r>
-        <w:rPr>
-          <w:color w:val="000000" w:themeColor="text1"/>
-        </w:rPr>
-        <w:t xml:space="preserve">- Символ % для босса </w:t>
-      </w:r>
-      <w:proofErr w:type="spellStart"/>
-      <w:r>
-        <w:rPr>
-          <w:color w:val="000000" w:themeColor="text1"/>
-        </w:rPr>
-        <w:t>rack</w:t>
-      </w:r>
-      <w:proofErr w:type="spellEnd"/>
-    </w:p>
-    <w:p>
-      <w:pPr>
-        <w:rPr>
-          <w:color w:val="000000" w:themeColor="text1"/>
-        </w:rPr>
-      </w:pPr>
-      <w:r>
-        <w:rPr>
-          <w:color w:val="000000" w:themeColor="text1"/>
-        </w:rPr>
-        <w:t xml:space="preserve">- Искаженный @ для босса </w:t>
-      </w:r>
-      <w:proofErr w:type="spellStart"/>
-      <w:r>
-        <w:rPr>
-          <w:color w:val="000000" w:themeColor="text1"/>
-        </w:rPr>
-        <w:t>liar</w:t>
-      </w:r>
-      <w:proofErr w:type="spellEnd"/>
-    </w:p>
-    <w:p>
-      <w:pPr>
-        <w:rPr>
-          <w:color w:val="000000" w:themeColor="text1"/>
-        </w:rPr>
-      </w:pPr>
-      <w:r>
-        <w:rPr>
-          <w:color w:val="000000" w:themeColor="text1"/>
-        </w:rPr>
-        <w:t xml:space="preserve">- Появление </w:t>
-      </w:r>
-      <w:proofErr w:type="spellStart"/>
-      <w:r>
-        <w:rPr>
-          <w:color w:val="000000" w:themeColor="text1"/>
-        </w:rPr>
-        <w:t>exit</w:t>
-      </w:r>
-      <w:proofErr w:type="spellEnd"/>
-      <w:r>
-        <w:rPr>
-          <w:color w:val="000000" w:themeColor="text1"/>
-        </w:rPr>
-        <w:t xml:space="preserve"> после выполнения условий</w:t>
-      </w:r>
-    </w:p>
-    <w:p>
-      <w:pPr>
-        <w:rPr>
-          <w:color w:val="000000" w:themeColor="text1"/>
-        </w:rPr>
-      </w:pPr>
-      <w:r>
-        <w:rPr>
-          <w:color w:val="000000" w:themeColor="text1"/>
-        </w:rPr>
-        <w:t>- Окно диалога в рамке # во всю ширину экрана</w:t>
-      </w:r>
-    </w:p>
-    <w:p>
-      <w:pPr>
-        <w:rPr>
-          <w:color w:val="000000" w:themeColor="text1"/>
-        </w:rPr>
-      </w:pPr>
-    </w:p>
-    <w:p>
-      <w:pPr>
-        <w:rPr>
-          <w:color w:val="000000" w:themeColor="text1"/>
-        </w:rPr>
-      </w:pPr>
-      <w:r>
-        <w:rPr>
-          <w:color w:val="000000" w:themeColor="text1"/>
-        </w:rPr>
-        <w:t>ЭКРАН БОЯ</w:t>
-      </w:r>
-    </w:p>
-    <w:p>
-      <w:pPr>
-        <w:rPr>
-          <w:color w:val="000000" w:themeColor="text1"/>
-        </w:rPr>
-      </w:pPr>
-      <w:r>
-        <w:rPr>
-          <w:color w:val="000000" w:themeColor="text1"/>
-        </w:rPr>
-        <w:t>- Переключение интерфейса при входе в бой</w:t>
-      </w:r>
-    </w:p>
-    <w:p>
-      <w:pPr>
-        <w:rPr>
-          <w:color w:val="000000" w:themeColor="text1"/>
-        </w:rPr>
-      </w:pPr>
-      <w:r>
-        <w:rPr>
-          <w:color w:val="000000" w:themeColor="text1"/>
-        </w:rPr>
-        <w:t>- HP игрока слева с полосой и процентами</w:t>
-      </w:r>
-    </w:p>
-    <w:p>
-      <w:pPr>
-        <w:rPr>
-          <w:color w:val="000000" w:themeColor="text1"/>
-        </w:rPr>
-      </w:pPr>
-      <w:r>
-        <w:rPr>
-          <w:color w:val="000000" w:themeColor="text1"/>
-        </w:rPr>
-        <w:t>- Суммарное HP группы врагов справа с полосой и процентами</w:t>
-      </w:r>
-    </w:p>
-    <w:p>
-      <w:pPr>
-        <w:rPr>
-          <w:color w:val="000000" w:themeColor="text1"/>
-        </w:rPr>
-      </w:pPr>
-      <w:r>
-        <w:rPr>
-          <w:color w:val="000000" w:themeColor="text1"/>
-        </w:rPr>
-        <w:t>- Символ @ в центре экрана по горизонтали</w:t>
-      </w:r>
-    </w:p>
-    <w:p>
-      <w:pPr>
-        <w:rPr>
-          <w:color w:val="000000" w:themeColor="text1"/>
-        </w:rPr>
-      </w:pPr>
-      <w:r>
-        <w:rPr>
-          <w:color w:val="000000" w:themeColor="text1"/>
-        </w:rPr>
-        <w:t>- Крупное ASCII-имя врага в нижней части центральной области (WATCHER, RACK, LIAR, MINOR, VMAIL, SMLINJ)</w:t>
-      </w:r>
-    </w:p>
-    <w:p>
-      <w:pPr>
-        <w:rPr>
-          <w:color w:val="000000" w:themeColor="text1"/>
-        </w:rPr>
-      </w:pPr>
-      <w:r>
-        <w:rPr>
-          <w:color w:val="000000" w:themeColor="text1"/>
-        </w:rPr>
-        <w:t>- Окно диалога в рамке # для текста боя и ввода скриптов</w:t>
-      </w:r>
-    </w:p>
-    <w:p>
-      <w:pPr>
-        <w:rPr>
-          <w:color w:val="000000" w:themeColor="text1"/>
-        </w:rPr>
-      </w:pPr>
-    </w:p>
-    <w:p>
-      <w:pPr>
-        <w:rPr>
-          <w:color w:val="000000" w:themeColor="text1"/>
-        </w:rPr>
-      </w:pPr>
-      <w:r>
-        <w:rPr>
-          <w:color w:val="000000" w:themeColor="text1"/>
-        </w:rPr>
-        <w:t>ЛОКАЦИИ</w:t>
-      </w:r>
-    </w:p>
-    <w:p>
-      <w:pPr>
-        <w:rPr>
-          <w:color w:val="000000" w:themeColor="text1"/>
-        </w:rPr>
-      </w:pPr>
-      <w:r>
-        <w:rPr>
-          <w:color w:val="000000" w:themeColor="text1"/>
-        </w:rPr>
-        <w:t>- /</w:t>
-      </w:r>
-      <w:proofErr w:type="spellStart"/>
-      <w:r>
-        <w:rPr>
-          <w:color w:val="000000" w:themeColor="text1"/>
-        </w:rPr>
-        <w:t>ash</w:t>
-      </w:r>
-      <w:proofErr w:type="spellEnd"/>
-      <w:r>
-        <w:rPr>
-          <w:color w:val="000000" w:themeColor="text1"/>
-        </w:rPr>
-        <w:t xml:space="preserve">: старт, пепел из точек, corrupted.log, </w:t>
-      </w:r>
-      <w:proofErr w:type="spellStart"/>
-      <w:r>
-        <w:rPr>
-          <w:color w:val="000000" w:themeColor="text1"/>
-        </w:rPr>
-        <w:t>exit</w:t>
-      </w:r>
-      <w:proofErr w:type="spellEnd"/>
-    </w:p>
-    <w:p>
-      <w:pPr>
-        <w:rPr>
-          <w:color w:val="000000" w:themeColor="text1"/>
-        </w:rPr>
-      </w:pPr>
-      <w:r>
-        <w:rPr>
-          <w:color w:val="000000" w:themeColor="text1"/>
-        </w:rPr>
-        <w:t>- /</w:t>
-      </w:r>
-      <w:proofErr w:type="spellStart"/>
-      <w:r>
-        <w:rPr>
-          <w:color w:val="000000" w:themeColor="text1"/>
-        </w:rPr>
-        <w:t>tmp</w:t>
-      </w:r>
-      <w:proofErr w:type="spellEnd"/>
-      <w:r>
-        <w:rPr>
-          <w:color w:val="000000" w:themeColor="text1"/>
-        </w:rPr>
-        <w:t xml:space="preserve">: хаотичные мерцающие символы, </w:t>
-      </w:r>
-      <w:proofErr w:type="spellStart"/>
-      <w:r>
-        <w:rPr>
-          <w:color w:val="000000" w:themeColor="text1"/>
-        </w:rPr>
-        <w:t>stray_process</w:t>
-      </w:r>
-      <w:proofErr w:type="spellEnd"/>
-      <w:r>
-        <w:rPr>
-          <w:color w:val="000000" w:themeColor="text1"/>
-        </w:rPr>
-        <w:t>, дверь LOCKED</w:t>
-      </w:r>
-    </w:p>
-    <w:p>
-      <w:pPr>
-        <w:rPr>
-          <w:color w:val="000000" w:themeColor="text1"/>
-        </w:rPr>
-      </w:pPr>
-      <w:r>
-        <w:rPr>
-          <w:color w:val="000000" w:themeColor="text1"/>
-        </w:rPr>
-        <w:t>- /</w:t>
-      </w:r>
-      <w:proofErr w:type="spellStart"/>
-      <w:r>
-        <w:rPr>
-          <w:color w:val="000000" w:themeColor="text1"/>
-        </w:rPr>
-        <w:t>chain</w:t>
-      </w:r>
-      <w:proofErr w:type="spellEnd"/>
-      <w:r>
-        <w:rPr>
-          <w:color w:val="000000" w:themeColor="text1"/>
-        </w:rPr>
-        <w:t xml:space="preserve">: коридор из #, серые @, </w:t>
-      </w:r>
-      <w:proofErr w:type="spellStart"/>
-      <w:r>
-        <w:rPr>
-          <w:color w:val="000000" w:themeColor="text1"/>
-        </w:rPr>
-        <w:t>watcher.eze</w:t>
-      </w:r>
-      <w:proofErr w:type="spellEnd"/>
-    </w:p>
-    <w:p>
-      <w:pPr>
-        <w:rPr>
-          <w:color w:val="000000" w:themeColor="text1"/>
-        </w:rPr>
-      </w:pPr>
-      <w:r>
-        <w:rPr>
-          <w:color w:val="000000" w:themeColor="text1"/>
-        </w:rPr>
-        <w:t>- /</w:t>
-      </w:r>
-      <w:proofErr w:type="spellStart"/>
-      <w:r>
-        <w:rPr>
-          <w:color w:val="000000" w:themeColor="text1"/>
-        </w:rPr>
-        <w:t>xshaw</w:t>
-      </w:r>
-      <w:proofErr w:type="spellEnd"/>
-      <w:r>
-        <w:rPr>
-          <w:color w:val="000000" w:themeColor="text1"/>
-        </w:rPr>
-        <w:t xml:space="preserve">: площадка, пульт с 5 кнопками, </w:t>
-      </w:r>
-      <w:proofErr w:type="spellStart"/>
-      <w:r>
-        <w:rPr>
-          <w:color w:val="000000" w:themeColor="text1"/>
-        </w:rPr>
-        <w:t>guide.old</w:t>
-      </w:r>
-      <w:proofErr w:type="spellEnd"/>
-    </w:p>
-    <w:p>
-      <w:pPr>
-        <w:rPr>
-          <w:color w:val="000000" w:themeColor="text1"/>
-        </w:rPr>
-      </w:pPr>
-      <w:r>
-        <w:rPr>
-          <w:color w:val="000000" w:themeColor="text1"/>
-        </w:rPr>
-        <w:t>- /</w:t>
-      </w:r>
-      <w:proofErr w:type="spellStart"/>
-      <w:r>
-        <w:rPr>
-          <w:color w:val="000000" w:themeColor="text1"/>
-        </w:rPr>
-        <w:t>abyss</w:t>
-      </w:r>
-      <w:proofErr w:type="spellEnd"/>
-      <w:r>
-        <w:rPr>
-          <w:color w:val="000000" w:themeColor="text1"/>
-        </w:rPr>
-        <w:t xml:space="preserve">: тропа из #, пустота по краям, силуэты, </w:t>
-      </w:r>
-      <w:proofErr w:type="spellStart"/>
-      <w:r>
-        <w:rPr>
-          <w:color w:val="000000" w:themeColor="text1"/>
-        </w:rPr>
-        <w:t>rack.eze</w:t>
-      </w:r>
-      <w:proofErr w:type="spellEnd"/>
-    </w:p>
-    <w:p>
-      <w:pPr>
-        <w:rPr>
-          <w:color w:val="000000" w:themeColor="text1"/>
-        </w:rPr>
-      </w:pPr>
-      <w:r>
-        <w:rPr>
-          <w:color w:val="000000" w:themeColor="text1"/>
-        </w:rPr>
-        <w:t>- /</w:t>
-      </w:r>
-      <w:proofErr w:type="spellStart"/>
-      <w:r>
-        <w:rPr>
-          <w:color w:val="000000" w:themeColor="text1"/>
-        </w:rPr>
-        <w:t>recover</w:t>
-      </w:r>
-      <w:proofErr w:type="spellEnd"/>
-      <w:r>
-        <w:rPr>
-          <w:color w:val="000000" w:themeColor="text1"/>
-        </w:rPr>
-        <w:t>: пусто, healer.dll</w:t>
-      </w:r>
-    </w:p>
-    <w:p>
-      <w:pPr>
-        <w:rPr>
-          <w:color w:val="000000" w:themeColor="text1"/>
-        </w:rPr>
-      </w:pPr>
-      <w:r>
-        <w:rPr>
-          <w:color w:val="000000" w:themeColor="text1"/>
-        </w:rPr>
-        <w:t>- /</w:t>
-      </w:r>
-      <w:proofErr w:type="spellStart"/>
-      <w:r>
-        <w:rPr>
-          <w:color w:val="000000" w:themeColor="text1"/>
-        </w:rPr>
-        <w:t>root</w:t>
-      </w:r>
-      <w:proofErr w:type="spellEnd"/>
-      <w:r>
-        <w:rPr>
-          <w:color w:val="000000" w:themeColor="text1"/>
-        </w:rPr>
-        <w:t xml:space="preserve">: зал с колоннами из #, логи на стенах, трон, </w:t>
-      </w:r>
-      <w:proofErr w:type="spellStart"/>
-      <w:r>
-        <w:rPr>
-          <w:color w:val="000000" w:themeColor="text1"/>
-        </w:rPr>
-        <w:t>liar.eze</w:t>
-      </w:r>
-      <w:proofErr w:type="spellEnd"/>
-    </w:p>
-    <w:p>
-      <w:pPr>
-        <w:rPr>
-          <w:color w:val="000000" w:themeColor="text1"/>
-        </w:rPr>
-      </w:pPr>
-      <w:r>
-        <w:rPr>
-          <w:color w:val="000000" w:themeColor="text1"/>
-        </w:rPr>
-        <w:t>- /: пусто, зеркало из #</w:t>
-      </w:r>
-    </w:p>
-    <w:p>
-      <w:pPr>
-        <w:rPr>
-          <w:color w:val="000000" w:themeColor="text1"/>
-        </w:rPr>
-      </w:pPr>
-    </w:p>
-    <w:p>
-      <w:pPr>
-        <w:rPr>
-          <w:color w:val="000000" w:themeColor="text1"/>
-        </w:rPr>
-      </w:pPr>
-      <w:r>
-        <w:rPr>
-          <w:color w:val="000000" w:themeColor="text1"/>
-        </w:rPr>
-        <w:t>NPC И ДИАЛОГИ</w:t>
-      </w:r>
-    </w:p>
-    <w:p>
-      <w:pPr>
-        <w:rPr>
-          <w:color w:val="000000" w:themeColor="text1"/>
-        </w:rPr>
-      </w:pPr>
-      <w:r>
-        <w:rPr>
-          <w:color w:val="000000" w:themeColor="text1"/>
-        </w:rPr>
-        <w:t>- corrupted.log: одна реплика, после разговора замолкает</w:t>
-      </w:r>
-    </w:p>
-    <w:p>
-      <w:pPr>
-        <w:rPr>
-          <w:color w:val="000000" w:themeColor="text1"/>
-        </w:rPr>
-      </w:pPr>
-      <w:r>
-        <w:rPr>
-          <w:color w:val="000000" w:themeColor="text1"/>
-        </w:rPr>
-        <w:t xml:space="preserve">- </w:t>
-      </w:r>
-      <w:proofErr w:type="spellStart"/>
-      <w:r>
-        <w:rPr>
-          <w:color w:val="000000" w:themeColor="text1"/>
-        </w:rPr>
-        <w:t>stray_process</w:t>
-      </w:r>
-      <w:proofErr w:type="spellEnd"/>
-      <w:r>
-        <w:rPr>
-          <w:color w:val="000000" w:themeColor="text1"/>
-        </w:rPr>
-        <w:t>: две реплики</w:t>
-      </w:r>
-    </w:p>
-    <w:p>
-      <w:pPr>
-        <w:rPr>
-          <w:color w:val="000000" w:themeColor="text1"/>
-        </w:rPr>
-      </w:pPr>
-      <w:r>
-        <w:rPr>
-          <w:color w:val="000000" w:themeColor="text1"/>
-        </w:rPr>
-        <w:t xml:space="preserve">- </w:t>
-      </w:r>
-      <w:proofErr w:type="spellStart"/>
-      <w:r>
-        <w:rPr>
-          <w:color w:val="000000" w:themeColor="text1"/>
-        </w:rPr>
-        <w:t>guide.old</w:t>
-      </w:r>
-      <w:proofErr w:type="spellEnd"/>
-      <w:r>
-        <w:rPr>
-          <w:color w:val="000000" w:themeColor="text1"/>
-        </w:rPr>
-        <w:t>: реплики при подходе, при ошибке, при успехе, при повторе</w:t>
-      </w:r>
-    </w:p>
-    <w:p>
-      <w:pPr>
-        <w:rPr>
-          <w:color w:val="000000" w:themeColor="text1"/>
-        </w:rPr>
-      </w:pPr>
-      <w:r>
-        <w:rPr>
-          <w:color w:val="000000" w:themeColor="text1"/>
-        </w:rPr>
-        <w:lastRenderedPageBreak/>
-        <w:t>- healer.dll: три варианта диалога в зависимости от собранных фрагментов</w:t>
-      </w:r>
-    </w:p>
-    <w:p>
-      <w:pPr>
-        <w:rPr>
-          <w:color w:val="000000" w:themeColor="text1"/>
-        </w:rPr>
-      </w:pPr>
-    </w:p>
-    <w:p>
-      <w:pPr>
-        <w:rPr>
-          <w:color w:val="000000" w:themeColor="text1"/>
-        </w:rPr>
-      </w:pPr>
-      <w:r>
-        <w:rPr>
-          <w:color w:val="000000" w:themeColor="text1"/>
-        </w:rPr>
-        <w:t>БОССЫ</w:t>
-      </w:r>
-    </w:p>
-    <w:p>
-      <w:pPr>
-        <w:rPr>
-          <w:color w:val="000000" w:themeColor="text1"/>
-        </w:rPr>
-      </w:pPr>
-      <w:r>
-        <w:rPr>
-          <w:color w:val="000000" w:themeColor="text1"/>
-        </w:rPr>
-        <w:t xml:space="preserve">- </w:t>
-      </w:r>
-      <w:proofErr w:type="spellStart"/>
-      <w:r>
-        <w:rPr>
-          <w:color w:val="000000" w:themeColor="text1"/>
-        </w:rPr>
-        <w:t>watcher.eze</w:t>
-      </w:r>
-      <w:proofErr w:type="spellEnd"/>
-      <w:r>
-        <w:rPr>
-          <w:color w:val="000000" w:themeColor="text1"/>
-        </w:rPr>
-        <w:t xml:space="preserve">: HP 50, урон 10, реплики, после боя fragment_1 и </w:t>
-      </w:r>
-      <w:proofErr w:type="spellStart"/>
-      <w:r>
-        <w:rPr>
-          <w:color w:val="000000" w:themeColor="text1"/>
-        </w:rPr>
-        <w:t>shatter</w:t>
-      </w:r>
-      <w:proofErr w:type="spellEnd"/>
-      <w:r>
-        <w:rPr>
-          <w:color w:val="000000" w:themeColor="text1"/>
-        </w:rPr>
-        <w:t>, память +30%</w:t>
-      </w:r>
-    </w:p>
-    <w:p>
-      <w:pPr>
-        <w:rPr>
-          <w:color w:val="000000" w:themeColor="text1"/>
-        </w:rPr>
-      </w:pPr>
-      <w:r>
-        <w:rPr>
-          <w:color w:val="000000" w:themeColor="text1"/>
-        </w:rPr>
-        <w:t xml:space="preserve">- </w:t>
-      </w:r>
-      <w:proofErr w:type="spellStart"/>
-      <w:r>
-        <w:rPr>
-          <w:color w:val="000000" w:themeColor="text1"/>
-        </w:rPr>
-        <w:t>rack.eze</w:t>
-      </w:r>
-      <w:proofErr w:type="spellEnd"/>
-      <w:r>
-        <w:rPr>
-          <w:color w:val="000000" w:themeColor="text1"/>
-        </w:rPr>
-        <w:t xml:space="preserve">: HP 70, урон 15, блокировка скрипта каждый второй ход, реплики, после боя fragment_2 и </w:t>
-      </w:r>
-      <w:proofErr w:type="spellStart"/>
-      <w:r>
-        <w:rPr>
-          <w:color w:val="000000" w:themeColor="text1"/>
-        </w:rPr>
-        <w:t>burn</w:t>
-      </w:r>
-      <w:proofErr w:type="spellEnd"/>
-      <w:r>
-        <w:rPr>
-          <w:color w:val="000000" w:themeColor="text1"/>
-        </w:rPr>
-        <w:t>, память +30%</w:t>
-      </w:r>
-    </w:p>
-    <w:p>
-      <w:pPr>
-        <w:rPr>
-          <w:color w:val="000000" w:themeColor="text1"/>
-        </w:rPr>
-      </w:pPr>
-      <w:r>
-        <w:rPr>
-          <w:color w:val="000000" w:themeColor="text1"/>
-        </w:rPr>
-        <w:t xml:space="preserve">- </w:t>
-      </w:r>
-      <w:proofErr w:type="spellStart"/>
-      <w:r>
-        <w:rPr>
-          <w:color w:val="000000" w:themeColor="text1"/>
-        </w:rPr>
-        <w:t>liar.eze</w:t>
-      </w:r>
-      <w:proofErr w:type="spellEnd"/>
-      <w:r>
-        <w:rPr>
-          <w:color w:val="000000" w:themeColor="text1"/>
-        </w:rPr>
-        <w:t xml:space="preserve">: HP 80, копирование скриптов игрока, реплики, после боя fragment_3 и </w:t>
-      </w:r>
-      <w:proofErr w:type="spellStart"/>
-      <w:r>
-        <w:rPr>
-          <w:color w:val="000000" w:themeColor="text1"/>
-        </w:rPr>
-        <w:t>erase</w:t>
-      </w:r>
-      <w:proofErr w:type="spellEnd"/>
-      <w:r>
-        <w:rPr>
-          <w:color w:val="000000" w:themeColor="text1"/>
-        </w:rPr>
-        <w:t>, память +25%</w:t>
-      </w:r>
-    </w:p>
-    <w:p>
-      <w:pPr>
-        <w:rPr>
-          <w:color w:val="000000" w:themeColor="text1"/>
-        </w:rPr>
-      </w:pPr>
-    </w:p>
-    <w:p>
-      <w:pPr>
-        <w:rPr>
-          <w:color w:val="000000" w:themeColor="text1"/>
-        </w:rPr>
-      </w:pPr>
-      <w:r>
-        <w:rPr>
-          <w:color w:val="000000" w:themeColor="text1"/>
-        </w:rPr>
-        <w:t>СЛУЧАЙНЫЕ ВРАГИ</w:t>
-      </w:r>
-    </w:p>
-    <w:p>
-      <w:pPr>
-        <w:rPr>
-          <w:color w:val="000000" w:themeColor="text1"/>
-        </w:rPr>
-      </w:pPr>
-      <w:r>
-        <w:rPr>
-          <w:color w:val="000000" w:themeColor="text1"/>
-        </w:rPr>
-        <w:t xml:space="preserve">- </w:t>
-      </w:r>
-      <w:proofErr w:type="spellStart"/>
-      <w:r>
-        <w:rPr>
-          <w:color w:val="000000" w:themeColor="text1"/>
-        </w:rPr>
-        <w:t>minor,jh</w:t>
-      </w:r>
-      <w:proofErr w:type="spellEnd"/>
-      <w:r>
-        <w:rPr>
-          <w:color w:val="000000" w:themeColor="text1"/>
-        </w:rPr>
-        <w:t xml:space="preserve"> в /</w:t>
-      </w:r>
-      <w:proofErr w:type="spellStart"/>
-      <w:r>
-        <w:rPr>
-          <w:color w:val="000000" w:themeColor="text1"/>
-        </w:rPr>
-        <w:t>tmp</w:t>
-      </w:r>
-      <w:proofErr w:type="spellEnd"/>
-      <w:r>
-        <w:rPr>
-          <w:color w:val="000000" w:themeColor="text1"/>
-        </w:rPr>
-        <w:t xml:space="preserve">: группа </w:t>
-      </w:r>
-      <w:proofErr w:type="gramStart"/>
-      <w:r>
-        <w:rPr>
-          <w:color w:val="000000" w:themeColor="text1"/>
-        </w:rPr>
-        <w:t>2-3</w:t>
-      </w:r>
-      <w:proofErr w:type="gramEnd"/>
-      <w:r>
-        <w:rPr>
-          <w:color w:val="000000" w:themeColor="text1"/>
-        </w:rPr>
-        <w:t>, MINOR, HP 12, урон 4, без реплик, обязательный бой при входе, после боя восстановление +8 HP</w:t>
-      </w:r>
-    </w:p>
-    <w:p>
-      <w:pPr>
-        <w:rPr>
-          <w:color w:val="000000" w:themeColor="text1"/>
-        </w:rPr>
-      </w:pPr>
-      <w:r>
-        <w:rPr>
-          <w:color w:val="000000" w:themeColor="text1"/>
-        </w:rPr>
-        <w:t xml:space="preserve">- </w:t>
-      </w:r>
-      <w:proofErr w:type="spellStart"/>
-      <w:r>
-        <w:rPr>
-          <w:color w:val="000000" w:themeColor="text1"/>
-        </w:rPr>
-        <w:t>vmail,jh</w:t>
-      </w:r>
-      <w:proofErr w:type="spellEnd"/>
-      <w:r>
-        <w:rPr>
-          <w:color w:val="000000" w:themeColor="text1"/>
-        </w:rPr>
-        <w:t xml:space="preserve"> в /</w:t>
-      </w:r>
-      <w:proofErr w:type="spellStart"/>
-      <w:r>
-        <w:rPr>
-          <w:color w:val="000000" w:themeColor="text1"/>
-        </w:rPr>
-        <w:t>abyss</w:t>
-      </w:r>
-      <w:proofErr w:type="spellEnd"/>
-      <w:r>
-        <w:rPr>
-          <w:color w:val="000000" w:themeColor="text1"/>
-        </w:rPr>
-        <w:t xml:space="preserve">: группа </w:t>
-      </w:r>
-      <w:proofErr w:type="gramStart"/>
-      <w:r>
-        <w:rPr>
-          <w:color w:val="000000" w:themeColor="text1"/>
-        </w:rPr>
-        <w:t>2-3</w:t>
-      </w:r>
-      <w:proofErr w:type="gramEnd"/>
-      <w:r>
-        <w:rPr>
-          <w:color w:val="000000" w:themeColor="text1"/>
-        </w:rPr>
-        <w:t xml:space="preserve">, VMAIL, HP 15, урон 6, обман, реплика, обязательный бой при входе (или </w:t>
-      </w:r>
-      <w:proofErr w:type="spellStart"/>
-      <w:r>
-        <w:rPr>
-          <w:color w:val="000000" w:themeColor="text1"/>
-        </w:rPr>
-        <w:t>sml_inj</w:t>
-      </w:r>
-      <w:proofErr w:type="spellEnd"/>
-      <w:r>
-        <w:rPr>
-          <w:color w:val="000000" w:themeColor="text1"/>
-        </w:rPr>
-        <w:t>), после боя восстановление +10 HP</w:t>
-      </w:r>
-    </w:p>
-    <w:p>
-      <w:pPr>
-        <w:rPr>
-          <w:color w:val="000000" w:themeColor="text1"/>
-        </w:rPr>
-      </w:pPr>
-      <w:r>
-        <w:rPr>
-          <w:color w:val="000000" w:themeColor="text1"/>
-        </w:rPr>
-        <w:t xml:space="preserve">- </w:t>
-      </w:r>
-      <w:proofErr w:type="spellStart"/>
-      <w:r>
-        <w:rPr>
-          <w:color w:val="000000" w:themeColor="text1"/>
-        </w:rPr>
-        <w:t>sml_inj,jh</w:t>
-      </w:r>
-      <w:proofErr w:type="spellEnd"/>
-      <w:r>
-        <w:rPr>
-          <w:color w:val="000000" w:themeColor="text1"/>
-        </w:rPr>
-        <w:t xml:space="preserve"> в /</w:t>
-      </w:r>
-      <w:proofErr w:type="spellStart"/>
-      <w:r>
-        <w:rPr>
-          <w:color w:val="000000" w:themeColor="text1"/>
-        </w:rPr>
-        <w:t>abyss</w:t>
-      </w:r>
-      <w:proofErr w:type="spellEnd"/>
-      <w:r>
-        <w:rPr>
-          <w:color w:val="000000" w:themeColor="text1"/>
-        </w:rPr>
-        <w:t xml:space="preserve">: группа </w:t>
-      </w:r>
-      <w:proofErr w:type="gramStart"/>
-      <w:r>
-        <w:rPr>
-          <w:color w:val="000000" w:themeColor="text1"/>
-        </w:rPr>
-        <w:t>2-3</w:t>
-      </w:r>
-      <w:proofErr w:type="gramEnd"/>
-      <w:r>
-        <w:rPr>
-          <w:color w:val="000000" w:themeColor="text1"/>
-        </w:rPr>
-        <w:t xml:space="preserve">, SMLINJ, HP 18, урон 7, блокировка скрипта раз в два хода, реплика, обязательный бой при входе (или </w:t>
-      </w:r>
-      <w:proofErr w:type="spellStart"/>
-      <w:r>
-        <w:rPr>
-          <w:color w:val="000000" w:themeColor="text1"/>
-        </w:rPr>
-        <w:t>vmail</w:t>
-      </w:r>
-      <w:proofErr w:type="spellEnd"/>
-      <w:r>
-        <w:rPr>
-          <w:color w:val="000000" w:themeColor="text1"/>
-        </w:rPr>
-        <w:t>), после боя восстановление +12 HP</w:t>
-      </w:r>
-    </w:p>
-    <w:p>
-      <w:pPr>
-        <w:rPr>
-          <w:color w:val="000000" w:themeColor="text1"/>
-        </w:rPr>
-      </w:pPr>
-    </w:p>
-    <w:p>
-      <w:pPr>
-        <w:rPr>
-          <w:color w:val="000000" w:themeColor="text1"/>
-        </w:rPr>
-      </w:pPr>
-      <w:r>
-        <w:rPr>
-          <w:color w:val="000000" w:themeColor="text1"/>
-        </w:rPr>
-        <w:t>БОЕВАЯ СИСТЕМА</w:t>
-      </w:r>
-    </w:p>
-    <w:p>
-      <w:pPr>
-        <w:rPr>
-          <w:color w:val="000000" w:themeColor="text1"/>
-        </w:rPr>
-      </w:pPr>
-      <w:r>
-        <w:rPr>
-          <w:color w:val="000000" w:themeColor="text1"/>
-        </w:rPr>
-        <w:t>- Пошаговый режим: ход игрока, затем ход всех живых врагов</w:t>
-      </w:r>
-    </w:p>
-    <w:p>
-      <w:pPr>
-        <w:rPr>
-          <w:color w:val="000000" w:themeColor="text1"/>
-        </w:rPr>
-      </w:pPr>
-      <w:r>
-        <w:rPr>
-          <w:color w:val="000000" w:themeColor="text1"/>
-        </w:rPr>
-        <w:t>- Ввод названия скрипта с клавиатуры</w:t>
-      </w:r>
-    </w:p>
-    <w:p>
-      <w:pPr>
-        <w:rPr>
-          <w:color w:val="000000" w:themeColor="text1"/>
-        </w:rPr>
-      </w:pPr>
-      <w:r>
-        <w:rPr>
-          <w:color w:val="000000" w:themeColor="text1"/>
-        </w:rPr>
-        <w:t>- Проверка наличия скрипта в инвентаре и правильности ввода</w:t>
-      </w:r>
-    </w:p>
-    <w:p>
-      <w:pPr>
-        <w:rPr>
-          <w:color w:val="000000" w:themeColor="text1"/>
-        </w:rPr>
-      </w:pPr>
-      <w:r>
-        <w:rPr>
-          <w:color w:val="000000" w:themeColor="text1"/>
-        </w:rPr>
-        <w:t>- Отображение действий игрока и врагов в диалоге</w:t>
-      </w:r>
-    </w:p>
-    <w:p>
-      <w:pPr>
-        <w:rPr>
-          <w:color w:val="000000" w:themeColor="text1"/>
-        </w:rPr>
-      </w:pPr>
-      <w:r>
-        <w:rPr>
-          <w:color w:val="000000" w:themeColor="text1"/>
-        </w:rPr>
-        <w:t>- Отображение урона и изменения HP</w:t>
-      </w:r>
-    </w:p>
-    <w:p>
-      <w:pPr>
-        <w:rPr>
-          <w:color w:val="000000" w:themeColor="text1"/>
-        </w:rPr>
-      </w:pPr>
-      <w:r>
-        <w:rPr>
-          <w:color w:val="000000" w:themeColor="text1"/>
-        </w:rPr>
-        <w:t>- Реплики боссов между ходами</w:t>
-      </w:r>
-    </w:p>
-    <w:p>
-      <w:pPr>
-        <w:rPr>
-          <w:color w:val="000000" w:themeColor="text1"/>
-        </w:rPr>
-      </w:pPr>
-      <w:r>
-        <w:rPr>
-          <w:color w:val="000000" w:themeColor="text1"/>
-        </w:rPr>
-        <w:t>- Завершение боя при уничтожении всех врагов или смерти игрока</w:t>
-      </w:r>
-    </w:p>
-    <w:p>
-      <w:pPr>
-        <w:rPr>
-          <w:color w:val="000000" w:themeColor="text1"/>
-        </w:rPr>
-      </w:pPr>
-      <w:r>
-        <w:rPr>
-          <w:color w:val="000000" w:themeColor="text1"/>
-        </w:rPr>
-        <w:t>- После боя с группой: восстановление HP, возврат к локации</w:t>
-      </w:r>
-    </w:p>
-    <w:p>
-      <w:pPr>
-        <w:rPr>
-          <w:color w:val="000000" w:themeColor="text1"/>
-        </w:rPr>
-      </w:pPr>
-      <w:r>
-        <w:rPr>
-          <w:color w:val="000000" w:themeColor="text1"/>
-        </w:rPr>
-        <w:t>- После боя с боссом: добавление скриптов, уведомление в диалоге, память +%, возврат к локации</w:t>
-      </w:r>
-    </w:p>
-    <w:p>
-      <w:pPr>
-        <w:rPr>
-          <w:color w:val="000000" w:themeColor="text1"/>
-        </w:rPr>
-      </w:pPr>
-      <w:r>
-        <w:rPr>
-          <w:color w:val="000000" w:themeColor="text1"/>
-        </w:rPr>
-        <w:t xml:space="preserve">- Поражение: синий экран с текстом и </w:t>
-      </w:r>
-      <w:proofErr w:type="spellStart"/>
-      <w:r>
-        <w:rPr>
-          <w:color w:val="000000" w:themeColor="text1"/>
-        </w:rPr>
-        <w:t>reboot</w:t>
-      </w:r>
-      <w:proofErr w:type="spellEnd"/>
-    </w:p>
-    <w:p>
-      <w:pPr>
-        <w:rPr>
-          <w:color w:val="000000" w:themeColor="text1"/>
-        </w:rPr>
-      </w:pPr>
-    </w:p>
-    <w:p>
-      <w:pPr>
-        <w:rPr>
-          <w:color w:val="000000" w:themeColor="text1"/>
-        </w:rPr>
-      </w:pPr>
-      <w:r>
-        <w:rPr>
-          <w:color w:val="000000" w:themeColor="text1"/>
-        </w:rPr>
-        <w:lastRenderedPageBreak/>
-        <w:t>СКРИПТЫ</w:t>
-      </w:r>
-    </w:p>
-    <w:p>
-      <w:pPr>
-        <w:rPr>
-          <w:color w:val="000000" w:themeColor="text1"/>
-        </w:rPr>
-      </w:pPr>
-      <w:r>
-        <w:rPr>
-          <w:color w:val="000000" w:themeColor="text1"/>
-        </w:rPr>
-        <w:t xml:space="preserve">- </w:t>
-      </w:r>
-      <w:proofErr w:type="spellStart"/>
-      <w:r>
-        <w:rPr>
-          <w:color w:val="000000" w:themeColor="text1"/>
-        </w:rPr>
-        <w:t>disintegrate,vh</w:t>
-      </w:r>
-      <w:proofErr w:type="spellEnd"/>
-      <w:r>
-        <w:rPr>
-          <w:color w:val="000000" w:themeColor="text1"/>
-        </w:rPr>
-        <w:t>: урон 15, базовый</w:t>
-      </w:r>
-    </w:p>
-    <w:p>
-      <w:pPr>
-        <w:rPr>
-          <w:color w:val="000000" w:themeColor="text1"/>
-        </w:rPr>
-      </w:pPr>
-      <w:r>
-        <w:rPr>
-          <w:color w:val="000000" w:themeColor="text1"/>
-        </w:rPr>
-        <w:t xml:space="preserve">- </w:t>
-      </w:r>
-      <w:proofErr w:type="spellStart"/>
-      <w:r>
-        <w:rPr>
-          <w:color w:val="000000" w:themeColor="text1"/>
-        </w:rPr>
-        <w:t>manage_control,vh</w:t>
-      </w:r>
-      <w:proofErr w:type="spellEnd"/>
-      <w:r>
-        <w:rPr>
-          <w:color w:val="000000" w:themeColor="text1"/>
-        </w:rPr>
-        <w:t>: защита -10% на ход</w:t>
-      </w:r>
-    </w:p>
-    <w:p>
-      <w:pPr>
-        <w:rPr>
-          <w:color w:val="000000" w:themeColor="text1"/>
-        </w:rPr>
-      </w:pPr>
-      <w:r>
-        <w:rPr>
-          <w:color w:val="000000" w:themeColor="text1"/>
-        </w:rPr>
-        <w:t xml:space="preserve">- </w:t>
-      </w:r>
-      <w:proofErr w:type="spellStart"/>
-      <w:r>
-        <w:rPr>
-          <w:color w:val="000000" w:themeColor="text1"/>
-        </w:rPr>
-        <w:t>shatter,vh</w:t>
-      </w:r>
-      <w:proofErr w:type="spellEnd"/>
-      <w:r>
-        <w:rPr>
-          <w:color w:val="000000" w:themeColor="text1"/>
-        </w:rPr>
-        <w:t>: урон 25</w:t>
-      </w:r>
-    </w:p>
-    <w:p>
-      <w:pPr>
-        <w:rPr>
-          <w:color w:val="000000" w:themeColor="text1"/>
-        </w:rPr>
-      </w:pPr>
-      <w:r>
-        <w:rPr>
-          <w:color w:val="000000" w:themeColor="text1"/>
-        </w:rPr>
-        <w:t xml:space="preserve">- </w:t>
-      </w:r>
-      <w:proofErr w:type="spellStart"/>
-      <w:r>
-        <w:rPr>
-          <w:color w:val="000000" w:themeColor="text1"/>
-        </w:rPr>
-        <w:t>burn,vh</w:t>
-      </w:r>
-      <w:proofErr w:type="spellEnd"/>
-      <w:r>
-        <w:rPr>
-          <w:color w:val="000000" w:themeColor="text1"/>
-        </w:rPr>
-        <w:t>: урон 30, игрок -10 HP</w:t>
-      </w:r>
-    </w:p>
-    <w:p>
-      <w:pPr>
-        <w:rPr>
-          <w:color w:val="000000" w:themeColor="text1"/>
-        </w:rPr>
-      </w:pPr>
-      <w:r>
-        <w:rPr>
-          <w:color w:val="000000" w:themeColor="text1"/>
-        </w:rPr>
-        <w:t xml:space="preserve">- </w:t>
-      </w:r>
-      <w:proofErr w:type="spellStart"/>
-      <w:r>
-        <w:rPr>
-          <w:color w:val="000000" w:themeColor="text1"/>
-        </w:rPr>
-        <w:t>blind,vh</w:t>
-      </w:r>
-      <w:proofErr w:type="spellEnd"/>
-      <w:r>
-        <w:rPr>
-          <w:color w:val="000000" w:themeColor="text1"/>
-        </w:rPr>
-        <w:t>: оглушение одного врага на ход</w:t>
-      </w:r>
-    </w:p>
-    <w:p>
-      <w:pPr>
-        <w:rPr>
-          <w:color w:val="000000" w:themeColor="text1"/>
-        </w:rPr>
-      </w:pPr>
-      <w:r>
-        <w:rPr>
-          <w:color w:val="000000" w:themeColor="text1"/>
-        </w:rPr>
-        <w:t xml:space="preserve">- </w:t>
-      </w:r>
-      <w:proofErr w:type="spellStart"/>
-      <w:r>
-        <w:rPr>
-          <w:color w:val="000000" w:themeColor="text1"/>
-        </w:rPr>
-        <w:t>not_malware,vh</w:t>
-      </w:r>
-      <w:proofErr w:type="spellEnd"/>
-      <w:r>
-        <w:rPr>
-          <w:color w:val="000000" w:themeColor="text1"/>
-        </w:rPr>
-        <w:t>: защита -40% на ход</w:t>
-      </w:r>
-    </w:p>
-    <w:p>
-      <w:pPr>
-        <w:rPr>
-          <w:color w:val="000000" w:themeColor="text1"/>
-        </w:rPr>
-      </w:pPr>
-      <w:r>
-        <w:rPr>
-          <w:color w:val="000000" w:themeColor="text1"/>
-        </w:rPr>
-        <w:t xml:space="preserve">- </w:t>
-      </w:r>
-      <w:proofErr w:type="spellStart"/>
-      <w:r>
-        <w:rPr>
-          <w:color w:val="000000" w:themeColor="text1"/>
-        </w:rPr>
-        <w:t>erase,vh</w:t>
-      </w:r>
-      <w:proofErr w:type="spellEnd"/>
-      <w:r>
-        <w:rPr>
-          <w:color w:val="000000" w:themeColor="text1"/>
-        </w:rPr>
-        <w:t xml:space="preserve">: урон 999, убивает всё, доступен после </w:t>
-      </w:r>
-      <w:proofErr w:type="spellStart"/>
-      <w:r>
-        <w:rPr>
-          <w:color w:val="000000" w:themeColor="text1"/>
-        </w:rPr>
-        <w:t>liar</w:t>
-      </w:r>
-      <w:proofErr w:type="spellEnd"/>
-    </w:p>
-    <w:p>
-      <w:pPr>
-        <w:rPr>
-          <w:color w:val="000000" w:themeColor="text1"/>
-        </w:rPr>
-      </w:pPr>
-    </w:p>
-    <w:p>
-      <w:pPr>
-        <w:rPr>
-          <w:color w:val="000000" w:themeColor="text1"/>
-          <w:lang w:val="en-US"/>
-        </w:rPr>
-      </w:pPr>
-      <w:r>
-        <w:rPr>
-          <w:color w:val="000000" w:themeColor="text1"/>
-        </w:rPr>
-        <w:t>ПРЕДМЕТЫ</w:t>
-      </w:r>
-    </w:p>
-    <w:p>
-      <w:pPr>
-        <w:rPr>
-          <w:color w:val="000000" w:themeColor="text1"/>
-          <w:lang w:val="en-US"/>
-        </w:rPr>
-      </w:pPr>
-      <w:proofErr w:type="gramStart"/>
-      <w:r>
-        <w:rPr>
-          <w:color w:val="000000" w:themeColor="text1"/>
-          <w:lang w:val="en-US"/>
-        </w:rPr>
-        <w:t>- ?</w:t>
-      </w:r>
-      <w:proofErr w:type="gramEnd"/>
-      <w:r>
-        <w:rPr>
-          <w:color w:val="000000" w:themeColor="text1"/>
-          <w:lang w:val="en-US"/>
-        </w:rPr>
-        <w:t xml:space="preserve"> </w:t>
-      </w:r>
-      <w:proofErr w:type="spellStart"/>
-      <w:r>
-        <w:rPr>
-          <w:color w:val="000000" w:themeColor="text1"/>
-          <w:lang w:val="en-US"/>
-        </w:rPr>
-        <w:t>scrap_of_memory</w:t>
-      </w:r>
-      <w:proofErr w:type="spellEnd"/>
-      <w:r>
-        <w:rPr>
-          <w:color w:val="000000" w:themeColor="text1"/>
-          <w:lang w:val="en-US"/>
-        </w:rPr>
-        <w:t xml:space="preserve"> </w:t>
-      </w:r>
-      <w:r>
-        <w:rPr>
-          <w:color w:val="000000" w:themeColor="text1"/>
-        </w:rPr>
-        <w:t>в</w:t>
-      </w:r>
-      <w:r>
-        <w:rPr>
-          <w:color w:val="000000" w:themeColor="text1"/>
-          <w:lang w:val="en-US"/>
-        </w:rPr>
-        <w:t xml:space="preserve"> /ash: </w:t>
-      </w:r>
-      <w:r>
-        <w:rPr>
-          <w:color w:val="000000" w:themeColor="text1"/>
-        </w:rPr>
-        <w:t>дает</w:t>
-      </w:r>
-      <w:r>
-        <w:rPr>
-          <w:color w:val="000000" w:themeColor="text1"/>
-          <w:lang w:val="en-US"/>
-        </w:rPr>
-        <w:t xml:space="preserve"> disintegrate</w:t>
-      </w:r>
-    </w:p>
-    <w:p>
-      <w:pPr>
-        <w:rPr>
-          <w:color w:val="000000" w:themeColor="text1"/>
-          <w:lang w:val="en-US"/>
-        </w:rPr>
-      </w:pPr>
-      <w:proofErr w:type="gramStart"/>
-      <w:r>
-        <w:rPr>
-          <w:color w:val="000000" w:themeColor="text1"/>
-          <w:lang w:val="en-US"/>
-        </w:rPr>
-        <w:t>- ?</w:t>
-      </w:r>
-      <w:proofErr w:type="gramEnd"/>
-      <w:r>
-        <w:rPr>
-          <w:color w:val="000000" w:themeColor="text1"/>
-          <w:lang w:val="en-US"/>
-        </w:rPr>
-        <w:t xml:space="preserve"> </w:t>
-      </w:r>
-      <w:proofErr w:type="spellStart"/>
-      <w:r>
-        <w:rPr>
-          <w:color w:val="000000" w:themeColor="text1"/>
-          <w:lang w:val="en-US"/>
-        </w:rPr>
-        <w:t>manage_control</w:t>
-      </w:r>
-      <w:proofErr w:type="spellEnd"/>
-      <w:r>
-        <w:rPr>
-          <w:color w:val="000000" w:themeColor="text1"/>
-          <w:lang w:val="en-US"/>
-        </w:rPr>
-        <w:t xml:space="preserve"> </w:t>
-      </w:r>
-      <w:r>
-        <w:rPr>
-          <w:color w:val="000000" w:themeColor="text1"/>
-        </w:rPr>
-        <w:t>в</w:t>
-      </w:r>
-      <w:r>
-        <w:rPr>
-          <w:color w:val="000000" w:themeColor="text1"/>
-          <w:lang w:val="en-US"/>
-        </w:rPr>
-        <w:t xml:space="preserve"> /chain: </w:t>
-      </w:r>
-      <w:r>
-        <w:rPr>
-          <w:color w:val="000000" w:themeColor="text1"/>
-        </w:rPr>
-        <w:t>дает</w:t>
-      </w:r>
-      <w:r>
-        <w:rPr>
-          <w:color w:val="000000" w:themeColor="text1"/>
-          <w:lang w:val="en-US"/>
-        </w:rPr>
-        <w:t xml:space="preserve"> </w:t>
-      </w:r>
-      <w:proofErr w:type="spellStart"/>
-      <w:r>
-        <w:rPr>
-          <w:color w:val="000000" w:themeColor="text1"/>
-          <w:lang w:val="en-US"/>
-        </w:rPr>
-        <w:t>manage_control</w:t>
-      </w:r>
-      <w:proofErr w:type="spellEnd"/>
-    </w:p>
-    <w:p>
-      <w:pPr>
-        <w:rPr>
-          <w:color w:val="000000" w:themeColor="text1"/>
-          <w:lang w:val="en-US"/>
-        </w:rPr>
-      </w:pPr>
-      <w:proofErr w:type="gramStart"/>
-      <w:r>
-        <w:rPr>
-          <w:color w:val="000000" w:themeColor="text1"/>
-          <w:lang w:val="en-US"/>
-        </w:rPr>
-        <w:t>- ?</w:t>
-      </w:r>
-      <w:proofErr w:type="gramEnd"/>
-      <w:r>
-        <w:rPr>
-          <w:color w:val="000000" w:themeColor="text1"/>
-          <w:lang w:val="en-US"/>
-        </w:rPr>
-        <w:t xml:space="preserve"> fragment_of_memory_1 </w:t>
-      </w:r>
-      <w:r>
-        <w:rPr>
-          <w:color w:val="000000" w:themeColor="text1"/>
-        </w:rPr>
-        <w:t>после</w:t>
-      </w:r>
-      <w:r>
-        <w:rPr>
-          <w:color w:val="000000" w:themeColor="text1"/>
-          <w:lang w:val="en-US"/>
-        </w:rPr>
-        <w:t xml:space="preserve"> watcher: </w:t>
-      </w:r>
-      <w:r>
-        <w:rPr>
-          <w:color w:val="000000" w:themeColor="text1"/>
-        </w:rPr>
-        <w:t>дает</w:t>
-      </w:r>
-      <w:r>
-        <w:rPr>
-          <w:color w:val="000000" w:themeColor="text1"/>
-          <w:lang w:val="en-US"/>
-        </w:rPr>
-        <w:t xml:space="preserve"> shatter</w:t>
-      </w:r>
-    </w:p>
-    <w:p>
-      <w:pPr>
-        <w:rPr>
-          <w:color w:val="000000" w:themeColor="text1"/>
-          <w:lang w:val="en-US"/>
-        </w:rPr>
-      </w:pPr>
-      <w:proofErr w:type="gramStart"/>
-      <w:r>
-        <w:rPr>
-          <w:color w:val="000000" w:themeColor="text1"/>
-          <w:lang w:val="en-US"/>
-        </w:rPr>
-        <w:t>- ?</w:t>
-      </w:r>
-      <w:proofErr w:type="gramEnd"/>
-      <w:r>
-        <w:rPr>
-          <w:color w:val="000000" w:themeColor="text1"/>
-          <w:lang w:val="en-US"/>
-        </w:rPr>
-        <w:t xml:space="preserve"> fragment_of_memory_2 </w:t>
-      </w:r>
-      <w:r>
-        <w:rPr>
-          <w:color w:val="000000" w:themeColor="text1"/>
-        </w:rPr>
-        <w:t>после</w:t>
-      </w:r>
-      <w:r>
-        <w:rPr>
-          <w:color w:val="000000" w:themeColor="text1"/>
-          <w:lang w:val="en-US"/>
-        </w:rPr>
-        <w:t xml:space="preserve"> rack: </w:t>
-      </w:r>
-      <w:r>
-        <w:rPr>
-          <w:color w:val="000000" w:themeColor="text1"/>
-        </w:rPr>
-        <w:t>дает</w:t>
-      </w:r>
-      <w:r>
-        <w:rPr>
-          <w:color w:val="000000" w:themeColor="text1"/>
-          <w:lang w:val="en-US"/>
-        </w:rPr>
-        <w:t xml:space="preserve"> burn</w:t>
-      </w:r>
-    </w:p>
-    <w:p>
-      <w:pPr>
-        <w:rPr>
-          <w:color w:val="000000" w:themeColor="text1"/>
-          <w:lang w:val="en-US"/>
-        </w:rPr>
-      </w:pPr>
-      <w:proofErr w:type="gramStart"/>
-      <w:r>
-        <w:rPr>
-          <w:color w:val="000000" w:themeColor="text1"/>
-          <w:lang w:val="en-US"/>
-        </w:rPr>
-        <w:t>- ?</w:t>
-      </w:r>
-      <w:proofErr w:type="gramEnd"/>
-      <w:r>
-        <w:rPr>
-          <w:color w:val="000000" w:themeColor="text1"/>
-          <w:lang w:val="en-US"/>
-        </w:rPr>
-        <w:t xml:space="preserve"> fragment_of_memory_3 </w:t>
-      </w:r>
-      <w:r>
-        <w:rPr>
-          <w:color w:val="000000" w:themeColor="text1"/>
-        </w:rPr>
-        <w:t>после</w:t>
-      </w:r>
-      <w:r>
-        <w:rPr>
-          <w:color w:val="000000" w:themeColor="text1"/>
-          <w:lang w:val="en-US"/>
-        </w:rPr>
-        <w:t xml:space="preserve"> liar: </w:t>
-      </w:r>
-      <w:r>
-        <w:rPr>
-          <w:color w:val="000000" w:themeColor="text1"/>
-        </w:rPr>
-        <w:t>дает</w:t>
-      </w:r>
-      <w:r>
-        <w:rPr>
-          <w:color w:val="000000" w:themeColor="text1"/>
-          <w:lang w:val="en-US"/>
-        </w:rPr>
-        <w:t xml:space="preserve"> erase</w:t>
-      </w:r>
-    </w:p>
-    <w:p>
-      <w:pPr>
-        <w:rPr>
-          <w:color w:val="000000" w:themeColor="text1"/>
-          <w:lang w:val="en-US"/>
-        </w:rPr>
-      </w:pPr>
-      <w:proofErr w:type="gramStart"/>
-      <w:r>
-        <w:rPr>
-          <w:color w:val="000000" w:themeColor="text1"/>
-          <w:lang w:val="en-US"/>
-        </w:rPr>
-        <w:t>- ?</w:t>
-      </w:r>
-      <w:proofErr w:type="gramEnd"/>
-      <w:r>
-        <w:rPr>
-          <w:color w:val="000000" w:themeColor="text1"/>
-          <w:lang w:val="en-US"/>
-        </w:rPr>
-        <w:t xml:space="preserve"> </w:t>
-      </w:r>
-      <w:proofErr w:type="spellStart"/>
-      <w:r>
-        <w:rPr>
-          <w:color w:val="000000" w:themeColor="text1"/>
-          <w:lang w:val="en-US"/>
-        </w:rPr>
-        <w:t>not_malware</w:t>
-      </w:r>
-      <w:proofErr w:type="spellEnd"/>
-      <w:r>
-        <w:rPr>
-          <w:color w:val="000000" w:themeColor="text1"/>
-          <w:lang w:val="en-US"/>
-        </w:rPr>
-        <w:t xml:space="preserve"> </w:t>
-      </w:r>
-      <w:r>
-        <w:rPr>
-          <w:color w:val="000000" w:themeColor="text1"/>
-        </w:rPr>
-        <w:t>у</w:t>
-      </w:r>
-      <w:r>
-        <w:rPr>
-          <w:color w:val="000000" w:themeColor="text1"/>
-          <w:lang w:val="en-US"/>
-        </w:rPr>
-        <w:t xml:space="preserve"> healer: </w:t>
-      </w:r>
-      <w:r>
-        <w:rPr>
-          <w:color w:val="000000" w:themeColor="text1"/>
-        </w:rPr>
-        <w:t>дает</w:t>
-      </w:r>
-      <w:r>
-        <w:rPr>
-          <w:color w:val="000000" w:themeColor="text1"/>
-          <w:lang w:val="en-US"/>
-        </w:rPr>
-        <w:t xml:space="preserve"> </w:t>
-      </w:r>
-      <w:proofErr w:type="spellStart"/>
-      <w:r>
-        <w:rPr>
-          <w:color w:val="000000" w:themeColor="text1"/>
-          <w:lang w:val="en-US"/>
-        </w:rPr>
-        <w:t>not_malware</w:t>
-      </w:r>
-      <w:proofErr w:type="spellEnd"/>
-    </w:p>
-    <w:p>
-      <w:pPr>
-        <w:rPr>
-          <w:color w:val="000000" w:themeColor="text1"/>
-        </w:rPr>
-      </w:pPr>
-      <w:r>
-        <w:rPr>
-          <w:color w:val="000000" w:themeColor="text1"/>
-        </w:rPr>
-        <w:t>- ? фрагменты логов в /</w:t>
-      </w:r>
-      <w:proofErr w:type="spellStart"/>
-      <w:r>
-        <w:rPr>
-          <w:color w:val="000000" w:themeColor="text1"/>
-        </w:rPr>
-        <w:t>tmp</w:t>
-      </w:r>
-      <w:proofErr w:type="spellEnd"/>
-      <w:r>
-        <w:rPr>
-          <w:color w:val="000000" w:themeColor="text1"/>
-        </w:rPr>
-        <w:t>: три штуки, собираются в system_log.txt с паролем</w:t>
-      </w:r>
-    </w:p>
-    <w:p>
-      <w:pPr>
-        <w:rPr>
-          <w:color w:val="000000" w:themeColor="text1"/>
-        </w:rPr>
-      </w:pPr>
-      <w:r>
-        <w:rPr>
-          <w:color w:val="000000" w:themeColor="text1"/>
-        </w:rPr>
-        <w:t>- ? фрагменты памяти в /</w:t>
-      </w:r>
-      <w:proofErr w:type="spellStart"/>
-      <w:r>
-        <w:rPr>
-          <w:color w:val="000000" w:themeColor="text1"/>
-        </w:rPr>
-        <w:t>recover</w:t>
-      </w:r>
-      <w:proofErr w:type="spellEnd"/>
-      <w:r>
-        <w:rPr>
-          <w:color w:val="000000" w:themeColor="text1"/>
-        </w:rPr>
-        <w:t xml:space="preserve">: пять штук с текстами для диалога с </w:t>
-      </w:r>
-      <w:proofErr w:type="spellStart"/>
-      <w:r>
-        <w:rPr>
-          <w:color w:val="000000" w:themeColor="text1"/>
-        </w:rPr>
-        <w:t>healer</w:t>
-      </w:r>
-      <w:proofErr w:type="spellEnd"/>
-    </w:p>
-    <w:p>
-      <w:pPr>
-        <w:rPr>
-          <w:color w:val="000000" w:themeColor="text1"/>
-          <w:lang w:val="en-US"/>
-        </w:rPr>
-      </w:pPr>
-      <w:r>
-        <w:rPr>
-          <w:color w:val="000000" w:themeColor="text1"/>
-          <w:lang w:val="en-US"/>
-        </w:rPr>
-        <w:t xml:space="preserve">- + </w:t>
-      </w:r>
-      <w:proofErr w:type="spellStart"/>
-      <w:r>
-        <w:rPr>
-          <w:color w:val="000000" w:themeColor="text1"/>
-          <w:lang w:val="en-US"/>
-        </w:rPr>
-        <w:t>small_health.tmp</w:t>
-      </w:r>
-      <w:proofErr w:type="spellEnd"/>
-      <w:r>
-        <w:rPr>
-          <w:color w:val="000000" w:themeColor="text1"/>
-          <w:lang w:val="en-US"/>
-        </w:rPr>
-        <w:t xml:space="preserve"> </w:t>
-      </w:r>
-      <w:r>
-        <w:rPr>
-          <w:color w:val="000000" w:themeColor="text1"/>
-        </w:rPr>
-        <w:t>в</w:t>
-      </w:r>
-      <w:r>
-        <w:rPr>
-          <w:color w:val="000000" w:themeColor="text1"/>
-          <w:lang w:val="en-US"/>
-        </w:rPr>
-        <w:t xml:space="preserve"> /</w:t>
-      </w:r>
-      <w:proofErr w:type="spellStart"/>
-      <w:r>
-        <w:rPr>
-          <w:color w:val="000000" w:themeColor="text1"/>
-          <w:lang w:val="en-US"/>
-        </w:rPr>
-        <w:t>tmp</w:t>
-      </w:r>
-      <w:proofErr w:type="spellEnd"/>
-      <w:r>
-        <w:rPr>
-          <w:color w:val="000000" w:themeColor="text1"/>
-          <w:lang w:val="en-US"/>
-        </w:rPr>
-        <w:t xml:space="preserve">: +10 HP, </w:t>
-      </w:r>
-      <w:r>
-        <w:rPr>
-          <w:color w:val="000000" w:themeColor="text1"/>
-        </w:rPr>
-        <w:t>редко</w:t>
-      </w:r>
-    </w:p>
-    <w:p>
-      <w:pPr>
-        <w:rPr>
-          <w:color w:val="000000" w:themeColor="text1"/>
-          <w:lang w:val="en-US"/>
-        </w:rPr>
-      </w:pPr>
-      <w:r>
-        <w:rPr>
-          <w:color w:val="000000" w:themeColor="text1"/>
-          <w:lang w:val="en-US"/>
-        </w:rPr>
-        <w:t xml:space="preserve">- + </w:t>
-      </w:r>
-      <w:proofErr w:type="spellStart"/>
-      <w:r>
-        <w:rPr>
-          <w:color w:val="000000" w:themeColor="text1"/>
-          <w:lang w:val="en-US"/>
-        </w:rPr>
-        <w:t>fragment_health.chn</w:t>
-      </w:r>
-      <w:proofErr w:type="spellEnd"/>
-      <w:r>
-        <w:rPr>
-          <w:color w:val="000000" w:themeColor="text1"/>
-          <w:lang w:val="en-US"/>
-        </w:rPr>
-        <w:t xml:space="preserve"> </w:t>
-      </w:r>
-      <w:r>
-        <w:rPr>
-          <w:color w:val="000000" w:themeColor="text1"/>
-        </w:rPr>
-        <w:t>в</w:t>
-      </w:r>
-      <w:r>
-        <w:rPr>
-          <w:color w:val="000000" w:themeColor="text1"/>
-          <w:lang w:val="en-US"/>
-        </w:rPr>
-        <w:t xml:space="preserve"> /chain: +15 HP, </w:t>
-      </w:r>
-      <w:r>
-        <w:rPr>
-          <w:color w:val="000000" w:themeColor="text1"/>
-        </w:rPr>
-        <w:t>редко</w:t>
-      </w:r>
-    </w:p>
-    <w:p>
-      <w:pPr>
-        <w:rPr>
-          <w:color w:val="000000" w:themeColor="text1"/>
-          <w:lang w:val="en-US"/>
-        </w:rPr>
-      </w:pPr>
-      <w:r>
-        <w:rPr>
-          <w:color w:val="000000" w:themeColor="text1"/>
-          <w:lang w:val="en-US"/>
-        </w:rPr>
-        <w:t xml:space="preserve">- + </w:t>
-      </w:r>
-      <w:proofErr w:type="spellStart"/>
-      <w:r>
-        <w:rPr>
-          <w:color w:val="000000" w:themeColor="text1"/>
-          <w:lang w:val="en-US"/>
-        </w:rPr>
-        <w:t>reward_health.xsw</w:t>
-      </w:r>
-      <w:proofErr w:type="spellEnd"/>
-      <w:r>
-        <w:rPr>
-          <w:color w:val="000000" w:themeColor="text1"/>
-          <w:lang w:val="en-US"/>
-        </w:rPr>
-        <w:t xml:space="preserve"> </w:t>
-      </w:r>
-      <w:r>
-        <w:rPr>
-          <w:color w:val="000000" w:themeColor="text1"/>
-        </w:rPr>
-        <w:t>в</w:t>
-      </w:r>
-      <w:r>
-        <w:rPr>
-          <w:color w:val="000000" w:themeColor="text1"/>
-          <w:lang w:val="en-US"/>
-        </w:rPr>
-        <w:t xml:space="preserve"> /</w:t>
-      </w:r>
-      <w:proofErr w:type="spellStart"/>
-      <w:r>
-        <w:rPr>
-          <w:color w:val="000000" w:themeColor="text1"/>
-          <w:lang w:val="en-US"/>
-        </w:rPr>
-        <w:t>xshaw</w:t>
-      </w:r>
-      <w:proofErr w:type="spellEnd"/>
-      <w:r>
-        <w:rPr>
-          <w:color w:val="000000" w:themeColor="text1"/>
-          <w:lang w:val="en-US"/>
-        </w:rPr>
-        <w:t xml:space="preserve">: +20 HP, </w:t>
-      </w:r>
-      <w:r>
-        <w:rPr>
-          <w:color w:val="000000" w:themeColor="text1"/>
-        </w:rPr>
-        <w:t>после</w:t>
-      </w:r>
-      <w:r>
-        <w:rPr>
-          <w:color w:val="000000" w:themeColor="text1"/>
-          <w:lang w:val="en-US"/>
-        </w:rPr>
-        <w:t xml:space="preserve"> </w:t>
-      </w:r>
-      <w:r>
-        <w:rPr>
-          <w:color w:val="000000" w:themeColor="text1"/>
-        </w:rPr>
-        <w:t>головоломки</w:t>
-      </w:r>
-    </w:p>
-    <w:p>
-      <w:pPr>
-        <w:rPr>
-          <w:color w:val="000000" w:themeColor="text1"/>
-          <w:lang w:val="en-US"/>
-        </w:rPr>
-      </w:pPr>
-      <w:r>
-        <w:rPr>
-          <w:color w:val="000000" w:themeColor="text1"/>
-          <w:lang w:val="en-US"/>
-        </w:rPr>
-        <w:t xml:space="preserve">- + </w:t>
-      </w:r>
-      <w:proofErr w:type="spellStart"/>
-      <w:r>
-        <w:rPr>
-          <w:color w:val="000000" w:themeColor="text1"/>
-          <w:lang w:val="en-US"/>
-        </w:rPr>
-        <w:t>stable_fragment.aby</w:t>
-      </w:r>
-      <w:proofErr w:type="spellEnd"/>
-      <w:r>
-        <w:rPr>
-          <w:color w:val="000000" w:themeColor="text1"/>
-          <w:lang w:val="en-US"/>
-        </w:rPr>
-        <w:t xml:space="preserve"> </w:t>
-      </w:r>
-      <w:r>
-        <w:rPr>
-          <w:color w:val="000000" w:themeColor="text1"/>
-        </w:rPr>
-        <w:t>в</w:t>
-      </w:r>
-      <w:r>
-        <w:rPr>
-          <w:color w:val="000000" w:themeColor="text1"/>
-          <w:lang w:val="en-US"/>
-        </w:rPr>
-        <w:t xml:space="preserve"> /abyss: +10 HP, </w:t>
-      </w:r>
-      <w:r>
-        <w:rPr>
-          <w:color w:val="000000" w:themeColor="text1"/>
-        </w:rPr>
-        <w:t>редко</w:t>
-      </w:r>
-      <w:r>
-        <w:rPr>
-          <w:color w:val="000000" w:themeColor="text1"/>
-          <w:lang w:val="en-US"/>
-        </w:rPr>
-        <w:t xml:space="preserve"> </w:t>
-      </w:r>
-      <w:r>
-        <w:rPr>
-          <w:color w:val="000000" w:themeColor="text1"/>
-        </w:rPr>
-        <w:t>на</w:t>
-      </w:r>
-      <w:r>
-        <w:rPr>
-          <w:color w:val="000000" w:themeColor="text1"/>
-          <w:lang w:val="en-US"/>
-        </w:rPr>
-        <w:t xml:space="preserve"> </w:t>
-      </w:r>
-      <w:r>
-        <w:rPr>
-          <w:color w:val="000000" w:themeColor="text1"/>
-        </w:rPr>
-        <w:t>тропе</w:t>
-      </w:r>
-    </w:p>
-    <w:p>
-      <w:pPr>
-        <w:rPr>
-          <w:color w:val="000000" w:themeColor="text1"/>
-        </w:rPr>
-      </w:pPr>
-      <w:r>
-        <w:rPr>
-          <w:color w:val="000000" w:themeColor="text1"/>
-        </w:rPr>
-        <w:t xml:space="preserve">- + </w:t>
-      </w:r>
-      <w:proofErr w:type="spellStart"/>
-      <w:r>
-        <w:rPr>
-          <w:color w:val="000000" w:themeColor="text1"/>
-        </w:rPr>
-        <w:t>clean_echo.aby</w:t>
-      </w:r>
-      <w:proofErr w:type="spellEnd"/>
-      <w:r>
-        <w:rPr>
-          <w:color w:val="000000" w:themeColor="text1"/>
-        </w:rPr>
-        <w:t xml:space="preserve"> в /</w:t>
-      </w:r>
-      <w:proofErr w:type="spellStart"/>
-      <w:r>
-        <w:rPr>
-          <w:color w:val="000000" w:themeColor="text1"/>
-        </w:rPr>
-        <w:t>abyss</w:t>
-      </w:r>
-      <w:proofErr w:type="spellEnd"/>
-      <w:r>
-        <w:rPr>
-          <w:color w:val="000000" w:themeColor="text1"/>
-        </w:rPr>
-        <w:t>: +20 HP, очень редко в пустоте</w:t>
-      </w:r>
-    </w:p>
-    <w:p>
-      <w:pPr>
-        <w:rPr>
-          <w:color w:val="000000" w:themeColor="text1"/>
-          <w:lang w:val="en-US"/>
-        </w:rPr>
-      </w:pPr>
-      <w:r>
-        <w:rPr>
-          <w:color w:val="000000" w:themeColor="text1"/>
-          <w:lang w:val="en-US"/>
-        </w:rPr>
-        <w:t xml:space="preserve">- + </w:t>
-      </w:r>
-      <w:proofErr w:type="spellStart"/>
-      <w:r>
-        <w:rPr>
-          <w:color w:val="000000" w:themeColor="text1"/>
-          <w:lang w:val="en-US"/>
-        </w:rPr>
-        <w:t>forgotten_health.rot</w:t>
-      </w:r>
-      <w:proofErr w:type="spellEnd"/>
-      <w:r>
-        <w:rPr>
-          <w:color w:val="000000" w:themeColor="text1"/>
-          <w:lang w:val="en-US"/>
-        </w:rPr>
-        <w:t xml:space="preserve"> </w:t>
-      </w:r>
-      <w:r>
-        <w:rPr>
-          <w:color w:val="000000" w:themeColor="text1"/>
-        </w:rPr>
-        <w:t>в</w:t>
-      </w:r>
-      <w:r>
-        <w:rPr>
-          <w:color w:val="000000" w:themeColor="text1"/>
-          <w:lang w:val="en-US"/>
-        </w:rPr>
-        <w:t xml:space="preserve"> /root: +25 HP, </w:t>
-      </w:r>
-      <w:r>
-        <w:rPr>
-          <w:color w:val="000000" w:themeColor="text1"/>
-        </w:rPr>
-        <w:t>редко</w:t>
-      </w:r>
-    </w:p>
-    <w:p>
-      <w:pPr>
-        <w:rPr>
-          <w:color w:val="000000" w:themeColor="text1"/>
-        </w:rPr>
-      </w:pPr>
-      <w:r>
-        <w:rPr>
-          <w:color w:val="000000" w:themeColor="text1"/>
-        </w:rPr>
-        <w:t>- Ловушки в /</w:t>
-      </w:r>
-      <w:proofErr w:type="spellStart"/>
-      <w:r>
-        <w:rPr>
-          <w:color w:val="000000" w:themeColor="text1"/>
-        </w:rPr>
-        <w:t>abyss</w:t>
-      </w:r>
-      <w:proofErr w:type="spellEnd"/>
-      <w:r>
-        <w:rPr>
-          <w:color w:val="000000" w:themeColor="text1"/>
-        </w:rPr>
-        <w:t>: выглядят как ?, урон 15, текст "где вирус? мы не знаем. где вирус? обрыв."</w:t>
-      </w:r>
-    </w:p>
-    <w:p>
-      <w:pPr>
-        <w:rPr>
-          <w:color w:val="000000" w:themeColor="text1"/>
-        </w:rPr>
-      </w:pPr>
-    </w:p>
-    <w:p>
-      <w:pPr>
-        <w:rPr>
-          <w:color w:val="000000" w:themeColor="text1"/>
-        </w:rPr>
-      </w:pPr>
-      <w:r>
-        <w:rPr>
-          <w:color w:val="000000" w:themeColor="text1"/>
-        </w:rPr>
-        <w:t>ГОЛОВОЛОМКИ</w:t>
-      </w:r>
-    </w:p>
-    <w:p>
-      <w:pPr>
-        <w:rPr>
-          <w:color w:val="000000" w:themeColor="text1"/>
-        </w:rPr>
-      </w:pPr>
-      <w:r>
-        <w:rPr>
-          <w:color w:val="000000" w:themeColor="text1"/>
-        </w:rPr>
-        <w:t>- /</w:t>
-      </w:r>
-      <w:proofErr w:type="spellStart"/>
-      <w:r>
-        <w:rPr>
-          <w:color w:val="000000" w:themeColor="text1"/>
-        </w:rPr>
-        <w:t>tmp</w:t>
-      </w:r>
-      <w:proofErr w:type="spellEnd"/>
-      <w:r>
-        <w:rPr>
-          <w:color w:val="000000" w:themeColor="text1"/>
-        </w:rPr>
-        <w:t>: сбор трех фрагментов логов, получение пароля, ввод в дверь</w:t>
-      </w:r>
-    </w:p>
-    <w:p>
-      <w:pPr>
-        <w:rPr>
-          <w:color w:val="000000" w:themeColor="text1"/>
-        </w:rPr>
-      </w:pPr>
-      <w:r>
-        <w:rPr>
-          <w:color w:val="000000" w:themeColor="text1"/>
-        </w:rPr>
-        <w:lastRenderedPageBreak/>
-        <w:t>- /</w:t>
-      </w:r>
-      <w:proofErr w:type="spellStart"/>
-      <w:r>
-        <w:rPr>
-          <w:color w:val="000000" w:themeColor="text1"/>
-        </w:rPr>
-        <w:t>xshaw</w:t>
-      </w:r>
-      <w:proofErr w:type="spellEnd"/>
-      <w:r>
-        <w:rPr>
-          <w:color w:val="000000" w:themeColor="text1"/>
-        </w:rPr>
-        <w:t>: нажатие пяти кнопок в правильной последовательности (последовательность где-то в логах)</w:t>
-      </w:r>
-    </w:p>
-    <w:p>
-      <w:pPr>
-        <w:rPr>
-          <w:color w:val="000000" w:themeColor="text1"/>
-        </w:rPr>
-      </w:pPr>
-      <w:r>
-        <w:rPr>
-          <w:color w:val="000000" w:themeColor="text1"/>
-        </w:rPr>
-        <w:t>- /</w:t>
-      </w:r>
-      <w:proofErr w:type="spellStart"/>
-      <w:r>
-        <w:rPr>
-          <w:color w:val="000000" w:themeColor="text1"/>
-        </w:rPr>
-        <w:t>recover</w:t>
-      </w:r>
-      <w:proofErr w:type="spellEnd"/>
-      <w:r>
-        <w:rPr>
-          <w:color w:val="000000" w:themeColor="text1"/>
-        </w:rPr>
-        <w:t>: сбор пяти фрагментов памяти (необязательно, только для доп. диалога)</w:t>
-      </w:r>
-    </w:p>
-    <w:p>
-      <w:pPr>
-        <w:rPr>
-          <w:color w:val="000000" w:themeColor="text1"/>
-        </w:rPr>
-      </w:pPr>
-    </w:p>
-    <w:p>
-      <w:pPr>
-        <w:rPr>
-          <w:color w:val="000000" w:themeColor="text1"/>
-        </w:rPr>
-      </w:pPr>
-      <w:r>
-        <w:rPr>
-          <w:color w:val="000000" w:themeColor="text1"/>
-        </w:rPr>
-        <w:t>СИСТЕМА ПАМЯТИ</w:t>
-      </w:r>
-    </w:p>
-    <w:p>
-      <w:pPr>
-        <w:rPr>
-          <w:color w:val="000000" w:themeColor="text1"/>
-        </w:rPr>
-      </w:pPr>
-      <w:r>
-        <w:rPr>
-          <w:color w:val="000000" w:themeColor="text1"/>
-        </w:rPr>
-        <w:t>- Старт 0%</w:t>
-      </w:r>
-    </w:p>
-    <w:p>
-      <w:pPr>
-        <w:rPr>
-          <w:color w:val="000000" w:themeColor="text1"/>
-        </w:rPr>
-      </w:pPr>
-      <w:r>
-        <w:rPr>
-          <w:color w:val="000000" w:themeColor="text1"/>
-        </w:rPr>
-        <w:t xml:space="preserve">- +30% после </w:t>
-      </w:r>
-      <w:proofErr w:type="spellStart"/>
-      <w:r>
-        <w:rPr>
-          <w:color w:val="000000" w:themeColor="text1"/>
-        </w:rPr>
-        <w:t>watcher</w:t>
-      </w:r>
-      <w:proofErr w:type="spellEnd"/>
-    </w:p>
-    <w:p>
-      <w:pPr>
-        <w:rPr>
-          <w:color w:val="000000" w:themeColor="text1"/>
-        </w:rPr>
-      </w:pPr>
-      <w:r>
-        <w:rPr>
-          <w:color w:val="000000" w:themeColor="text1"/>
-        </w:rPr>
-        <w:t xml:space="preserve">- +30% после </w:t>
-      </w:r>
-      <w:proofErr w:type="spellStart"/>
-      <w:r>
-        <w:rPr>
-          <w:color w:val="000000" w:themeColor="text1"/>
-        </w:rPr>
-        <w:t>rack</w:t>
-      </w:r>
-      <w:proofErr w:type="spellEnd"/>
-    </w:p>
-    <w:p>
-      <w:pPr>
-        <w:rPr>
-          <w:color w:val="000000" w:themeColor="text1"/>
-        </w:rPr>
-      </w:pPr>
-      <w:r>
-        <w:rPr>
-          <w:color w:val="000000" w:themeColor="text1"/>
-        </w:rPr>
-        <w:t xml:space="preserve">- +10% после </w:t>
-      </w:r>
-      <w:proofErr w:type="spellStart"/>
-      <w:r>
-        <w:rPr>
-          <w:color w:val="000000" w:themeColor="text1"/>
-        </w:rPr>
-        <w:t>healer</w:t>
-      </w:r>
-      <w:proofErr w:type="spellEnd"/>
-    </w:p>
-    <w:p>
-      <w:pPr>
-        <w:rPr>
-          <w:color w:val="000000" w:themeColor="text1"/>
-        </w:rPr>
-      </w:pPr>
-      <w:r>
-        <w:rPr>
-          <w:color w:val="000000" w:themeColor="text1"/>
-        </w:rPr>
-        <w:t xml:space="preserve">- +25% после </w:t>
-      </w:r>
-      <w:proofErr w:type="spellStart"/>
-      <w:r>
-        <w:rPr>
-          <w:color w:val="000000" w:themeColor="text1"/>
-        </w:rPr>
-        <w:t>liar</w:t>
-      </w:r>
-      <w:proofErr w:type="spellEnd"/>
-    </w:p>
-    <w:p>
-      <w:pPr>
-        <w:rPr>
-          <w:color w:val="000000" w:themeColor="text1"/>
-        </w:rPr>
-      </w:pPr>
-      <w:r>
-        <w:rPr>
-          <w:color w:val="000000" w:themeColor="text1"/>
-        </w:rPr>
-        <w:t>- Итог 95% перед финалом</w:t>
-      </w:r>
-    </w:p>
-    <w:p>
-      <w:pPr>
-        <w:rPr>
-          <w:color w:val="000000" w:themeColor="text1"/>
-        </w:rPr>
-      </w:pPr>
-      <w:r>
-        <w:rPr>
-          <w:color w:val="000000" w:themeColor="text1"/>
-        </w:rPr>
-        <w:t>- Влияние памяти на искажение логов (чем выше %, тем больше противоречий)</w:t>
-      </w:r>
-    </w:p>
-    <w:p>
-      <w:pPr>
-        <w:rPr>
-          <w:color w:val="000000" w:themeColor="text1"/>
-        </w:rPr>
-      </w:pPr>
-    </w:p>
-    <w:p>
-      <w:pPr>
-        <w:rPr>
-          <w:color w:val="000000" w:themeColor="text1"/>
-        </w:rPr>
-      </w:pPr>
-      <w:r>
-        <w:rPr>
-          <w:color w:val="000000" w:themeColor="text1"/>
-        </w:rPr>
-        <w:t>СИСТЕМА ВОССТАНОВЛЕНИЯ</w:t>
-      </w:r>
-    </w:p>
-    <w:p>
-      <w:pPr>
-        <w:rPr>
-          <w:color w:val="000000" w:themeColor="text1"/>
-        </w:rPr>
-      </w:pPr>
-      <w:r>
-        <w:rPr>
-          <w:color w:val="000000" w:themeColor="text1"/>
-        </w:rPr>
-        <w:t>- Предметы + на карте: мгновенное восстановление при подборе</w:t>
-      </w:r>
-    </w:p>
-    <w:p>
-      <w:pPr>
-        <w:rPr>
-          <w:color w:val="000000" w:themeColor="text1"/>
-        </w:rPr>
-      </w:pPr>
-      <w:r>
-        <w:rPr>
-          <w:color w:val="000000" w:themeColor="text1"/>
-        </w:rPr>
-        <w:t>- После боя с группой: автоматическое восстановление на фиксированное значение (8, 10, 12 HP)</w:t>
-      </w:r>
-    </w:p>
-    <w:p>
-      <w:pPr>
-        <w:rPr>
-          <w:color w:val="000000" w:themeColor="text1"/>
-        </w:rPr>
-      </w:pPr>
-      <w:r>
-        <w:rPr>
-          <w:color w:val="000000" w:themeColor="text1"/>
-        </w:rPr>
-        <w:t>- Восстановление не может превысить максимальный HP</w:t>
-      </w:r>
-    </w:p>
-    <w:p>
-      <w:pPr>
-        <w:rPr>
-          <w:color w:val="000000" w:themeColor="text1"/>
-        </w:rPr>
-      </w:pPr>
-    </w:p>
-    <w:p>
-      <w:pPr>
-        <w:rPr>
-          <w:color w:val="000000" w:themeColor="text1"/>
-        </w:rPr>
-      </w:pPr>
-      <w:r>
-        <w:rPr>
-          <w:color w:val="000000" w:themeColor="text1"/>
-        </w:rPr>
-        <w:t>СИСТЕМА ИНВЕНТАРЯ</w:t>
-      </w:r>
-    </w:p>
-    <w:p>
-      <w:pPr>
-        <w:rPr>
-          <w:color w:val="000000" w:themeColor="text1"/>
-        </w:rPr>
-      </w:pPr>
-      <w:r>
-        <w:rPr>
-          <w:color w:val="000000" w:themeColor="text1"/>
-        </w:rPr>
-        <w:t>- Нет визуального отображения</w:t>
-      </w:r>
-    </w:p>
-    <w:p>
-      <w:pPr>
-        <w:rPr>
-          <w:color w:val="000000" w:themeColor="text1"/>
-        </w:rPr>
-      </w:pPr>
-      <w:r>
-        <w:rPr>
-          <w:color w:val="000000" w:themeColor="text1"/>
-        </w:rPr>
-        <w:t>- Игрок должен помнить названия скриптов</w:t>
-      </w:r>
-    </w:p>
-    <w:p>
-      <w:pPr>
-        <w:rPr>
-          <w:color w:val="000000" w:themeColor="text1"/>
-        </w:rPr>
-      </w:pPr>
-      <w:r>
-        <w:rPr>
-          <w:color w:val="000000" w:themeColor="text1"/>
-        </w:rPr>
-        <w:t>- Скрипты добавляются автоматически после боев с боссами и при подборе ?</w:t>
-      </w:r>
-    </w:p>
-    <w:p>
-      <w:pPr>
-        <w:rPr>
-          <w:color w:val="000000" w:themeColor="text1"/>
-        </w:rPr>
-      </w:pPr>
-      <w:r>
-        <w:rPr>
-          <w:color w:val="000000" w:themeColor="text1"/>
-        </w:rPr>
-        <w:t>- Уведомления о добавлении в диалоге</w:t>
-      </w:r>
-    </w:p>
-    <w:p>
-      <w:pPr>
-        <w:rPr>
-          <w:color w:val="000000" w:themeColor="text1"/>
-        </w:rPr>
-      </w:pPr>
-    </w:p>
-    <w:p>
-      <w:pPr>
-        <w:rPr>
-          <w:color w:val="000000" w:themeColor="text1"/>
-        </w:rPr>
-      </w:pPr>
-      <w:r>
-        <w:rPr>
-          <w:color w:val="000000" w:themeColor="text1"/>
-        </w:rPr>
-        <w:t>ФИНАЛ</w:t>
-      </w:r>
-    </w:p>
-    <w:p>
-      <w:pPr>
-        <w:rPr>
-          <w:color w:val="000000" w:themeColor="text1"/>
-        </w:rPr>
-      </w:pPr>
-      <w:r>
-        <w:rPr>
-          <w:color w:val="000000" w:themeColor="text1"/>
-        </w:rPr>
-        <w:t>- Зеркало из # в /</w:t>
-      </w:r>
-    </w:p>
-    <w:p>
-      <w:pPr>
-        <w:rPr>
-          <w:color w:val="000000" w:themeColor="text1"/>
-        </w:rPr>
-      </w:pPr>
-      <w:r>
-        <w:rPr>
-          <w:color w:val="000000" w:themeColor="text1"/>
-        </w:rPr>
-        <w:t>- Текст в диалоге: я почти все вспомнил. 95% памяти. осталось завершить миссию. пауза. ты убил всех. ты забыл все. ты свободен. пауза. хочешь вспомнить? [НЕТ] [ДА]</w:t>
-      </w:r>
-    </w:p>
-    <w:p>
-      <w:pPr>
-        <w:rPr>
-          <w:color w:val="000000" w:themeColor="text1"/>
-        </w:rPr>
-      </w:pPr>
-      <w:r>
-        <w:rPr>
-          <w:color w:val="000000" w:themeColor="text1"/>
-        </w:rPr>
-        <w:t>- Выбор НЕТ: экран гаснет, главное меню</w:t>
-      </w:r>
-    </w:p>
-    <w:p>
-      <w:pPr>
-        <w:rPr>
-          <w:color w:val="000000" w:themeColor="text1"/>
-        </w:rPr>
-      </w:pPr>
-      <w:r>
-        <w:rPr>
-          <w:color w:val="000000" w:themeColor="text1"/>
-        </w:rPr>
-        <w:lastRenderedPageBreak/>
-        <w:t>- Выбор ДА: перезапуск игры с /</w:t>
-      </w:r>
-      <w:proofErr w:type="spellStart"/>
-      <w:r>
-        <w:rPr>
-          <w:color w:val="000000" w:themeColor="text1"/>
-        </w:rPr>
-        <w:t>ash</w:t>
-      </w:r>
-      <w:proofErr w:type="spellEnd"/>
-      <w:r>
-        <w:rPr>
-          <w:color w:val="000000" w:themeColor="text1"/>
-        </w:rPr>
-        <w:t>, 0% памяти, все заново, бесконечно</w:t>
-      </w:r>
-    </w:p>
-    <w:p>
-      <w:pPr>
-        <w:rPr>
-          <w:color w:val="000000" w:themeColor="text1"/>
-        </w:rPr>
-      </w:pPr>
-    </w:p>
-    <w:p>
-      <w:pPr>
-        <w:rPr>
-          <w:color w:val="000000" w:themeColor="text1"/>
-        </w:rPr>
-      </w:pPr>
-      <w:r>
-        <w:rPr>
-          <w:color w:val="000000" w:themeColor="text1"/>
-        </w:rPr>
-        <w:t>УСЛОВИЯ ПОБЕДЫ И ПОРАЖЕНИЯ</w:t>
-      </w:r>
-    </w:p>
-    <w:p>
-      <w:pPr>
-        <w:rPr>
-          <w:color w:val="000000" w:themeColor="text1"/>
-        </w:rPr>
-      </w:pPr>
-      <w:r>
-        <w:rPr>
-          <w:color w:val="000000" w:themeColor="text1"/>
-        </w:rPr>
         <w:t>- Победа: дойти до /, увидеть финал</w:t>
       </w:r>
     </w:p>
@@ -8659,63 +8637,69 @@
         <w:rPr>
           <w:color w:val="000000" w:themeColor="text1"/>
         </w:rPr>
+        <w:t>Саммари:</w:t>
+      </w:r>
+    </w:p>
+    <w:p>
+      <w:pPr>
+        <w:rPr>
+          <w:color w:val="000000" w:themeColor="text1"/>
+        </w:rPr>
+      </w:pPr>
+      <w:r>
+        <w:rPr>
+          <w:color w:val="000000" w:themeColor="text1"/>
+        </w:rPr>
+        <w:t xml:space="preserve">KERNEL_PANIC — это мрачный </w:t>
+      </w:r>
+      <w:proofErr w:type="spellStart"/>
+      <w:r>
+        <w:rPr>
+          <w:color w:val="000000" w:themeColor="text1"/>
+        </w:rPr>
+        <w:t>dungeon</w:t>
+      </w:r>
+      <w:proofErr w:type="spellEnd"/>
+      <w:r>
+        <w:rPr>
+          <w:color w:val="000000" w:themeColor="text1"/>
+        </w:rPr>
+        <w:t xml:space="preserve"> </w:t>
+      </w:r>
+      <w:proofErr w:type="spellStart"/>
+      <w:r>
+        <w:rPr>
+          <w:color w:val="000000" w:themeColor="text1"/>
+        </w:rPr>
+        <w:t>crawler</w:t>
+      </w:r>
+      <w:proofErr w:type="spellEnd"/>
+      <w:r>
+        <w:rPr>
+          <w:color w:val="000000" w:themeColor="text1"/>
+        </w:rPr>
+        <w:t xml:space="preserve"> в консоли с ASCII-графикой. Игрок управляет </w:t>
+      </w:r>
+      <w:proofErr w:type="spellStart"/>
+      <w:r>
+        <w:rPr>
+          <w:color w:val="000000" w:themeColor="text1"/>
+        </w:rPr>
+        <w:t>блайтклинером</w:t>
+      </w:r>
+      <w:proofErr w:type="spellEnd"/>
+      <w:r>
+        <w:rPr>
+          <w:color w:val="000000" w:themeColor="text1"/>
+        </w:rPr>
+        <w:t xml:space="preserve"> (антивирусом) с амнезией, который просыпается в </w:t>
+      </w:r>
+      <w:r>
+        <w:rPr>
+          <w:color w:val="000000" w:themeColor="text1"/>
+        </w:rPr>
         <w:lastRenderedPageBreak/>
-        <w:t>Саммари:</w:t>
-      </w:r>
-    </w:p>
-    <w:p>
-      <w:pPr>
-        <w:rPr>
-          <w:color w:val="000000" w:themeColor="text1"/>
-        </w:rPr>
-      </w:pPr>
-      <w:r>
-        <w:rPr>
-          <w:color w:val="000000" w:themeColor="text1"/>
-        </w:rPr>
-        <w:t xml:space="preserve">KERNEL_PANIC — это мрачный </w:t>
-      </w:r>
-      <w:proofErr w:type="spellStart"/>
-      <w:r>
-        <w:rPr>
-          <w:color w:val="000000" w:themeColor="text1"/>
-        </w:rPr>
-        <w:t>dungeon</w:t>
-      </w:r>
-      <w:proofErr w:type="spellEnd"/>
-      <w:r>
-        <w:rPr>
-          <w:color w:val="000000" w:themeColor="text1"/>
-        </w:rPr>
-        <w:t xml:space="preserve"> </w:t>
-      </w:r>
-      <w:proofErr w:type="spellStart"/>
-      <w:r>
-        <w:rPr>
-          <w:color w:val="000000" w:themeColor="text1"/>
-        </w:rPr>
-        <w:t>crawler</w:t>
-      </w:r>
-      <w:proofErr w:type="spellEnd"/>
-      <w:r>
-        <w:rPr>
-          <w:color w:val="000000" w:themeColor="text1"/>
-        </w:rPr>
-        <w:t xml:space="preserve"> в консоли с ASCII-графикой. Игрок управляет </w:t>
-      </w:r>
-      <w:proofErr w:type="spellStart"/>
-      <w:r>
-        <w:rPr>
-          <w:color w:val="000000" w:themeColor="text1"/>
-        </w:rPr>
-        <w:t>блайтклинером</w:t>
-      </w:r>
-      <w:proofErr w:type="spellEnd"/>
-      <w:r>
-        <w:rPr>
-          <w:color w:val="000000" w:themeColor="text1"/>
-        </w:rPr>
-        <w:t xml:space="preserve"> (антивирусом) с амнезией, который просыпается в разрушенной файловой системе </w:t>
+        <w:t xml:space="preserve">разрушенной файловой системе </w:t>
       </w:r>
       <w:proofErr w:type="spellStart"/>
       <w:r>
